--- a/CV_word/Arizona State/associate/CV2023-05.docx
+++ b/CV_word/Arizona State/associate/CV2023-05.docx
@@ -1,11 +1,11 @@
 
 <file path=word/document.xml><?xml version="1.0" encoding="utf-8"?>
-<w:document xmlns:mc="http://schemas.openxmlformats.org/markup-compatibility/2006" xmlns:ve="http://schemas.openxmlformats.org/markup-compatibility/2006" xmlns:o="urn:schemas-microsoft-com:office:office" xmlns:r="http://schemas.openxmlformats.org/officeDocument/2006/relationships" xmlns:m="http://schemas.openxmlformats.org/officeDocument/2006/math" xmlns:v="urn:schemas-microsoft-com:vml" xmlns:wp="http://schemas.openxmlformats.org/drawingml/2006/wordprocessingDrawing" xmlns:w10="urn:schemas-microsoft-com:office:word" xmlns:w="http://schemas.openxmlformats.org/wordprocessingml/2006/main" xmlns:wne="http://schemas.microsoft.com/office/word/2006/wordml" xmlns:a="http://schemas.openxmlformats.org/drawingml/2006/main" xmlns:pic="http://schemas.openxmlformats.org/drawingml/2006/picture" xmlns:wpg="http://schemas.microsoft.com/office/word/2010/wordprocessingGroup" xmlns:wps="http://schemas.microsoft.com/office/word/2010/wordprocessingShape" xmlns:w14="http://schemas.microsoft.com/office/word/2010/wordml" mc:Ignorable="w14" xml:space="preserve">
+<w:document xmlns:wpc="http://schemas.microsoft.com/office/word/2010/wordprocessingCanvas" xmlns:cx="http://schemas.microsoft.com/office/drawing/2014/chartex" xmlns:cx1="http://schemas.microsoft.com/office/drawing/2015/9/8/chartex" xmlns:cx2="http://schemas.microsoft.com/office/drawing/2015/10/21/chartex" xmlns:cx3="http://schemas.microsoft.com/office/drawing/2016/5/9/chartex" xmlns:cx4="http://schemas.microsoft.com/office/drawing/2016/5/10/chartex" xmlns:cx5="http://schemas.microsoft.com/office/drawing/2016/5/11/chartex" xmlns:cx6="http://schemas.microsoft.com/office/drawing/2016/5/12/chartex" xmlns:cx7="http://schemas.microsoft.com/office/drawing/2016/5/13/chartex" xmlns:cx8="http://schemas.microsoft.com/office/drawing/2016/5/14/chartex" xmlns:mc="http://schemas.openxmlformats.org/markup-compatibility/2006" xmlns:aink="http://schemas.microsoft.com/office/drawing/2016/ink" xmlns:am3d="http://schemas.microsoft.com/office/drawing/2017/model3d" xmlns:o="urn:schemas-microsoft-com:office:office" xmlns:oel="http://schemas.microsoft.com/office/2019/extlst" xmlns:r="http://schemas.openxmlformats.org/officeDocument/2006/relationships" xmlns:m="http://schemas.openxmlformats.org/officeDocument/2006/math" xmlns:v="urn:schemas-microsoft-com:vml" xmlns:wp14="http://schemas.microsoft.com/office/word/2010/wordprocessingDrawing" xmlns:wp="http://schemas.openxmlformats.org/drawingml/2006/wordprocessingDrawing" xmlns:w10="urn:schemas-microsoft-com:office:word" xmlns:w="http://schemas.openxmlformats.org/wordprocessingml/2006/main" xmlns:w14="http://schemas.microsoft.com/office/word/2010/wordml" xmlns:w15="http://schemas.microsoft.com/office/word/2012/wordml" xmlns:w16cex="http://schemas.microsoft.com/office/word/2018/wordml/cex" xmlns:w16cid="http://schemas.microsoft.com/office/word/2016/wordml/cid" xmlns:w16="http://schemas.microsoft.com/office/word/2018/wordml" xmlns:w16du="http://schemas.microsoft.com/office/word/2023/wordml/word16du" xmlns:w16sdtdh="http://schemas.microsoft.com/office/word/2020/wordml/sdtdatahash" xmlns:w16sdtfl="http://schemas.microsoft.com/office/word/2024/wordml/sdtformatlock" xmlns:w16se="http://schemas.microsoft.com/office/word/2015/wordml/symex" xmlns:wpg="http://schemas.microsoft.com/office/word/2010/wordprocessingGroup" xmlns:wpi="http://schemas.microsoft.com/office/word/2010/wordprocessingInk" xmlns:wne="http://schemas.microsoft.com/office/word/2006/wordml" xmlns:wps="http://schemas.microsoft.com/office/word/2010/wordprocessingShape" mc:Ignorable="w14 w15 w16se w16cid w16 w16cex w16sdtdh w16sdtfl w16du wp14">
   <w:body>
     <w:p>
       <w:pPr>
-        <w:pStyle w:val="BodyText"/>
-        <w:spacing w:line="252" w:lineRule="exact" w:before="72"/>
+        <w:pStyle w:val="a3"/>
+        <w:spacing w:before="72" w:line="252" w:lineRule="exact"/>
         <w:ind w:left="0" w:right="1"/>
         <w:jc w:val="center"/>
       </w:pPr>
@@ -25,20 +25,18 @@
     </w:p>
     <w:p>
       <w:pPr>
-        <w:spacing w:line="276" w:lineRule="exact" w:before="0"/>
-        <w:ind w:left="1" w:right="1" w:firstLine="0"/>
+        <w:spacing w:line="276" w:lineRule="exact"/>
+        <w:ind w:left="1" w:right="1"/>
         <w:jc w:val="center"/>
         <w:rPr>
           <w:rFonts w:ascii="Palatino Linotype"/>
           <w:b/>
-          <w:sz w:val="22"/>
         </w:rPr>
       </w:pPr>
       <w:r>
         <w:rPr>
           <w:rFonts w:ascii="Palatino Linotype"/>
           <w:b/>
-          <w:sz w:val="22"/>
         </w:rPr>
         <w:t>Manjira</w:t>
       </w:r>
@@ -47,36 +45,32 @@
           <w:rFonts w:ascii="Palatino Linotype"/>
           <w:b/>
           <w:spacing w:val="-5"/>
-          <w:sz w:val="22"/>
-        </w:rPr>
-        <w:t> </w:t>
+        </w:rPr>
+        <w:t xml:space="preserve"> </w:t>
       </w:r>
       <w:r>
         <w:rPr>
           <w:rFonts w:ascii="Palatino Linotype"/>
           <w:b/>
           <w:spacing w:val="-2"/>
-          <w:sz w:val="22"/>
         </w:rPr>
         <w:t>Datta</w:t>
       </w:r>
     </w:p>
     <w:p>
       <w:pPr>
-        <w:spacing w:line="265" w:lineRule="exact" w:before="0"/>
-        <w:ind w:left="1" w:right="1" w:firstLine="0"/>
+        <w:spacing w:line="265" w:lineRule="exact"/>
+        <w:ind w:left="1" w:right="1"/>
         <w:jc w:val="center"/>
         <w:rPr>
           <w:rFonts w:ascii="Palatino Linotype"/>
           <w:b/>
-          <w:sz w:val="22"/>
         </w:rPr>
       </w:pPr>
       <w:r>
         <w:rPr>
           <w:rFonts w:ascii="Palatino Linotype"/>
           <w:b/>
-          <w:sz w:val="22"/>
         </w:rPr>
         <w:t>Associate</w:t>
       </w:r>
@@ -85,15 +79,13 @@
           <w:rFonts w:ascii="Palatino Linotype"/>
           <w:b/>
           <w:spacing w:val="-5"/>
-          <w:sz w:val="22"/>
-        </w:rPr>
-        <w:t> </w:t>
+        </w:rPr>
+        <w:t xml:space="preserve"> </w:t>
       </w:r>
       <w:r>
         <w:rPr>
           <w:rFonts w:ascii="Palatino Linotype"/>
           <w:b/>
-          <w:sz w:val="22"/>
         </w:rPr>
         <w:t>Professor,</w:t>
       </w:r>
@@ -102,15 +94,13 @@
           <w:rFonts w:ascii="Palatino Linotype"/>
           <w:b/>
           <w:spacing w:val="-6"/>
-          <w:sz w:val="22"/>
-        </w:rPr>
-        <w:t> </w:t>
+        </w:rPr>
+        <w:t xml:space="preserve"> </w:t>
       </w:r>
       <w:r>
         <w:rPr>
           <w:rFonts w:ascii="Palatino Linotype"/>
           <w:b/>
-          <w:sz w:val="22"/>
         </w:rPr>
         <w:t>Department</w:t>
       </w:r>
@@ -119,15 +109,13 @@
           <w:rFonts w:ascii="Palatino Linotype"/>
           <w:b/>
           <w:spacing w:val="-3"/>
-          <w:sz w:val="22"/>
-        </w:rPr>
-        <w:t> </w:t>
+        </w:rPr>
+        <w:t xml:space="preserve"> </w:t>
       </w:r>
       <w:r>
         <w:rPr>
           <w:rFonts w:ascii="Palatino Linotype"/>
           <w:b/>
-          <w:sz w:val="22"/>
         </w:rPr>
         <w:t>of</w:t>
       </w:r>
@@ -136,36 +124,31 @@
           <w:rFonts w:ascii="Palatino Linotype"/>
           <w:b/>
           <w:spacing w:val="-4"/>
-          <w:sz w:val="22"/>
-        </w:rPr>
-        <w:t> </w:t>
+        </w:rPr>
+        <w:t xml:space="preserve"> </w:t>
       </w:r>
       <w:r>
         <w:rPr>
           <w:rFonts w:ascii="Palatino Linotype"/>
           <w:b/>
           <w:spacing w:val="-2"/>
-          <w:sz w:val="22"/>
         </w:rPr>
         <w:t>Economics</w:t>
       </w:r>
     </w:p>
     <w:p>
       <w:pPr>
-        <w:spacing w:line="265" w:lineRule="exact" w:before="0"/>
-        <w:ind w:left="2188" w:right="0" w:firstLine="0"/>
-        <w:jc w:val="left"/>
+        <w:spacing w:line="265" w:lineRule="exact"/>
+        <w:ind w:left="2188"/>
         <w:rPr>
           <w:rFonts w:ascii="Palatino Linotype"/>
           <w:b/>
-          <w:sz w:val="22"/>
         </w:rPr>
       </w:pPr>
       <w:r>
         <w:rPr>
           <w:rFonts w:ascii="Palatino Linotype"/>
           <w:b/>
-          <w:sz w:val="22"/>
         </w:rPr>
         <w:t>W.</w:t>
       </w:r>
@@ -174,15 +157,13 @@
           <w:rFonts w:ascii="Palatino Linotype"/>
           <w:b/>
           <w:spacing w:val="-2"/>
-          <w:sz w:val="22"/>
-        </w:rPr>
-        <w:t> </w:t>
+        </w:rPr>
+        <w:t xml:space="preserve"> </w:t>
       </w:r>
       <w:r>
         <w:rPr>
           <w:rFonts w:ascii="Palatino Linotype"/>
           <w:b/>
-          <w:sz w:val="22"/>
         </w:rPr>
         <w:t>P.</w:t>
       </w:r>
@@ -191,15 +172,13 @@
           <w:rFonts w:ascii="Palatino Linotype"/>
           <w:b/>
           <w:spacing w:val="-2"/>
-          <w:sz w:val="22"/>
-        </w:rPr>
-        <w:t> </w:t>
+        </w:rPr>
+        <w:t xml:space="preserve"> </w:t>
       </w:r>
       <w:r>
         <w:rPr>
           <w:rFonts w:ascii="Palatino Linotype"/>
           <w:b/>
-          <w:sz w:val="22"/>
         </w:rPr>
         <w:t>Carey</w:t>
       </w:r>
@@ -208,15 +187,13 @@
           <w:rFonts w:ascii="Palatino Linotype"/>
           <w:b/>
           <w:spacing w:val="-4"/>
-          <w:sz w:val="22"/>
-        </w:rPr>
-        <w:t> </w:t>
+        </w:rPr>
+        <w:t xml:space="preserve"> </w:t>
       </w:r>
       <w:r>
         <w:rPr>
           <w:rFonts w:ascii="Palatino Linotype"/>
           <w:b/>
-          <w:sz w:val="22"/>
         </w:rPr>
         <w:t>School of</w:t>
       </w:r>
@@ -225,15 +202,13 @@
           <w:rFonts w:ascii="Palatino Linotype"/>
           <w:b/>
           <w:spacing w:val="-4"/>
-          <w:sz w:val="22"/>
-        </w:rPr>
-        <w:t> </w:t>
+        </w:rPr>
+        <w:t xml:space="preserve"> </w:t>
       </w:r>
       <w:r>
         <w:rPr>
           <w:rFonts w:ascii="Palatino Linotype"/>
           <w:b/>
-          <w:sz w:val="22"/>
         </w:rPr>
         <w:t>Business,</w:t>
       </w:r>
@@ -242,15 +217,13 @@
           <w:rFonts w:ascii="Palatino Linotype"/>
           <w:b/>
           <w:spacing w:val="-2"/>
-          <w:sz w:val="22"/>
-        </w:rPr>
-        <w:t> </w:t>
+        </w:rPr>
+        <w:t xml:space="preserve"> </w:t>
       </w:r>
       <w:r>
         <w:rPr>
           <w:rFonts w:ascii="Palatino Linotype"/>
           <w:b/>
-          <w:sz w:val="22"/>
         </w:rPr>
         <w:t>Arizona</w:t>
       </w:r>
@@ -259,15 +232,13 @@
           <w:rFonts w:ascii="Palatino Linotype"/>
           <w:b/>
           <w:spacing w:val="-1"/>
-          <w:sz w:val="22"/>
-        </w:rPr>
-        <w:t> </w:t>
+        </w:rPr>
+        <w:t xml:space="preserve"> </w:t>
       </w:r>
       <w:r>
         <w:rPr>
           <w:rFonts w:ascii="Palatino Linotype"/>
           <w:b/>
-          <w:sz w:val="22"/>
         </w:rPr>
         <w:t>State</w:t>
       </w:r>
@@ -276,36 +247,31 @@
           <w:rFonts w:ascii="Palatino Linotype"/>
           <w:b/>
           <w:spacing w:val="-5"/>
-          <w:sz w:val="22"/>
-        </w:rPr>
-        <w:t> </w:t>
+        </w:rPr>
+        <w:t xml:space="preserve"> </w:t>
       </w:r>
       <w:r>
         <w:rPr>
           <w:rFonts w:ascii="Palatino Linotype"/>
           <w:b/>
           <w:spacing w:val="-2"/>
-          <w:sz w:val="22"/>
         </w:rPr>
         <w:t>University</w:t>
       </w:r>
     </w:p>
     <w:p>
       <w:pPr>
-        <w:spacing w:line="282" w:lineRule="exact" w:before="0"/>
-        <w:ind w:left="1413" w:right="0" w:firstLine="0"/>
-        <w:jc w:val="left"/>
+        <w:spacing w:line="282" w:lineRule="exact"/>
+        <w:ind w:left="1413"/>
         <w:rPr>
           <w:rFonts w:ascii="Palatino Linotype"/>
           <w:b/>
-          <w:sz w:val="22"/>
         </w:rPr>
       </w:pPr>
       <w:r>
         <w:rPr>
           <w:rFonts w:ascii="Palatino Linotype"/>
           <w:b/>
-          <w:sz w:val="22"/>
         </w:rPr>
         <w:t>Phone:</w:t>
       </w:r>
@@ -314,15 +280,13 @@
           <w:rFonts w:ascii="Palatino Linotype"/>
           <w:b/>
           <w:spacing w:val="-5"/>
-          <w:sz w:val="22"/>
-        </w:rPr>
-        <w:t> </w:t>
+        </w:rPr>
+        <w:t xml:space="preserve"> </w:t>
       </w:r>
       <w:r>
         <w:rPr>
           <w:rFonts w:ascii="Palatino Linotype"/>
           <w:b/>
-          <w:sz w:val="22"/>
         </w:rPr>
         <w:t>(480)-965-6433,</w:t>
       </w:r>
@@ -331,15 +295,13 @@
           <w:rFonts w:ascii="Palatino Linotype"/>
           <w:b/>
           <w:spacing w:val="-5"/>
-          <w:sz w:val="22"/>
-        </w:rPr>
-        <w:t> </w:t>
+        </w:rPr>
+        <w:t xml:space="preserve"> </w:t>
       </w:r>
       <w:r>
         <w:rPr>
           <w:rFonts w:ascii="Palatino Linotype"/>
           <w:b/>
-          <w:sz w:val="22"/>
         </w:rPr>
         <w:t>Fax:</w:t>
       </w:r>
@@ -348,15 +310,13 @@
           <w:rFonts w:ascii="Palatino Linotype"/>
           <w:b/>
           <w:spacing w:val="-5"/>
-          <w:sz w:val="22"/>
-        </w:rPr>
-        <w:t> </w:t>
+        </w:rPr>
+        <w:t xml:space="preserve"> </w:t>
       </w:r>
       <w:r>
         <w:rPr>
           <w:rFonts w:ascii="Palatino Linotype"/>
           <w:b/>
-          <w:sz w:val="22"/>
         </w:rPr>
         <w:t>(480)-965-0748,</w:t>
       </w:r>
@@ -365,15 +325,13 @@
           <w:rFonts w:ascii="Palatino Linotype"/>
           <w:b/>
           <w:spacing w:val="-5"/>
-          <w:sz w:val="22"/>
-        </w:rPr>
-        <w:t> </w:t>
+        </w:rPr>
+        <w:t xml:space="preserve"> </w:t>
       </w:r>
       <w:r>
         <w:rPr>
           <w:rFonts w:ascii="Palatino Linotype"/>
           <w:b/>
-          <w:sz w:val="22"/>
         </w:rPr>
         <w:t>E-mail:</w:t>
       </w:r>
@@ -382,17 +340,15 @@
           <w:rFonts w:ascii="Palatino Linotype"/>
           <w:b/>
           <w:spacing w:val="-5"/>
-          <w:sz w:val="22"/>
-        </w:rPr>
-        <w:t> </w:t>
-      </w:r>
-      <w:hyperlink r:id="rId5">
+        </w:rPr>
+        <w:t xml:space="preserve"> </w:t>
+      </w:r>
+      <w:hyperlink r:id="rId4">
         <w:r>
           <w:rPr>
             <w:rFonts w:ascii="Palatino Linotype"/>
             <w:b/>
             <w:spacing w:val="-2"/>
-            <w:sz w:val="22"/>
           </w:rPr>
           <w:t>manjira.datta@asu.edu</w:t>
         </w:r>
@@ -400,7 +356,7 @@
     </w:p>
     <w:p>
       <w:pPr>
-        <w:pStyle w:val="BodyText"/>
+        <w:pStyle w:val="a3"/>
         <w:spacing w:before="206"/>
         <w:ind w:left="0"/>
         <w:rPr>
@@ -411,9 +367,9 @@
     </w:p>
     <w:p>
       <w:pPr>
-        <w:pStyle w:val="BodyText"/>
+        <w:pStyle w:val="a3"/>
         <w:tabs>
-          <w:tab w:pos="1799" w:val="left" w:leader="none"/>
+          <w:tab w:val="left" w:pos="1799"/>
         </w:tabs>
         <w:spacing w:line="296" w:lineRule="exact"/>
       </w:pPr>
@@ -434,7 +390,6 @@
         <w:t>:</w:t>
       </w:r>
       <w:r>
-        <w:rPr/>
         <w:tab/>
       </w:r>
       <w:r>
@@ -448,7 +403,7 @@
           <w:spacing w:val="10"/>
           <w:w w:val="105"/>
         </w:rPr>
-        <w:t> </w:t>
+        <w:t xml:space="preserve"> </w:t>
       </w:r>
       <w:r>
         <w:rPr>
@@ -461,7 +416,7 @@
           <w:spacing w:val="11"/>
           <w:w w:val="105"/>
         </w:rPr>
-        <w:t> </w:t>
+        <w:t xml:space="preserve"> </w:t>
       </w:r>
       <w:r>
         <w:rPr>
@@ -474,7 +429,7 @@
           <w:spacing w:val="10"/>
           <w:w w:val="105"/>
         </w:rPr>
-        <w:t> </w:t>
+        <w:t xml:space="preserve"> </w:t>
       </w:r>
       <w:r>
         <w:rPr>
@@ -487,7 +442,7 @@
           <w:spacing w:val="9"/>
           <w:w w:val="105"/>
         </w:rPr>
-        <w:t> </w:t>
+        <w:t xml:space="preserve"> </w:t>
       </w:r>
       <w:r>
         <w:rPr>
@@ -500,7 +455,7 @@
           <w:spacing w:val="10"/>
           <w:w w:val="105"/>
         </w:rPr>
-        <w:t> </w:t>
+        <w:t xml:space="preserve"> </w:t>
       </w:r>
       <w:r>
         <w:rPr>
@@ -513,7 +468,7 @@
           <w:spacing w:val="11"/>
           <w:w w:val="105"/>
         </w:rPr>
-        <w:t> </w:t>
+        <w:t xml:space="preserve"> </w:t>
       </w:r>
       <w:r>
         <w:rPr>
@@ -526,7 +481,7 @@
           <w:spacing w:val="11"/>
           <w:w w:val="105"/>
         </w:rPr>
-        <w:t> </w:t>
+        <w:t xml:space="preserve"> </w:t>
       </w:r>
       <w:r>
         <w:rPr>
@@ -539,7 +494,7 @@
           <w:spacing w:val="10"/>
           <w:w w:val="105"/>
         </w:rPr>
-        <w:t> </w:t>
+        <w:t xml:space="preserve"> </w:t>
       </w:r>
       <w:r>
         <w:rPr>
@@ -551,89 +506,81 @@
     </w:p>
     <w:p>
       <w:pPr>
-        <w:pStyle w:val="BodyText"/>
+        <w:pStyle w:val="a3"/>
         <w:spacing w:line="257" w:lineRule="exact"/>
         <w:ind w:left="1800"/>
       </w:pPr>
       <w:r>
-        <w:rPr/>
         <w:t>M.</w:t>
       </w:r>
       <w:r>
         <w:rPr>
           <w:spacing w:val="39"/>
         </w:rPr>
-        <w:t> </w:t>
-      </w:r>
-      <w:r>
-        <w:rPr/>
+        <w:t xml:space="preserve"> </w:t>
+      </w:r>
+      <w:r>
         <w:t>A.</w:t>
       </w:r>
       <w:r>
         <w:rPr>
           <w:spacing w:val="37"/>
         </w:rPr>
-        <w:t> </w:t>
-      </w:r>
-      <w:r>
-        <w:rPr/>
+        <w:t xml:space="preserve"> </w:t>
+      </w:r>
+      <w:r>
         <w:t>(Economics),</w:t>
       </w:r>
       <w:r>
         <w:rPr>
           <w:spacing w:val="40"/>
         </w:rPr>
-        <w:t> </w:t>
-      </w:r>
-      <w:r>
-        <w:rPr/>
+        <w:t xml:space="preserve"> </w:t>
+      </w:r>
+      <w:r>
         <w:t>Cornell</w:t>
       </w:r>
       <w:r>
         <w:rPr>
           <w:spacing w:val="37"/>
         </w:rPr>
-        <w:t> </w:t>
-      </w:r>
-      <w:r>
-        <w:rPr/>
+        <w:t xml:space="preserve"> </w:t>
+      </w:r>
+      <w:r>
         <w:t>University,</w:t>
       </w:r>
       <w:r>
         <w:rPr>
           <w:spacing w:val="43"/>
         </w:rPr>
-        <w:t> </w:t>
-      </w:r>
-      <w:r>
-        <w:rPr/>
+        <w:t xml:space="preserve"> </w:t>
+      </w:r>
+      <w:r>
         <w:t>Ithaca</w:t>
       </w:r>
       <w:r>
         <w:rPr>
           <w:spacing w:val="40"/>
         </w:rPr>
-        <w:t> </w:t>
-      </w:r>
-      <w:r>
-        <w:rPr/>
+        <w:t xml:space="preserve"> </w:t>
+      </w:r>
+      <w:r>
         <w:t>NY,</w:t>
       </w:r>
       <w:r>
         <w:rPr>
           <w:spacing w:val="40"/>
         </w:rPr>
-        <w:t> </w:t>
-      </w:r>
-      <w:r>
-        <w:rPr/>
+        <w:t xml:space="preserve"> </w:t>
+      </w:r>
+      <w:r>
         <w:t>Jan</w:t>
       </w:r>
       <w:r>
         <w:rPr>
           <w:spacing w:val="37"/>
         </w:rPr>
-        <w:t> </w:t>
+        <w:t xml:space="preserve"> </w:t>
       </w:r>
       <w:r>
         <w:rPr>
@@ -644,7 +591,7 @@
     </w:p>
     <w:p>
       <w:pPr>
-        <w:pStyle w:val="BodyText"/>
+        <w:pStyle w:val="a3"/>
         <w:spacing w:before="16"/>
         <w:ind w:left="1800"/>
       </w:pPr>
@@ -659,7 +606,7 @@
           <w:spacing w:val="8"/>
           <w:w w:val="105"/>
         </w:rPr>
-        <w:t> </w:t>
+        <w:t xml:space="preserve"> </w:t>
       </w:r>
       <w:r>
         <w:rPr>
@@ -672,7 +619,7 @@
           <w:spacing w:val="7"/>
           <w:w w:val="105"/>
         </w:rPr>
-        <w:t> </w:t>
+        <w:t xml:space="preserve"> </w:t>
       </w:r>
       <w:r>
         <w:rPr>
@@ -685,7 +632,7 @@
           <w:spacing w:val="6"/>
           <w:w w:val="105"/>
         </w:rPr>
-        <w:t> </w:t>
+        <w:t xml:space="preserve"> </w:t>
       </w:r>
       <w:r>
         <w:rPr>
@@ -698,7 +645,7 @@
           <w:spacing w:val="8"/>
           <w:w w:val="105"/>
         </w:rPr>
-        <w:t> </w:t>
+        <w:t xml:space="preserve"> </w:t>
       </w:r>
       <w:r>
         <w:rPr>
@@ -711,7 +658,7 @@
           <w:spacing w:val="8"/>
           <w:w w:val="105"/>
         </w:rPr>
-        <w:t> </w:t>
+        <w:t xml:space="preserve"> </w:t>
       </w:r>
       <w:r>
         <w:rPr>
@@ -724,7 +671,7 @@
           <w:spacing w:val="7"/>
           <w:w w:val="105"/>
         </w:rPr>
-        <w:t> </w:t>
+        <w:t xml:space="preserve"> </w:t>
       </w:r>
       <w:r>
         <w:rPr>
@@ -737,7 +684,7 @@
           <w:spacing w:val="11"/>
           <w:w w:val="105"/>
         </w:rPr>
-        <w:t> </w:t>
+        <w:t xml:space="preserve"> </w:t>
       </w:r>
       <w:r>
         <w:rPr>
@@ -749,7 +696,7 @@
     </w:p>
     <w:p>
       <w:pPr>
-        <w:pStyle w:val="BodyText"/>
+        <w:pStyle w:val="a3"/>
         <w:spacing w:before="13"/>
         <w:ind w:left="1800"/>
       </w:pPr>
@@ -764,7 +711,7 @@
           <w:spacing w:val="3"/>
           <w:w w:val="105"/>
         </w:rPr>
-        <w:t> </w:t>
+        <w:t xml:space="preserve"> </w:t>
       </w:r>
       <w:r>
         <w:rPr>
@@ -777,7 +724,7 @@
           <w:spacing w:val="4"/>
           <w:w w:val="105"/>
         </w:rPr>
-        <w:t> </w:t>
+        <w:t xml:space="preserve"> </w:t>
       </w:r>
       <w:r>
         <w:rPr>
@@ -790,7 +737,7 @@
           <w:spacing w:val="4"/>
           <w:w w:val="105"/>
         </w:rPr>
-        <w:t> </w:t>
+        <w:t xml:space="preserve"> </w:t>
       </w:r>
       <w:r>
         <w:rPr>
@@ -803,7 +750,7 @@
           <w:spacing w:val="2"/>
           <w:w w:val="105"/>
         </w:rPr>
-        <w:t> </w:t>
+        <w:t xml:space="preserve"> </w:t>
       </w:r>
       <w:r>
         <w:rPr>
@@ -816,7 +763,7 @@
           <w:spacing w:val="4"/>
           <w:w w:val="105"/>
         </w:rPr>
-        <w:t> </w:t>
+        <w:t xml:space="preserve"> </w:t>
       </w:r>
       <w:r>
         <w:rPr>
@@ -829,7 +776,7 @@
           <w:spacing w:val="4"/>
           <w:w w:val="105"/>
         </w:rPr>
-        <w:t> </w:t>
+        <w:t xml:space="preserve"> </w:t>
       </w:r>
       <w:r>
         <w:rPr>
@@ -842,7 +789,7 @@
           <w:spacing w:val="3"/>
           <w:w w:val="105"/>
         </w:rPr>
-        <w:t> </w:t>
+        <w:t xml:space="preserve"> </w:t>
       </w:r>
       <w:r>
         <w:rPr>
@@ -854,14 +801,14 @@
     </w:p>
     <w:p>
       <w:pPr>
-        <w:pStyle w:val="BodyText"/>
+        <w:pStyle w:val="a3"/>
         <w:spacing w:before="9"/>
         <w:ind w:left="0"/>
       </w:pPr>
     </w:p>
     <w:p>
       <w:pPr>
-        <w:pStyle w:val="Heading1"/>
+        <w:pStyle w:val="1"/>
         <w:spacing w:line="296" w:lineRule="exact"/>
         <w:rPr>
           <w:rFonts w:ascii="Cambria"/>
@@ -869,24 +816,22 @@
         </w:rPr>
       </w:pPr>
       <w:r>
-        <w:rPr/>
         <w:t>Awards</w:t>
       </w:r>
       <w:r>
         <w:rPr>
           <w:spacing w:val="-2"/>
         </w:rPr>
-        <w:t> </w:t>
-      </w:r>
-      <w:r>
-        <w:rPr/>
+        <w:t xml:space="preserve"> </w:t>
+      </w:r>
+      <w:r>
         <w:t>and</w:t>
       </w:r>
       <w:r>
         <w:rPr>
           <w:spacing w:val="-1"/>
         </w:rPr>
-        <w:t> </w:t>
+        <w:t xml:space="preserve"> </w:t>
       </w:r>
       <w:r>
         <w:rPr>
@@ -905,143 +850,130 @@
     </w:p>
     <w:p>
       <w:pPr>
-        <w:pStyle w:val="BodyText"/>
+        <w:pStyle w:val="a3"/>
         <w:spacing w:line="254" w:lineRule="auto"/>
         <w:ind w:right="364"/>
       </w:pPr>
       <w:r>
-        <w:rPr/>
         <w:t>Post-doctoral</w:t>
       </w:r>
       <w:r>
         <w:rPr>
           <w:spacing w:val="40"/>
         </w:rPr>
-        <w:t> </w:t>
-      </w:r>
-      <w:r>
-        <w:rPr/>
+        <w:t xml:space="preserve"> </w:t>
+      </w:r>
+      <w:r>
         <w:t>research</w:t>
       </w:r>
       <w:r>
         <w:rPr>
           <w:spacing w:val="38"/>
         </w:rPr>
-        <w:t> </w:t>
-      </w:r>
-      <w:r>
-        <w:rPr/>
+        <w:t xml:space="preserve"> </w:t>
+      </w:r>
+      <w:r>
         <w:t>fellowship</w:t>
       </w:r>
       <w:r>
         <w:rPr>
           <w:spacing w:val="35"/>
         </w:rPr>
-        <w:t> </w:t>
-      </w:r>
-      <w:r>
-        <w:rPr/>
+        <w:t xml:space="preserve"> </w:t>
+      </w:r>
+      <w:r>
         <w:t>at</w:t>
       </w:r>
       <w:r>
         <w:rPr>
           <w:spacing w:val="40"/>
         </w:rPr>
-        <w:t> </w:t>
-      </w:r>
-      <w:r>
-        <w:rPr/>
+        <w:t xml:space="preserve"> </w:t>
+      </w:r>
+      <w:r>
         <w:t>the</w:t>
       </w:r>
       <w:r>
         <w:rPr>
           <w:spacing w:val="40"/>
         </w:rPr>
-        <w:t> </w:t>
-      </w:r>
-      <w:r>
-        <w:rPr/>
+        <w:t xml:space="preserve"> </w:t>
+      </w:r>
+      <w:r>
         <w:t>Center</w:t>
       </w:r>
       <w:r>
         <w:rPr>
           <w:spacing w:val="40"/>
         </w:rPr>
-        <w:t> </w:t>
-      </w:r>
-      <w:r>
-        <w:rPr/>
+        <w:t xml:space="preserve"> </w:t>
+      </w:r>
+      <w:r>
         <w:t>for</w:t>
       </w:r>
       <w:r>
         <w:rPr>
           <w:spacing w:val="40"/>
         </w:rPr>
-        <w:t> </w:t>
-      </w:r>
-      <w:r>
-        <w:rPr/>
+        <w:t xml:space="preserve"> </w:t>
+      </w:r>
+      <w:r>
         <w:t>Operations</w:t>
       </w:r>
       <w:r>
         <w:rPr>
           <w:spacing w:val="39"/>
         </w:rPr>
-        <w:t> </w:t>
-      </w:r>
-      <w:r>
-        <w:rPr/>
+        <w:t xml:space="preserve"> </w:t>
+      </w:r>
+      <w:r>
         <w:t>Research</w:t>
       </w:r>
       <w:r>
         <w:rPr>
           <w:spacing w:val="35"/>
         </w:rPr>
-        <w:t> </w:t>
-      </w:r>
-      <w:r>
-        <w:rPr/>
+        <w:t xml:space="preserve"> </w:t>
+      </w:r>
+      <w:r>
         <w:t>and</w:t>
       </w:r>
       <w:r>
         <w:rPr>
           <w:spacing w:val="39"/>
         </w:rPr>
-        <w:t> </w:t>
-      </w:r>
-      <w:r>
-        <w:rPr/>
+        <w:t xml:space="preserve"> </w:t>
+      </w:r>
+      <w:r>
         <w:t>Econometrics</w:t>
       </w:r>
       <w:r>
         <w:rPr>
           <w:spacing w:val="40"/>
         </w:rPr>
-        <w:t> </w:t>
-      </w:r>
-      <w:r>
-        <w:rPr/>
+        <w:t xml:space="preserve"> </w:t>
+      </w:r>
+      <w:r>
         <w:t>and the Center for Mathematical Economics and Econometrics, Belgium, 1992-1993</w:t>
       </w:r>
     </w:p>
     <w:p>
       <w:pPr>
-        <w:pStyle w:val="Heading1"/>
-        <w:spacing w:line="296" w:lineRule="exact" w:before="252"/>
+        <w:pStyle w:val="1"/>
+        <w:spacing w:before="252" w:line="296" w:lineRule="exact"/>
         <w:rPr>
           <w:rFonts w:ascii="Cambria"/>
           <w:b w:val="0"/>
         </w:rPr>
       </w:pPr>
       <w:r>
-        <w:rPr/>
         <w:t>Professional</w:t>
       </w:r>
       <w:r>
         <w:rPr>
           <w:spacing w:val="-5"/>
         </w:rPr>
-        <w:t> </w:t>
+        <w:t xml:space="preserve"> </w:t>
       </w:r>
       <w:r>
         <w:rPr>
@@ -1060,7 +992,7 @@
     </w:p>
     <w:p>
       <w:pPr>
-        <w:pStyle w:val="BodyText"/>
+        <w:pStyle w:val="a3"/>
         <w:spacing w:line="254" w:lineRule="auto"/>
         <w:ind w:right="2130"/>
       </w:pPr>
@@ -1075,7 +1007,7 @@
           <w:spacing w:val="-13"/>
           <w:w w:val="105"/>
         </w:rPr>
-        <w:t> </w:t>
+        <w:t xml:space="preserve"> </w:t>
       </w:r>
       <w:r>
         <w:rPr>
@@ -1088,7 +1020,7 @@
           <w:spacing w:val="-13"/>
           <w:w w:val="105"/>
         </w:rPr>
-        <w:t> </w:t>
+        <w:t xml:space="preserve"> </w:t>
       </w:r>
       <w:r>
         <w:rPr>
@@ -1101,7 +1033,7 @@
           <w:spacing w:val="-13"/>
           <w:w w:val="105"/>
         </w:rPr>
-        <w:t> </w:t>
+        <w:t xml:space="preserve"> </w:t>
       </w:r>
       <w:r>
         <w:rPr>
@@ -1114,7 +1046,7 @@
           <w:spacing w:val="-12"/>
           <w:w w:val="105"/>
         </w:rPr>
-        <w:t> </w:t>
+        <w:t xml:space="preserve"> </w:t>
       </w:r>
       <w:r>
         <w:rPr>
@@ -1127,7 +1059,7 @@
           <w:spacing w:val="-13"/>
           <w:w w:val="105"/>
         </w:rPr>
-        <w:t> </w:t>
+        <w:t xml:space="preserve"> </w:t>
       </w:r>
       <w:r>
         <w:rPr>
@@ -1140,20 +1072,26 @@
           <w:spacing w:val="-13"/>
           <w:w w:val="105"/>
         </w:rPr>
-        <w:t> </w:t>
-      </w:r>
-      <w:r>
-        <w:rPr>
-          <w:w w:val="105"/>
-        </w:rPr>
-        <w:t>Economics,</w:t>
+        <w:t xml:space="preserve"> </w:t>
+      </w:r>
+      <w:r>
+        <w:rPr>
+          <w:w w:val="105"/>
+        </w:rPr>
+        <w:t>Econom</w:t>
+      </w:r>
+      <w:r>
+        <w:rPr>
+          <w:w w:val="105"/>
+        </w:rPr>
+        <w:t>ics,</w:t>
       </w:r>
       <w:r>
         <w:rPr>
           <w:spacing w:val="-13"/>
           <w:w w:val="105"/>
         </w:rPr>
-        <w:t> </w:t>
+        <w:t xml:space="preserve"> </w:t>
       </w:r>
       <w:r>
         <w:rPr>
@@ -1166,7 +1104,7 @@
           <w:spacing w:val="-12"/>
           <w:w w:val="105"/>
         </w:rPr>
-        <w:t> </w:t>
+        <w:t xml:space="preserve"> </w:t>
       </w:r>
       <w:r>
         <w:rPr>
@@ -1179,7 +1117,7 @@
           <w:spacing w:val="-13"/>
           <w:w w:val="105"/>
         </w:rPr>
-        <w:t> </w:t>
+        <w:t xml:space="preserve"> </w:t>
       </w:r>
       <w:r>
         <w:rPr>
@@ -1190,158 +1128,143 @@
     </w:p>
     <w:p>
       <w:pPr>
-        <w:pStyle w:val="BodyText"/>
+        <w:pStyle w:val="a3"/>
         <w:spacing w:line="254" w:lineRule="auto"/>
         <w:ind w:right="364"/>
       </w:pPr>
       <w:r>
-        <w:rPr/>
         <w:t>Visiting</w:t>
       </w:r>
       <w:r>
         <w:rPr>
           <w:spacing w:val="25"/>
         </w:rPr>
-        <w:t> </w:t>
-      </w:r>
-      <w:r>
-        <w:rPr/>
+        <w:t xml:space="preserve"> </w:t>
+      </w:r>
+      <w:r>
         <w:t>Associate</w:t>
       </w:r>
       <w:r>
         <w:rPr>
           <w:spacing w:val="25"/>
         </w:rPr>
-        <w:t> </w:t>
-      </w:r>
-      <w:r>
-        <w:rPr/>
+        <w:t xml:space="preserve"> </w:t>
+      </w:r>
+      <w:r>
         <w:t>Professor</w:t>
       </w:r>
       <w:r>
         <w:rPr>
           <w:spacing w:val="27"/>
         </w:rPr>
-        <w:t> </w:t>
-      </w:r>
-      <w:r>
-        <w:rPr/>
+        <w:t xml:space="preserve"> </w:t>
+      </w:r>
+      <w:r>
         <w:t>of</w:t>
       </w:r>
       <w:r>
         <w:rPr>
           <w:spacing w:val="31"/>
         </w:rPr>
-        <w:t> </w:t>
-      </w:r>
-      <w:r>
-        <w:rPr/>
+        <w:t xml:space="preserve"> </w:t>
+      </w:r>
+      <w:r>
         <w:t>Economics,</w:t>
       </w:r>
       <w:r>
         <w:rPr>
           <w:spacing w:val="28"/>
         </w:rPr>
-        <w:t> </w:t>
-      </w:r>
-      <w:r>
-        <w:rPr/>
+        <w:t xml:space="preserve"> </w:t>
+      </w:r>
+      <w:r>
         <w:t>Centre</w:t>
       </w:r>
       <w:r>
         <w:rPr>
           <w:spacing w:val="25"/>
         </w:rPr>
-        <w:t> </w:t>
-      </w:r>
-      <w:r>
-        <w:rPr/>
+        <w:t xml:space="preserve"> </w:t>
+      </w:r>
+      <w:r>
         <w:t>d'Économie</w:t>
       </w:r>
       <w:r>
         <w:rPr>
           <w:spacing w:val="25"/>
         </w:rPr>
-        <w:t> </w:t>
-      </w:r>
-      <w:r>
-        <w:rPr/>
+        <w:t xml:space="preserve"> </w:t>
+      </w:r>
+      <w:r>
         <w:t>de</w:t>
       </w:r>
       <w:r>
         <w:rPr>
           <w:spacing w:val="25"/>
         </w:rPr>
-        <w:t> </w:t>
-      </w:r>
-      <w:r>
-        <w:rPr/>
+        <w:t xml:space="preserve"> </w:t>
+      </w:r>
+      <w:r>
         <w:t>la</w:t>
       </w:r>
       <w:r>
         <w:rPr>
           <w:spacing w:val="28"/>
         </w:rPr>
-        <w:t> </w:t>
-      </w:r>
-      <w:r>
-        <w:rPr/>
+        <w:t xml:space="preserve"> </w:t>
+      </w:r>
+      <w:r>
         <w:t>Sorbonne,</w:t>
       </w:r>
       <w:r>
         <w:rPr>
           <w:spacing w:val="25"/>
         </w:rPr>
-        <w:t> </w:t>
-      </w:r>
-      <w:r>
-        <w:rPr/>
+        <w:t xml:space="preserve"> </w:t>
+      </w:r>
+      <w:r>
         <w:t>Université</w:t>
       </w:r>
       <w:r>
         <w:rPr>
           <w:spacing w:val="25"/>
         </w:rPr>
-        <w:t> </w:t>
-      </w:r>
-      <w:r>
-        <w:rPr/>
+        <w:t xml:space="preserve"> </w:t>
+      </w:r>
+      <w:r>
         <w:t>Paris</w:t>
       </w:r>
       <w:r>
         <w:rPr>
           <w:spacing w:val="31"/>
         </w:rPr>
-        <w:t> </w:t>
-      </w:r>
-      <w:r>
-        <w:rPr/>
+        <w:t xml:space="preserve"> </w:t>
+      </w:r>
+      <w:r>
         <w:t>1 (Panthéon-Sorbonne), France, Summer</w:t>
       </w:r>
       <w:r>
         <w:rPr>
           <w:spacing w:val="-1"/>
         </w:rPr>
-        <w:t> </w:t>
-      </w:r>
-      <w:r>
-        <w:rPr/>
+        <w:t xml:space="preserve"> </w:t>
+      </w:r>
+      <w:r>
         <w:t>2008, 2009, 2011, 2012, 2013, 2015,</w:t>
       </w:r>
       <w:r>
         <w:rPr>
           <w:spacing w:val="-2"/>
         </w:rPr>
-        <w:t> </w:t>
-      </w:r>
-      <w:r>
-        <w:rPr/>
+        <w:t xml:space="preserve"> </w:t>
+      </w:r>
+      <w:r>
         <w:t>2016</w:t>
       </w:r>
     </w:p>
     <w:p>
       <w:pPr>
-        <w:pStyle w:val="BodyText"/>
+        <w:pStyle w:val="a3"/>
         <w:spacing w:line="254" w:lineRule="auto"/>
       </w:pPr>
       <w:r>
@@ -1355,7 +1278,7 @@
           <w:spacing w:val="79"/>
           <w:w w:val="105"/>
         </w:rPr>
-        <w:t> </w:t>
+        <w:t xml:space="preserve"> </w:t>
       </w:r>
       <w:r>
         <w:rPr>
@@ -1368,7 +1291,7 @@
           <w:spacing w:val="79"/>
           <w:w w:val="105"/>
         </w:rPr>
-        <w:t> </w:t>
+        <w:t xml:space="preserve"> </w:t>
       </w:r>
       <w:r>
         <w:rPr>
@@ -1381,7 +1304,7 @@
           <w:spacing w:val="80"/>
           <w:w w:val="105"/>
         </w:rPr>
-        <w:t> </w:t>
+        <w:t xml:space="preserve"> </w:t>
       </w:r>
       <w:r>
         <w:rPr>
@@ -1394,7 +1317,7 @@
           <w:spacing w:val="79"/>
           <w:w w:val="105"/>
         </w:rPr>
-        <w:t> </w:t>
+        <w:t xml:space="preserve"> </w:t>
       </w:r>
       <w:r>
         <w:rPr>
@@ -1407,7 +1330,7 @@
           <w:spacing w:val="79"/>
           <w:w w:val="105"/>
         </w:rPr>
-        <w:t> </w:t>
+        <w:t xml:space="preserve"> </w:t>
       </w:r>
       <w:r>
         <w:rPr>
@@ -1420,7 +1343,7 @@
           <w:spacing w:val="78"/>
           <w:w w:val="105"/>
         </w:rPr>
-        <w:t> </w:t>
+        <w:t xml:space="preserve"> </w:t>
       </w:r>
       <w:r>
         <w:rPr>
@@ -1433,7 +1356,7 @@
           <w:spacing w:val="78"/>
           <w:w w:val="105"/>
         </w:rPr>
-        <w:t> </w:t>
+        <w:t xml:space="preserve"> </w:t>
       </w:r>
       <w:r>
         <w:rPr>
@@ -1446,7 +1369,7 @@
           <w:spacing w:val="79"/>
           <w:w w:val="105"/>
         </w:rPr>
-        <w:t> </w:t>
+        <w:t xml:space="preserve"> </w:t>
       </w:r>
       <w:r>
         <w:rPr>
@@ -1459,7 +1382,7 @@
           <w:spacing w:val="79"/>
           <w:w w:val="105"/>
         </w:rPr>
-        <w:t> </w:t>
+        <w:t xml:space="preserve"> </w:t>
       </w:r>
       <w:r>
         <w:rPr>
@@ -1472,7 +1395,7 @@
           <w:spacing w:val="79"/>
           <w:w w:val="105"/>
         </w:rPr>
-        <w:t> </w:t>
+        <w:t xml:space="preserve"> </w:t>
       </w:r>
       <w:r>
         <w:rPr>
@@ -1483,7 +1406,7 @@
     </w:p>
     <w:p>
       <w:pPr>
-        <w:pStyle w:val="BodyText"/>
+        <w:pStyle w:val="a3"/>
         <w:spacing w:line="254" w:lineRule="auto"/>
         <w:ind w:right="364"/>
       </w:pPr>
@@ -1498,7 +1421,7 @@
           <w:spacing w:val="-9"/>
           <w:w w:val="105"/>
         </w:rPr>
-        <w:t> </w:t>
+        <w:t xml:space="preserve"> </w:t>
       </w:r>
       <w:r>
         <w:rPr>
@@ -1511,7 +1434,7 @@
           <w:spacing w:val="-11"/>
           <w:w w:val="105"/>
         </w:rPr>
-        <w:t> </w:t>
+        <w:t xml:space="preserve"> </w:t>
       </w:r>
       <w:r>
         <w:rPr>
@@ -1524,7 +1447,7 @@
           <w:spacing w:val="-10"/>
           <w:w w:val="105"/>
         </w:rPr>
-        <w:t> </w:t>
+        <w:t xml:space="preserve"> </w:t>
       </w:r>
       <w:r>
         <w:rPr>
@@ -1537,7 +1460,7 @@
           <w:spacing w:val="-8"/>
           <w:w w:val="105"/>
         </w:rPr>
-        <w:t> </w:t>
+        <w:t xml:space="preserve"> </w:t>
       </w:r>
       <w:r>
         <w:rPr>
@@ -1550,7 +1473,7 @@
           <w:spacing w:val="-11"/>
           <w:w w:val="105"/>
         </w:rPr>
-        <w:t> </w:t>
+        <w:t xml:space="preserve"> </w:t>
       </w:r>
       <w:r>
         <w:rPr>
@@ -1563,7 +1486,7 @@
           <w:spacing w:val="-7"/>
           <w:w w:val="105"/>
         </w:rPr>
-        <w:t> </w:t>
+        <w:t xml:space="preserve"> </w:t>
       </w:r>
       <w:r>
         <w:rPr>
@@ -1576,7 +1499,7 @@
           <w:spacing w:val="-9"/>
           <w:w w:val="105"/>
         </w:rPr>
-        <w:t> </w:t>
+        <w:t xml:space="preserve"> </w:t>
       </w:r>
       <w:r>
         <w:rPr>
@@ -1589,7 +1512,7 @@
           <w:spacing w:val="-10"/>
           <w:w w:val="105"/>
         </w:rPr>
-        <w:t> </w:t>
+        <w:t xml:space="preserve"> </w:t>
       </w:r>
       <w:r>
         <w:rPr>
@@ -1602,7 +1525,7 @@
           <w:spacing w:val="-9"/>
           <w:w w:val="105"/>
         </w:rPr>
-        <w:t> </w:t>
+        <w:t xml:space="preserve"> </w:t>
       </w:r>
       <w:r>
         <w:rPr>
@@ -1615,7 +1538,7 @@
           <w:spacing w:val="-13"/>
           <w:w w:val="105"/>
         </w:rPr>
-        <w:t> </w:t>
+        <w:t xml:space="preserve"> </w:t>
       </w:r>
       <w:r>
         <w:rPr>
@@ -1628,7 +1551,7 @@
           <w:spacing w:val="-8"/>
           <w:w w:val="105"/>
         </w:rPr>
-        <w:t> </w:t>
+        <w:t xml:space="preserve"> </w:t>
       </w:r>
       <w:r>
         <w:rPr>
@@ -1639,7 +1562,7 @@
     </w:p>
     <w:p>
       <w:pPr>
-        <w:pStyle w:val="BodyText"/>
+        <w:pStyle w:val="a3"/>
         <w:spacing w:line="254" w:lineRule="auto"/>
       </w:pPr>
       <w:r>
@@ -1653,7 +1576,7 @@
           <w:spacing w:val="40"/>
           <w:w w:val="105"/>
         </w:rPr>
-        <w:t> </w:t>
+        <w:t xml:space="preserve"> </w:t>
       </w:r>
       <w:r>
         <w:rPr>
@@ -1666,7 +1589,7 @@
           <w:spacing w:val="40"/>
           <w:w w:val="105"/>
         </w:rPr>
-        <w:t> </w:t>
+        <w:t xml:space="preserve"> </w:t>
       </w:r>
       <w:r>
         <w:rPr>
@@ -1679,7 +1602,7 @@
           <w:spacing w:val="40"/>
           <w:w w:val="105"/>
         </w:rPr>
-        <w:t> </w:t>
+        <w:t xml:space="preserve"> </w:t>
       </w:r>
       <w:r>
         <w:rPr>
@@ -1692,7 +1615,7 @@
           <w:spacing w:val="40"/>
           <w:w w:val="105"/>
         </w:rPr>
-        <w:t> </w:t>
+        <w:t xml:space="preserve"> </w:t>
       </w:r>
       <w:r>
         <w:rPr>
@@ -1705,7 +1628,7 @@
           <w:spacing w:val="40"/>
           <w:w w:val="105"/>
         </w:rPr>
-        <w:t> </w:t>
+        <w:t xml:space="preserve"> </w:t>
       </w:r>
       <w:r>
         <w:rPr>
@@ -1718,7 +1641,7 @@
           <w:spacing w:val="40"/>
           <w:w w:val="105"/>
         </w:rPr>
-        <w:t> </w:t>
+        <w:t xml:space="preserve"> </w:t>
       </w:r>
       <w:r>
         <w:rPr>
@@ -1731,7 +1654,7 @@
           <w:spacing w:val="40"/>
           <w:w w:val="105"/>
         </w:rPr>
-        <w:t> </w:t>
+        <w:t xml:space="preserve"> </w:t>
       </w:r>
       <w:r>
         <w:rPr>
@@ -1744,7 +1667,7 @@
           <w:spacing w:val="40"/>
           <w:w w:val="105"/>
         </w:rPr>
-        <w:t> </w:t>
+        <w:t xml:space="preserve"> </w:t>
       </w:r>
       <w:r>
         <w:rPr>
@@ -1757,7 +1680,7 @@
           <w:spacing w:val="40"/>
           <w:w w:val="105"/>
         </w:rPr>
-        <w:t> </w:t>
+        <w:t xml:space="preserve"> </w:t>
       </w:r>
       <w:r>
         <w:rPr>
@@ -1770,7 +1693,7 @@
           <w:spacing w:val="40"/>
           <w:w w:val="105"/>
         </w:rPr>
-        <w:t> </w:t>
+        <w:t xml:space="preserve"> </w:t>
       </w:r>
       <w:r>
         <w:rPr>
@@ -1783,7 +1706,7 @@
           <w:spacing w:val="40"/>
           <w:w w:val="105"/>
         </w:rPr>
-        <w:t> </w:t>
+        <w:t xml:space="preserve"> </w:t>
       </w:r>
       <w:r>
         <w:rPr>
@@ -1796,7 +1719,7 @@
           <w:spacing w:val="80"/>
           <w:w w:val="105"/>
         </w:rPr>
-        <w:t> </w:t>
+        <w:t xml:space="preserve"> </w:t>
       </w:r>
       <w:r>
         <w:rPr>
@@ -1807,7 +1730,7 @@
     </w:p>
     <w:p>
       <w:pPr>
-        <w:pStyle w:val="BodyText"/>
+        <w:pStyle w:val="a3"/>
         <w:spacing w:line="254" w:lineRule="auto"/>
       </w:pPr>
       <w:r>
@@ -1821,7 +1744,7 @@
           <w:spacing w:val="14"/>
           <w:w w:val="105"/>
         </w:rPr>
-        <w:t> </w:t>
+        <w:t xml:space="preserve"> </w:t>
       </w:r>
       <w:r>
         <w:rPr>
@@ -1834,7 +1757,7 @@
           <w:spacing w:val="14"/>
           <w:w w:val="105"/>
         </w:rPr>
-        <w:t> </w:t>
+        <w:t xml:space="preserve"> </w:t>
       </w:r>
       <w:r>
         <w:rPr>
@@ -1847,7 +1770,7 @@
           <w:spacing w:val="15"/>
           <w:w w:val="105"/>
         </w:rPr>
-        <w:t> </w:t>
+        <w:t xml:space="preserve"> </w:t>
       </w:r>
       <w:r>
         <w:rPr>
@@ -1860,7 +1783,7 @@
           <w:spacing w:val="16"/>
           <w:w w:val="105"/>
         </w:rPr>
-        <w:t> </w:t>
+        <w:t xml:space="preserve"> </w:t>
       </w:r>
       <w:r>
         <w:rPr>
@@ -1873,7 +1796,7 @@
           <w:spacing w:val="14"/>
           <w:w w:val="105"/>
         </w:rPr>
-        <w:t> </w:t>
+        <w:t xml:space="preserve"> </w:t>
       </w:r>
       <w:r>
         <w:rPr>
@@ -1886,7 +1809,7 @@
           <w:spacing w:val="13"/>
           <w:w w:val="105"/>
         </w:rPr>
-        <w:t> </w:t>
+        <w:t xml:space="preserve"> </w:t>
       </w:r>
       <w:r>
         <w:rPr>
@@ -1899,7 +1822,7 @@
           <w:spacing w:val="13"/>
           <w:w w:val="105"/>
         </w:rPr>
-        <w:t> </w:t>
+        <w:t xml:space="preserve"> </w:t>
       </w:r>
       <w:r>
         <w:rPr>
@@ -1912,7 +1835,7 @@
           <w:spacing w:val="16"/>
           <w:w w:val="105"/>
         </w:rPr>
-        <w:t> </w:t>
+        <w:t xml:space="preserve"> </w:t>
       </w:r>
       <w:r>
         <w:rPr>
@@ -1925,7 +1848,7 @@
           <w:spacing w:val="16"/>
           <w:w w:val="105"/>
         </w:rPr>
-        <w:t> </w:t>
+        <w:t xml:space="preserve"> </w:t>
       </w:r>
       <w:r>
         <w:rPr>
@@ -1938,7 +1861,7 @@
           <w:spacing w:val="14"/>
           <w:w w:val="105"/>
         </w:rPr>
-        <w:t> </w:t>
+        <w:t xml:space="preserve"> </w:t>
       </w:r>
       <w:r>
         <w:rPr>
@@ -1949,7 +1872,7 @@
     </w:p>
     <w:p>
       <w:pPr>
-        <w:pStyle w:val="BodyText"/>
+        <w:pStyle w:val="a3"/>
         <w:spacing w:line="254" w:lineRule="auto"/>
         <w:ind w:right="758"/>
       </w:pPr>
@@ -1964,7 +1887,7 @@
           <w:spacing w:val="-13"/>
           <w:w w:val="105"/>
         </w:rPr>
-        <w:t> </w:t>
+        <w:t xml:space="preserve"> </w:t>
       </w:r>
       <w:r>
         <w:rPr>
@@ -1977,7 +1900,7 @@
           <w:spacing w:val="-13"/>
           <w:w w:val="105"/>
         </w:rPr>
-        <w:t> </w:t>
+        <w:t xml:space="preserve"> </w:t>
       </w:r>
       <w:r>
         <w:rPr>
@@ -1990,7 +1913,7 @@
           <w:spacing w:val="-13"/>
           <w:w w:val="105"/>
         </w:rPr>
-        <w:t> </w:t>
+        <w:t xml:space="preserve"> </w:t>
       </w:r>
       <w:r>
         <w:rPr>
@@ -2003,7 +1926,7 @@
           <w:spacing w:val="-12"/>
           <w:w w:val="105"/>
         </w:rPr>
-        <w:t> </w:t>
+        <w:t xml:space="preserve"> </w:t>
       </w:r>
       <w:r>
         <w:rPr>
@@ -2016,7 +1939,7 @@
           <w:spacing w:val="-13"/>
           <w:w w:val="105"/>
         </w:rPr>
-        <w:t> </w:t>
+        <w:t xml:space="preserve"> </w:t>
       </w:r>
       <w:r>
         <w:rPr>
@@ -2029,7 +1952,7 @@
           <w:spacing w:val="-13"/>
           <w:w w:val="105"/>
         </w:rPr>
-        <w:t> </w:t>
+        <w:t xml:space="preserve"> </w:t>
       </w:r>
       <w:r>
         <w:rPr>
@@ -2042,7 +1965,7 @@
           <w:spacing w:val="-13"/>
           <w:w w:val="105"/>
         </w:rPr>
-        <w:t> </w:t>
+        <w:t xml:space="preserve"> </w:t>
       </w:r>
       <w:r>
         <w:rPr>
@@ -2055,7 +1978,7 @@
           <w:spacing w:val="-12"/>
           <w:w w:val="105"/>
         </w:rPr>
-        <w:t> </w:t>
+        <w:t xml:space="preserve"> </w:t>
       </w:r>
       <w:r>
         <w:rPr>
@@ -2068,7 +1991,7 @@
           <w:spacing w:val="-13"/>
           <w:w w:val="105"/>
         </w:rPr>
-        <w:t> </w:t>
+        <w:t xml:space="preserve"> </w:t>
       </w:r>
       <w:r>
         <w:rPr>
@@ -2081,7 +2004,7 @@
           <w:spacing w:val="-13"/>
           <w:w w:val="105"/>
         </w:rPr>
-        <w:t> </w:t>
+        <w:t xml:space="preserve"> </w:t>
       </w:r>
       <w:r>
         <w:rPr>
@@ -2094,7 +2017,7 @@
           <w:spacing w:val="-12"/>
           <w:w w:val="105"/>
         </w:rPr>
-        <w:t> </w:t>
+        <w:t xml:space="preserve"> </w:t>
       </w:r>
       <w:r>
         <w:rPr>
@@ -2105,8 +2028,8 @@
     </w:p>
     <w:p>
       <w:pPr>
-        <w:pStyle w:val="Heading1"/>
-        <w:spacing w:line="296" w:lineRule="exact" w:before="249"/>
+        <w:pStyle w:val="1"/>
+        <w:spacing w:before="249" w:line="296" w:lineRule="exact"/>
         <w:rPr>
           <w:rFonts w:ascii="Cambria"/>
           <w:b w:val="0"/>
@@ -2129,8 +2052,8 @@
     </w:p>
     <w:p>
       <w:pPr>
-        <w:pStyle w:val="BodyText"/>
-        <w:spacing w:line="237" w:lineRule="auto" w:before="2"/>
+        <w:pStyle w:val="a3"/>
+        <w:spacing w:before="2" w:line="237" w:lineRule="auto"/>
         <w:ind w:right="758"/>
       </w:pPr>
       <w:r>
@@ -2144,7 +2067,7 @@
           <w:spacing w:val="-1"/>
           <w:w w:val="105"/>
         </w:rPr>
-        <w:t> </w:t>
+        <w:t xml:space="preserve"> </w:t>
       </w:r>
       <w:r>
         <w:rPr>
@@ -2157,7 +2080,7 @@
           <w:spacing w:val="-2"/>
           <w:w w:val="105"/>
         </w:rPr>
-        <w:t> </w:t>
+        <w:t xml:space="preserve"> </w:t>
       </w:r>
       <w:r>
         <w:rPr>
@@ -2170,13 +2093,13 @@
           <w:spacing w:val="-3"/>
           <w:w w:val="105"/>
         </w:rPr>
-        <w:t> </w:t>
-      </w:r>
-      <w:r>
-        <w:rPr>
-          <w:w w:val="105"/>
-        </w:rPr>
-        <w:t>with Dynamic Complementarities and Indeterminacy,” </w:t>
+        <w:t xml:space="preserve"> </w:t>
+      </w:r>
+      <w:r>
+        <w:rPr>
+          <w:w w:val="105"/>
+        </w:rPr>
+        <w:t xml:space="preserve">with Dynamic Complementarities and Indeterminacy,” </w:t>
       </w:r>
       <w:r>
         <w:rPr>
@@ -2193,7 +2116,7 @@
           <w:spacing w:val="-4"/>
           <w:w w:val="105"/>
         </w:rPr>
-        <w:t> </w:t>
+        <w:t xml:space="preserve"> </w:t>
       </w:r>
       <w:r>
         <w:rPr>
@@ -2214,7 +2137,7 @@
           <w:spacing w:val="-2"/>
           <w:w w:val="105"/>
         </w:rPr>
-        <w:t> </w:t>
+        <w:t xml:space="preserve"> </w:t>
       </w:r>
       <w:r>
         <w:rPr>
@@ -2227,7 +2150,7 @@
           <w:spacing w:val="-1"/>
           <w:w w:val="105"/>
         </w:rPr>
-        <w:t> </w:t>
+        <w:t xml:space="preserve"> </w:t>
       </w:r>
       <w:r>
         <w:rPr>
@@ -2240,7 +2163,7 @@
           <w:spacing w:val="-4"/>
           <w:w w:val="105"/>
         </w:rPr>
-        <w:t> </w:t>
+        <w:t xml:space="preserve"> </w:t>
       </w:r>
       <w:r>
         <w:rPr>
@@ -2251,18 +2174,13 @@
     </w:p>
     <w:p>
       <w:pPr>
-        <w:spacing w:line="277" w:lineRule="exact" w:before="0"/>
-        <w:ind w:left="360" w:right="0" w:firstLine="0"/>
-        <w:jc w:val="left"/>
-        <w:rPr>
-          <w:sz w:val="22"/>
-        </w:rPr>
+        <w:spacing w:line="277" w:lineRule="exact"/>
+        <w:ind w:left="360"/>
       </w:pPr>
       <w:r>
         <w:rPr>
           <w:rFonts w:ascii="Palatino Linotype"/>
           <w:i/>
-          <w:sz w:val="22"/>
         </w:rPr>
         <w:t>Economics</w:t>
       </w:r>
@@ -2271,65 +2189,50 @@
           <w:rFonts w:ascii="Palatino Linotype"/>
           <w:i/>
           <w:spacing w:val="-8"/>
-          <w:sz w:val="22"/>
-        </w:rPr>
-        <w:t> </w:t>
+        </w:rPr>
+        <w:t xml:space="preserve"> </w:t>
       </w:r>
       <w:r>
         <w:rPr>
           <w:rFonts w:ascii="Palatino Linotype"/>
           <w:i/>
-          <w:sz w:val="22"/>
         </w:rPr>
         <w:t>Letters</w:t>
       </w:r>
       <w:r>
-        <w:rPr>
-          <w:sz w:val="22"/>
-        </w:rPr>
         <w:t>,</w:t>
       </w:r>
       <w:r>
         <w:rPr>
           <w:spacing w:val="-2"/>
-          <w:sz w:val="22"/>
-        </w:rPr>
-        <w:t> </w:t>
-      </w:r>
-      <w:r>
-        <w:rPr>
-          <w:sz w:val="22"/>
-        </w:rPr>
+        </w:rPr>
+        <w:t xml:space="preserve"> </w:t>
+      </w:r>
+      <w:r>
         <w:t>152,</w:t>
       </w:r>
       <w:r>
         <w:rPr>
           <w:spacing w:val="-1"/>
-          <w:sz w:val="22"/>
-        </w:rPr>
-        <w:t> </w:t>
+        </w:rPr>
+        <w:t xml:space="preserve"> </w:t>
       </w:r>
       <w:r>
         <w:rPr>
           <w:spacing w:val="-4"/>
-          <w:sz w:val="22"/>
         </w:rPr>
         <w:t>2017</w:t>
       </w:r>
     </w:p>
     <w:p>
       <w:pPr>
-        <w:spacing w:line="225" w:lineRule="auto" w:before="2"/>
+        <w:spacing w:before="2" w:line="225" w:lineRule="auto"/>
         <w:ind w:left="360" w:right="359" w:firstLine="55"/>
         <w:jc w:val="both"/>
-        <w:rPr>
-          <w:sz w:val="22"/>
-        </w:rPr>
       </w:pPr>
       <w:r>
         <w:rPr>
           <w:w w:val="105"/>
-          <w:sz w:val="22"/>
         </w:rPr>
         <w:t>“Nonclassical</w:t>
       </w:r>
@@ -2337,14 +2240,12 @@
         <w:rPr>
           <w:spacing w:val="-9"/>
           <w:w w:val="105"/>
-          <w:sz w:val="22"/>
-        </w:rPr>
-        <w:t> </w:t>
-      </w:r>
-      <w:r>
-        <w:rPr>
-          <w:w w:val="105"/>
-          <w:sz w:val="22"/>
+        </w:rPr>
+        <w:t xml:space="preserve"> </w:t>
+      </w:r>
+      <w:r>
+        <w:rPr>
+          <w:w w:val="105"/>
         </w:rPr>
         <w:t>Brock-Mirman</w:t>
       </w:r>
@@ -2352,14 +2253,12 @@
         <w:rPr>
           <w:spacing w:val="-7"/>
           <w:w w:val="105"/>
-          <w:sz w:val="22"/>
-        </w:rPr>
-        <w:t> </w:t>
-      </w:r>
-      <w:r>
-        <w:rPr>
-          <w:w w:val="105"/>
-          <w:sz w:val="22"/>
+        </w:rPr>
+        <w:t xml:space="preserve"> </w:t>
+      </w:r>
+      <w:r>
+        <w:rPr>
+          <w:w w:val="105"/>
         </w:rPr>
         <w:t>Economies,”</w:t>
       </w:r>
@@ -2367,16 +2266,14 @@
         <w:rPr>
           <w:spacing w:val="-5"/>
           <w:w w:val="105"/>
-          <w:sz w:val="22"/>
-        </w:rPr>
-        <w:t> </w:t>
-      </w:r>
-      <w:r>
-        <w:rPr>
-          <w:rFonts w:ascii="Palatino Linotype" w:hAnsi="Palatino Linotype"/>
-          <w:i/>
-          <w:w w:val="105"/>
-          <w:sz w:val="22"/>
+        </w:rPr>
+        <w:t xml:space="preserve"> </w:t>
+      </w:r>
+      <w:r>
+        <w:rPr>
+          <w:rFonts w:ascii="Palatino Linotype" w:hAnsi="Palatino Linotype"/>
+          <w:i/>
+          <w:w w:val="105"/>
         </w:rPr>
         <w:t>Some</w:t>
       </w:r>
@@ -2386,16 +2283,14 @@
           <w:i/>
           <w:spacing w:val="-14"/>
           <w:w w:val="105"/>
-          <w:sz w:val="22"/>
-        </w:rPr>
-        <w:t> </w:t>
-      </w:r>
-      <w:r>
-        <w:rPr>
-          <w:rFonts w:ascii="Palatino Linotype" w:hAnsi="Palatino Linotype"/>
-          <w:i/>
-          <w:w w:val="105"/>
-          <w:sz w:val="22"/>
+        </w:rPr>
+        <w:t xml:space="preserve"> </w:t>
+      </w:r>
+      <w:r>
+        <w:rPr>
+          <w:rFonts w:ascii="Palatino Linotype" w:hAnsi="Palatino Linotype"/>
+          <w:i/>
+          <w:w w:val="105"/>
         </w:rPr>
         <w:t>Contemporary</w:t>
       </w:r>
@@ -2405,16 +2300,14 @@
           <w:i/>
           <w:spacing w:val="-15"/>
           <w:w w:val="105"/>
-          <w:sz w:val="22"/>
-        </w:rPr>
-        <w:t> </w:t>
-      </w:r>
-      <w:r>
-        <w:rPr>
-          <w:rFonts w:ascii="Palatino Linotype" w:hAnsi="Palatino Linotype"/>
-          <w:i/>
-          <w:w w:val="105"/>
-          <w:sz w:val="22"/>
+        </w:rPr>
+        <w:t xml:space="preserve"> </w:t>
+      </w:r>
+      <w:r>
+        <w:rPr>
+          <w:rFonts w:ascii="Palatino Linotype" w:hAnsi="Palatino Linotype"/>
+          <w:i/>
+          <w:w w:val="105"/>
         </w:rPr>
         <w:t>Issues</w:t>
       </w:r>
@@ -2424,16 +2317,14 @@
           <w:i/>
           <w:spacing w:val="-13"/>
           <w:w w:val="105"/>
-          <w:sz w:val="22"/>
-        </w:rPr>
-        <w:t> </w:t>
-      </w:r>
-      <w:r>
-        <w:rPr>
-          <w:rFonts w:ascii="Palatino Linotype" w:hAnsi="Palatino Linotype"/>
-          <w:i/>
-          <w:w w:val="105"/>
-          <w:sz w:val="22"/>
+        </w:rPr>
+        <w:t xml:space="preserve"> </w:t>
+      </w:r>
+      <w:r>
+        <w:rPr>
+          <w:rFonts w:ascii="Palatino Linotype" w:hAnsi="Palatino Linotype"/>
+          <w:i/>
+          <w:w w:val="105"/>
         </w:rPr>
         <w:t>in</w:t>
       </w:r>
@@ -2443,16 +2334,14 @@
           <w:i/>
           <w:spacing w:val="-15"/>
           <w:w w:val="105"/>
-          <w:sz w:val="22"/>
-        </w:rPr>
-        <w:t> </w:t>
-      </w:r>
-      <w:r>
-        <w:rPr>
-          <w:rFonts w:ascii="Palatino Linotype" w:hAnsi="Palatino Linotype"/>
-          <w:i/>
-          <w:w w:val="105"/>
-          <w:sz w:val="22"/>
+        </w:rPr>
+        <w:t xml:space="preserve"> </w:t>
+      </w:r>
+      <w:r>
+        <w:rPr>
+          <w:rFonts w:ascii="Palatino Linotype" w:hAnsi="Palatino Linotype"/>
+          <w:i/>
+          <w:w w:val="105"/>
         </w:rPr>
         <w:t>Development</w:t>
       </w:r>
@@ -2462,16 +2351,14 @@
           <w:i/>
           <w:spacing w:val="-12"/>
           <w:w w:val="105"/>
-          <w:sz w:val="22"/>
-        </w:rPr>
-        <w:t> </w:t>
-      </w:r>
-      <w:r>
-        <w:rPr>
-          <w:rFonts w:ascii="Palatino Linotype" w:hAnsi="Palatino Linotype"/>
-          <w:i/>
-          <w:w w:val="105"/>
-          <w:sz w:val="22"/>
+        </w:rPr>
+        <w:t xml:space="preserve"> </w:t>
+      </w:r>
+      <w:r>
+        <w:rPr>
+          <w:rFonts w:ascii="Palatino Linotype" w:hAnsi="Palatino Linotype"/>
+          <w:i/>
+          <w:w w:val="105"/>
         </w:rPr>
         <w:t>and</w:t>
       </w:r>
@@ -2481,23 +2368,20 @@
           <w:i/>
           <w:spacing w:val="-14"/>
           <w:w w:val="105"/>
-          <w:sz w:val="22"/>
-        </w:rPr>
-        <w:t> </w:t>
-      </w:r>
-      <w:r>
-        <w:rPr>
-          <w:rFonts w:ascii="Palatino Linotype" w:hAnsi="Palatino Linotype"/>
-          <w:i/>
-          <w:w w:val="105"/>
-          <w:sz w:val="22"/>
+        </w:rPr>
+        <w:t xml:space="preserve"> </w:t>
+      </w:r>
+      <w:r>
+        <w:rPr>
+          <w:rFonts w:ascii="Palatino Linotype" w:hAnsi="Palatino Linotype"/>
+          <w:i/>
+          <w:w w:val="105"/>
         </w:rPr>
         <w:t>Growth Economics</w:t>
       </w:r>
       <w:r>
         <w:rPr>
           <w:w w:val="105"/>
-          <w:sz w:val="22"/>
         </w:rPr>
         <w:t>, A.</w:t>
       </w:r>
@@ -2505,14 +2389,12 @@
         <w:rPr>
           <w:spacing w:val="80"/>
           <w:w w:val="105"/>
-          <w:sz w:val="22"/>
-        </w:rPr>
-        <w:t> </w:t>
-      </w:r>
-      <w:r>
-        <w:rPr>
-          <w:w w:val="105"/>
-          <w:sz w:val="22"/>
+        </w:rPr>
+        <w:t xml:space="preserve"> </w:t>
+      </w:r>
+      <w:r>
+        <w:rPr>
+          <w:w w:val="105"/>
         </w:rPr>
         <w:t>Dhar (ed.), Allied</w:t>
       </w:r>
@@ -2520,14 +2402,12 @@
         <w:rPr>
           <w:spacing w:val="-1"/>
           <w:w w:val="105"/>
-          <w:sz w:val="22"/>
-        </w:rPr>
-        <w:t> </w:t>
-      </w:r>
-      <w:r>
-        <w:rPr>
-          <w:w w:val="105"/>
-          <w:sz w:val="22"/>
+        </w:rPr>
+        <w:t xml:space="preserve"> </w:t>
+      </w:r>
+      <w:r>
+        <w:rPr>
+          <w:w w:val="105"/>
         </w:rPr>
         <w:t>Publisher, 2010</w:t>
       </w:r>
@@ -2535,14 +2415,12 @@
         <w:rPr>
           <w:spacing w:val="-1"/>
           <w:w w:val="105"/>
-          <w:sz w:val="22"/>
-        </w:rPr>
-        <w:t> </w:t>
-      </w:r>
-      <w:r>
-        <w:rPr>
-          <w:w w:val="105"/>
-          <w:sz w:val="22"/>
+        </w:rPr>
+        <w:t xml:space="preserve"> </w:t>
+      </w:r>
+      <w:r>
+        <w:rPr>
+          <w:w w:val="105"/>
         </w:rPr>
         <w:t>(with Leonard J. Mirman and Kevin L. Reffett) “Isotone</w:t>
       </w:r>
@@ -2550,14 +2428,12 @@
         <w:rPr>
           <w:spacing w:val="-12"/>
           <w:w w:val="105"/>
-          <w:sz w:val="22"/>
-        </w:rPr>
-        <w:t> </w:t>
-      </w:r>
-      <w:r>
-        <w:rPr>
-          <w:w w:val="105"/>
-          <w:sz w:val="22"/>
+        </w:rPr>
+        <w:t xml:space="preserve"> </w:t>
+      </w:r>
+      <w:r>
+        <w:rPr>
+          <w:w w:val="105"/>
         </w:rPr>
         <w:t>Recursive</w:t>
       </w:r>
@@ -2565,14 +2441,12 @@
         <w:rPr>
           <w:spacing w:val="-8"/>
           <w:w w:val="105"/>
-          <w:sz w:val="22"/>
-        </w:rPr>
-        <w:t> </w:t>
-      </w:r>
-      <w:r>
-        <w:rPr>
-          <w:w w:val="105"/>
-          <w:sz w:val="22"/>
+        </w:rPr>
+        <w:t xml:space="preserve"> </w:t>
+      </w:r>
+      <w:r>
+        <w:rPr>
+          <w:w w:val="105"/>
         </w:rPr>
         <w:t>Methods:</w:t>
       </w:r>
@@ -2580,14 +2454,12 @@
         <w:rPr>
           <w:spacing w:val="-8"/>
           <w:w w:val="105"/>
-          <w:sz w:val="22"/>
-        </w:rPr>
-        <w:t> </w:t>
-      </w:r>
-      <w:r>
-        <w:rPr>
-          <w:w w:val="105"/>
-          <w:sz w:val="22"/>
+        </w:rPr>
+        <w:t xml:space="preserve"> </w:t>
+      </w:r>
+      <w:r>
+        <w:rPr>
+          <w:w w:val="105"/>
         </w:rPr>
         <w:t>Homogeneous</w:t>
       </w:r>
@@ -2595,14 +2467,12 @@
         <w:rPr>
           <w:spacing w:val="-9"/>
           <w:w w:val="105"/>
-          <w:sz w:val="22"/>
-        </w:rPr>
-        <w:t> </w:t>
-      </w:r>
-      <w:r>
-        <w:rPr>
-          <w:w w:val="105"/>
-          <w:sz w:val="22"/>
+        </w:rPr>
+        <w:t xml:space="preserve"> </w:t>
+      </w:r>
+      <w:r>
+        <w:rPr>
+          <w:w w:val="105"/>
         </w:rPr>
         <w:t>Agents,”</w:t>
       </w:r>
@@ -2610,16 +2480,14 @@
         <w:rPr>
           <w:spacing w:val="-5"/>
           <w:w w:val="105"/>
-          <w:sz w:val="22"/>
-        </w:rPr>
-        <w:t> </w:t>
-      </w:r>
-      <w:r>
-        <w:rPr>
-          <w:rFonts w:ascii="Palatino Linotype" w:hAnsi="Palatino Linotype"/>
-          <w:i/>
-          <w:w w:val="105"/>
-          <w:sz w:val="22"/>
+        </w:rPr>
+        <w:t xml:space="preserve"> </w:t>
+      </w:r>
+      <w:r>
+        <w:rPr>
+          <w:rFonts w:ascii="Palatino Linotype" w:hAnsi="Palatino Linotype"/>
+          <w:i/>
+          <w:w w:val="105"/>
         </w:rPr>
         <w:t>The</w:t>
       </w:r>
@@ -2629,16 +2497,14 @@
           <w:i/>
           <w:spacing w:val="-15"/>
           <w:w w:val="105"/>
-          <w:sz w:val="22"/>
-        </w:rPr>
-        <w:t> </w:t>
-      </w:r>
-      <w:r>
-        <w:rPr>
-          <w:rFonts w:ascii="Palatino Linotype" w:hAnsi="Palatino Linotype"/>
-          <w:i/>
-          <w:w w:val="105"/>
-          <w:sz w:val="22"/>
+        </w:rPr>
+        <w:t xml:space="preserve"> </w:t>
+      </w:r>
+      <w:r>
+        <w:rPr>
+          <w:rFonts w:ascii="Palatino Linotype" w:hAnsi="Palatino Linotype"/>
+          <w:i/>
+          <w:w w:val="105"/>
         </w:rPr>
         <w:t>Handbook</w:t>
       </w:r>
@@ -2648,16 +2514,14 @@
           <w:i/>
           <w:spacing w:val="-14"/>
           <w:w w:val="105"/>
-          <w:sz w:val="22"/>
-        </w:rPr>
-        <w:t> </w:t>
-      </w:r>
-      <w:r>
-        <w:rPr>
-          <w:rFonts w:ascii="Palatino Linotype" w:hAnsi="Palatino Linotype"/>
-          <w:i/>
-          <w:w w:val="105"/>
-          <w:sz w:val="22"/>
+        </w:rPr>
+        <w:t xml:space="preserve"> </w:t>
+      </w:r>
+      <w:r>
+        <w:rPr>
+          <w:rFonts w:ascii="Palatino Linotype" w:hAnsi="Palatino Linotype"/>
+          <w:i/>
+          <w:w w:val="105"/>
         </w:rPr>
         <w:t>of</w:t>
       </w:r>
@@ -2667,16 +2531,14 @@
           <w:i/>
           <w:spacing w:val="-15"/>
           <w:w w:val="105"/>
-          <w:sz w:val="22"/>
-        </w:rPr>
-        <w:t> </w:t>
-      </w:r>
-      <w:r>
-        <w:rPr>
-          <w:rFonts w:ascii="Palatino Linotype" w:hAnsi="Palatino Linotype"/>
-          <w:i/>
-          <w:w w:val="105"/>
-          <w:sz w:val="22"/>
+        </w:rPr>
+        <w:t xml:space="preserve"> </w:t>
+      </w:r>
+      <w:r>
+        <w:rPr>
+          <w:rFonts w:ascii="Palatino Linotype" w:hAnsi="Palatino Linotype"/>
+          <w:i/>
+          <w:w w:val="105"/>
         </w:rPr>
         <w:t>Optimal</w:t>
       </w:r>
@@ -2686,16 +2548,14 @@
           <w:i/>
           <w:spacing w:val="-13"/>
           <w:w w:val="105"/>
-          <w:sz w:val="22"/>
-        </w:rPr>
-        <w:t> </w:t>
-      </w:r>
-      <w:r>
-        <w:rPr>
-          <w:rFonts w:ascii="Palatino Linotype" w:hAnsi="Palatino Linotype"/>
-          <w:i/>
-          <w:w w:val="105"/>
-          <w:sz w:val="22"/>
+        </w:rPr>
+        <w:t xml:space="preserve"> </w:t>
+      </w:r>
+      <w:r>
+        <w:rPr>
+          <w:rFonts w:ascii="Palatino Linotype" w:hAnsi="Palatino Linotype"/>
+          <w:i/>
+          <w:w w:val="105"/>
         </w:rPr>
         <w:t>Growth</w:t>
       </w:r>
@@ -2705,16 +2565,14 @@
           <w:i/>
           <w:spacing w:val="-15"/>
           <w:w w:val="105"/>
-          <w:sz w:val="22"/>
-        </w:rPr>
-        <w:t> </w:t>
-      </w:r>
-      <w:r>
-        <w:rPr>
-          <w:rFonts w:ascii="Palatino Linotype" w:hAnsi="Palatino Linotype"/>
-          <w:i/>
-          <w:w w:val="105"/>
-          <w:sz w:val="22"/>
+        </w:rPr>
+        <w:t xml:space="preserve"> </w:t>
+      </w:r>
+      <w:r>
+        <w:rPr>
+          <w:rFonts w:ascii="Palatino Linotype" w:hAnsi="Palatino Linotype"/>
+          <w:i/>
+          <w:w w:val="105"/>
         </w:rPr>
         <w:t>1:</w:t>
       </w:r>
@@ -2724,165 +2582,47 @@
           <w:i/>
           <w:spacing w:val="-14"/>
           <w:w w:val="105"/>
-          <w:sz w:val="22"/>
-        </w:rPr>
-        <w:t> </w:t>
-      </w:r>
-      <w:r>
-        <w:rPr>
-          <w:rFonts w:ascii="Palatino Linotype" w:hAnsi="Palatino Linotype"/>
-          <w:i/>
-          <w:w w:val="105"/>
-          <w:sz w:val="22"/>
+        </w:rPr>
+        <w:t xml:space="preserve"> </w:t>
+      </w:r>
+      <w:r>
+        <w:rPr>
+          <w:rFonts w:ascii="Palatino Linotype" w:hAnsi="Palatino Linotype"/>
+          <w:i/>
+          <w:w w:val="105"/>
         </w:rPr>
         <w:t>Discrete Time</w:t>
       </w:r>
       <w:r>
         <w:rPr>
           <w:w w:val="105"/>
-          <w:sz w:val="22"/>
-        </w:rPr>
-        <w:t>,</w:t>
-      </w:r>
-      <w:r>
-        <w:rPr>
-          <w:w w:val="105"/>
-          <w:sz w:val="22"/>
-        </w:rPr>
-        <w:t> R-A</w:t>
-      </w:r>
-      <w:r>
-        <w:rPr>
-          <w:w w:val="105"/>
-          <w:sz w:val="22"/>
-        </w:rPr>
-        <w:t> Dana,</w:t>
-      </w:r>
-      <w:r>
-        <w:rPr>
-          <w:w w:val="105"/>
-          <w:sz w:val="22"/>
-        </w:rPr>
-        <w:t> C.</w:t>
-      </w:r>
-      <w:r>
-        <w:rPr>
-          <w:w w:val="105"/>
-          <w:sz w:val="22"/>
-        </w:rPr>
-        <w:t> Le</w:t>
-      </w:r>
-      <w:r>
-        <w:rPr>
-          <w:w w:val="105"/>
-          <w:sz w:val="22"/>
-        </w:rPr>
-        <w:t> Van,</w:t>
-      </w:r>
-      <w:r>
-        <w:rPr>
-          <w:w w:val="105"/>
-          <w:sz w:val="22"/>
-        </w:rPr>
-        <w:t> T.</w:t>
-      </w:r>
-      <w:r>
-        <w:rPr>
-          <w:w w:val="105"/>
-          <w:sz w:val="22"/>
-        </w:rPr>
-        <w:t> Mitra</w:t>
-      </w:r>
-      <w:r>
-        <w:rPr>
-          <w:w w:val="105"/>
-          <w:sz w:val="22"/>
-        </w:rPr>
-        <w:t> and</w:t>
-      </w:r>
-      <w:r>
-        <w:rPr>
-          <w:w w:val="105"/>
-          <w:sz w:val="22"/>
-        </w:rPr>
-        <w:t> K.</w:t>
-      </w:r>
-      <w:r>
-        <w:rPr>
-          <w:w w:val="105"/>
-          <w:sz w:val="22"/>
-        </w:rPr>
-        <w:t> Nishimura</w:t>
-      </w:r>
-      <w:r>
-        <w:rPr>
-          <w:w w:val="105"/>
-          <w:sz w:val="22"/>
-        </w:rPr>
-        <w:t> (eds.),</w:t>
-      </w:r>
-      <w:r>
-        <w:rPr>
-          <w:w w:val="105"/>
-          <w:sz w:val="22"/>
-        </w:rPr>
-        <w:t> Springer,</w:t>
-      </w:r>
-      <w:r>
-        <w:rPr>
-          <w:w w:val="105"/>
-          <w:sz w:val="22"/>
-        </w:rPr>
-        <w:t> 2006</w:t>
-      </w:r>
-      <w:r>
-        <w:rPr>
-          <w:w w:val="105"/>
-          <w:sz w:val="22"/>
-        </w:rPr>
-        <w:t> (with</w:t>
-      </w:r>
-      <w:r>
-        <w:rPr>
-          <w:w w:val="105"/>
-          <w:sz w:val="22"/>
-        </w:rPr>
-        <w:t> Kevin</w:t>
-      </w:r>
-      <w:r>
-        <w:rPr>
-          <w:w w:val="105"/>
-          <w:sz w:val="22"/>
-        </w:rPr>
-        <w:t> L. </w:t>
+        </w:rPr>
+        <w:t xml:space="preserve">, R-A Dana, C. Le Van, T. Mitra and K. Nishimura (eds.), Springer, 2006 (with Kevin L. </w:t>
       </w:r>
       <w:r>
         <w:rPr>
           <w:spacing w:val="-2"/>
           <w:w w:val="105"/>
-          <w:sz w:val="22"/>
         </w:rPr>
         <w:t>Reffett)</w:t>
       </w:r>
     </w:p>
     <w:p>
       <w:pPr>
-        <w:spacing w:after="0" w:line="225" w:lineRule="auto"/>
+        <w:spacing w:line="225" w:lineRule="auto"/>
         <w:jc w:val="both"/>
-        <w:rPr>
-          <w:sz w:val="22"/>
-        </w:rPr>
         <w:sectPr>
           <w:type w:val="continuous"/>
           <w:pgSz w:w="12240" w:h="15840"/>
-          <w:pgMar w:top="1600" w:bottom="280" w:left="1080" w:right="1080"/>
+          <w:pgMar w:top="1600" w:right="1080" w:bottom="280" w:left="1080" w:header="720" w:footer="720" w:gutter="0"/>
+          <w:cols w:space="720"/>
         </w:sectPr>
       </w:pPr>
     </w:p>
     <w:p>
       <w:pPr>
-        <w:pStyle w:val="BodyText"/>
-        <w:spacing w:line="237" w:lineRule="auto" w:before="74"/>
+        <w:pStyle w:val="a3"/>
+        <w:spacing w:before="74" w:line="237" w:lineRule="auto"/>
         <w:ind w:right="359"/>
         <w:jc w:val="both"/>
       </w:pPr>
@@ -2890,74 +2630,15 @@
         <w:rPr>
           <w:w w:val="105"/>
         </w:rPr>
-        <w:t>“Markovian</w:t>
-      </w:r>
-      <w:r>
-        <w:rPr>
-          <w:w w:val="105"/>
-        </w:rPr>
-        <w:t> Equilibrium</w:t>
-      </w:r>
-      <w:r>
-        <w:rPr>
-          <w:w w:val="105"/>
-        </w:rPr>
-        <w:t> in</w:t>
-      </w:r>
-      <w:r>
-        <w:rPr>
-          <w:w w:val="105"/>
-        </w:rPr>
-        <w:t> Infinite</w:t>
-      </w:r>
-      <w:r>
-        <w:rPr>
-          <w:w w:val="105"/>
-        </w:rPr>
-        <w:t> Horizon</w:t>
-      </w:r>
-      <w:r>
-        <w:rPr>
-          <w:w w:val="105"/>
-        </w:rPr>
-        <w:t> Economies</w:t>
-      </w:r>
-      <w:r>
-        <w:rPr>
-          <w:w w:val="105"/>
-        </w:rPr>
-        <w:t> with</w:t>
-      </w:r>
-      <w:r>
-        <w:rPr>
-          <w:w w:val="105"/>
-        </w:rPr>
-        <w:t> Incomplete</w:t>
-      </w:r>
-      <w:r>
-        <w:rPr>
-          <w:w w:val="105"/>
-        </w:rPr>
-        <w:t> Markets</w:t>
-      </w:r>
-      <w:r>
-        <w:rPr>
-          <w:w w:val="105"/>
-        </w:rPr>
-        <w:t> and</w:t>
-      </w:r>
-      <w:r>
-        <w:rPr>
-          <w:w w:val="105"/>
-        </w:rPr>
-        <w:t> Public Policy,”</w:t>
+        <w:lastRenderedPageBreak/>
+        <w:t>“Markovian Equilibrium in Infinite Horizon Economies with Incomplete Markets and Public Policy,”</w:t>
       </w:r>
       <w:r>
         <w:rPr>
           <w:spacing w:val="-1"/>
           <w:w w:val="105"/>
         </w:rPr>
-        <w:t> </w:t>
+        <w:t xml:space="preserve"> </w:t>
       </w:r>
       <w:r>
         <w:rPr>
@@ -2974,7 +2655,7 @@
           <w:spacing w:val="-9"/>
           <w:w w:val="105"/>
         </w:rPr>
-        <w:t> </w:t>
+        <w:t xml:space="preserve"> </w:t>
       </w:r>
       <w:r>
         <w:rPr>
@@ -2991,7 +2672,7 @@
           <w:spacing w:val="-9"/>
           <w:w w:val="105"/>
         </w:rPr>
-        <w:t> </w:t>
+        <w:t xml:space="preserve"> </w:t>
       </w:r>
       <w:r>
         <w:rPr>
@@ -3008,7 +2689,7 @@
           <w:spacing w:val="-7"/>
           <w:w w:val="105"/>
         </w:rPr>
-        <w:t> </w:t>
+        <w:t xml:space="preserve"> </w:t>
       </w:r>
       <w:r>
         <w:rPr>
@@ -3025,7 +2706,7 @@
           <w:spacing w:val="-9"/>
           <w:w w:val="105"/>
         </w:rPr>
-        <w:t> </w:t>
+        <w:t xml:space="preserve"> </w:t>
       </w:r>
       <w:r>
         <w:rPr>
@@ -3038,7 +2719,7 @@
           <w:spacing w:val="-1"/>
           <w:w w:val="105"/>
         </w:rPr>
-        <w:t> </w:t>
+        <w:t xml:space="preserve"> </w:t>
       </w:r>
       <w:r>
         <w:rPr>
@@ -3051,7 +2732,7 @@
           <w:spacing w:val="-2"/>
           <w:w w:val="105"/>
         </w:rPr>
-        <w:t> </w:t>
+        <w:t xml:space="preserve"> </w:t>
       </w:r>
       <w:r>
         <w:rPr>
@@ -3064,7 +2745,7 @@
           <w:spacing w:val="-1"/>
           <w:w w:val="105"/>
         </w:rPr>
-        <w:t> </w:t>
+        <w:t xml:space="preserve"> </w:t>
       </w:r>
       <w:r>
         <w:rPr>
@@ -3077,7 +2758,7 @@
           <w:spacing w:val="-2"/>
           <w:w w:val="105"/>
         </w:rPr>
-        <w:t> </w:t>
+        <w:t xml:space="preserve"> </w:t>
       </w:r>
       <w:r>
         <w:rPr>
@@ -3090,7 +2771,7 @@
           <w:spacing w:val="-2"/>
           <w:w w:val="105"/>
         </w:rPr>
-        <w:t> </w:t>
+        <w:t xml:space="preserve"> </w:t>
       </w:r>
       <w:r>
         <w:rPr>
@@ -3103,7 +2784,7 @@
           <w:spacing w:val="-1"/>
           <w:w w:val="105"/>
         </w:rPr>
-        <w:t> </w:t>
+        <w:t xml:space="preserve"> </w:t>
       </w:r>
       <w:r>
         <w:rPr>
@@ -3116,7 +2797,7 @@
           <w:spacing w:val="-3"/>
           <w:w w:val="105"/>
         </w:rPr>
-        <w:t> </w:t>
+        <w:t xml:space="preserve"> </w:t>
       </w:r>
       <w:r>
         <w:rPr>
@@ -3129,7 +2810,7 @@
           <w:spacing w:val="-2"/>
           <w:w w:val="105"/>
         </w:rPr>
-        <w:t> </w:t>
+        <w:t xml:space="preserve"> </w:t>
       </w:r>
       <w:r>
         <w:rPr>
@@ -3140,8 +2821,8 @@
     </w:p>
     <w:p>
       <w:pPr>
-        <w:pStyle w:val="BodyText"/>
-        <w:spacing w:line="220" w:lineRule="auto" w:before="9"/>
+        <w:pStyle w:val="a3"/>
+        <w:spacing w:before="9" w:line="220" w:lineRule="auto"/>
         <w:ind w:right="357" w:firstLine="55"/>
         <w:jc w:val="both"/>
       </w:pPr>
@@ -3149,13 +2830,7 @@
         <w:rPr>
           <w:w w:val="105"/>
         </w:rPr>
-        <w:t>“Monotone Methods for Markovian Equilibrium in Dynamic Economies,”</w:t>
-      </w:r>
-      <w:r>
-        <w:rPr>
-          <w:w w:val="105"/>
-        </w:rPr>
-        <w:t> </w:t>
+        <w:t xml:space="preserve">“Monotone Methods for Markovian Equilibrium in Dynamic Economies,” </w:t>
       </w:r>
       <w:r>
         <w:rPr>
@@ -3174,80 +2849,73 @@
     </w:p>
     <w:p>
       <w:pPr>
-        <w:pStyle w:val="BodyText"/>
-        <w:spacing w:line="220" w:lineRule="auto" w:before="1"/>
+        <w:pStyle w:val="a3"/>
+        <w:spacing w:before="1" w:line="220" w:lineRule="auto"/>
         <w:ind w:right="358"/>
         <w:jc w:val="both"/>
       </w:pPr>
       <w:r>
-        <w:rPr/>
         <w:t>“Optimal</w:t>
       </w:r>
       <w:r>
         <w:rPr>
           <w:spacing w:val="40"/>
         </w:rPr>
-        <w:t> </w:t>
-      </w:r>
-      <w:r>
-        <w:rPr/>
+        <w:t xml:space="preserve"> </w:t>
+      </w:r>
+      <w:r>
         <w:t>Experimentation</w:t>
       </w:r>
       <w:r>
         <w:rPr>
           <w:spacing w:val="40"/>
         </w:rPr>
-        <w:t> </w:t>
-      </w:r>
-      <w:r>
-        <w:rPr/>
+        <w:t xml:space="preserve"> </w:t>
+      </w:r>
+      <w:r>
         <w:t>in</w:t>
       </w:r>
       <w:r>
         <w:rPr>
           <w:spacing w:val="40"/>
         </w:rPr>
-        <w:t> </w:t>
-      </w:r>
-      <w:r>
-        <w:rPr/>
+        <w:t xml:space="preserve"> </w:t>
+      </w:r>
+      <w:r>
         <w:t>Signal</w:t>
       </w:r>
       <w:r>
         <w:rPr>
           <w:spacing w:val="40"/>
         </w:rPr>
-        <w:t> </w:t>
-      </w:r>
-      <w:r>
-        <w:rPr/>
+        <w:t xml:space="preserve"> </w:t>
+      </w:r>
+      <w:r>
         <w:t>Dependent</w:t>
       </w:r>
       <w:r>
         <w:rPr>
           <w:spacing w:val="40"/>
         </w:rPr>
-        <w:t> </w:t>
-      </w:r>
-      <w:r>
-        <w:rPr/>
+        <w:t xml:space="preserve"> </w:t>
+      </w:r>
+      <w:r>
         <w:t>Decision</w:t>
       </w:r>
       <w:r>
         <w:rPr>
           <w:spacing w:val="40"/>
         </w:rPr>
-        <w:t> </w:t>
-      </w:r>
-      <w:r>
-        <w:rPr/>
+        <w:t xml:space="preserve"> </w:t>
+      </w:r>
+      <w:r>
         <w:t>Problems,”</w:t>
       </w:r>
       <w:r>
         <w:rPr>
           <w:spacing w:val="40"/>
         </w:rPr>
-        <w:t> </w:t>
+        <w:t xml:space="preserve"> </w:t>
       </w:r>
       <w:r>
         <w:rPr>
@@ -3262,7 +2930,7 @@
           <w:i/>
           <w:spacing w:val="40"/>
         </w:rPr>
-        <w:t> </w:t>
+        <w:t xml:space="preserve"> </w:t>
       </w:r>
       <w:r>
         <w:rPr>
@@ -3272,14 +2940,13 @@
         <w:t>Economic Review</w:t>
       </w:r>
       <w:r>
-        <w:rPr/>
         <w:t>, 43, 2002 (with Leonard J. Mirman and Edward E. Schlee)</w:t>
       </w:r>
     </w:p>
     <w:p>
       <w:pPr>
-        <w:pStyle w:val="BodyText"/>
-        <w:spacing w:line="220" w:lineRule="auto" w:before="1"/>
+        <w:pStyle w:val="a3"/>
+        <w:spacing w:before="1" w:line="220" w:lineRule="auto"/>
         <w:ind w:right="357"/>
         <w:jc w:val="both"/>
       </w:pPr>
@@ -3287,13 +2954,7 @@
         <w:rPr>
           <w:w w:val="105"/>
         </w:rPr>
-        <w:t>“Existence of Equilibrium in Distorted Dynamic Economies with Capital and Labor,”</w:t>
-      </w:r>
-      <w:r>
-        <w:rPr>
-          <w:w w:val="105"/>
-        </w:rPr>
-        <w:t> </w:t>
+        <w:t xml:space="preserve">“Existence of Equilibrium in Distorted Dynamic Economies with Capital and Labor,” </w:t>
       </w:r>
       <w:r>
         <w:rPr>
@@ -3310,7 +2971,7 @@
           <w:spacing w:val="-5"/>
           <w:w w:val="105"/>
         </w:rPr>
-        <w:t> </w:t>
+        <w:t xml:space="preserve"> </w:t>
       </w:r>
       <w:r>
         <w:rPr>
@@ -3331,7 +2992,7 @@
           <w:spacing w:val="-1"/>
           <w:w w:val="105"/>
         </w:rPr>
-        <w:t> </w:t>
+        <w:t xml:space="preserve"> </w:t>
       </w:r>
       <w:r>
         <w:rPr>
@@ -3344,7 +3005,7 @@
           <w:spacing w:val="-3"/>
           <w:w w:val="105"/>
         </w:rPr>
-        <w:t> </w:t>
+        <w:t xml:space="preserve"> </w:t>
       </w:r>
       <w:r>
         <w:rPr>
@@ -3357,7 +3018,7 @@
           <w:spacing w:val="-1"/>
           <w:w w:val="105"/>
         </w:rPr>
-        <w:t> </w:t>
+        <w:t xml:space="preserve"> </w:t>
       </w:r>
       <w:r>
         <w:rPr>
@@ -3370,7 +3031,7 @@
           <w:spacing w:val="-3"/>
           <w:w w:val="105"/>
         </w:rPr>
-        <w:t> </w:t>
+        <w:t xml:space="preserve"> </w:t>
       </w:r>
       <w:r>
         <w:rPr>
@@ -3383,7 +3044,7 @@
           <w:spacing w:val="-1"/>
           <w:w w:val="105"/>
         </w:rPr>
-        <w:t> </w:t>
+        <w:t xml:space="preserve"> </w:t>
       </w:r>
       <w:r>
         <w:rPr>
@@ -3396,7 +3057,7 @@
           <w:spacing w:val="-1"/>
           <w:w w:val="105"/>
         </w:rPr>
-        <w:t> </w:t>
+        <w:t xml:space="preserve"> </w:t>
       </w:r>
       <w:r>
         <w:rPr>
@@ -3409,7 +3070,7 @@
           <w:spacing w:val="-1"/>
           <w:w w:val="105"/>
         </w:rPr>
-        <w:t> </w:t>
+        <w:t xml:space="preserve"> </w:t>
       </w:r>
       <w:r>
         <w:rPr>
@@ -3422,7 +3083,7 @@
           <w:spacing w:val="-3"/>
           <w:w w:val="105"/>
         </w:rPr>
-        <w:t> </w:t>
+        <w:t xml:space="preserve"> </w:t>
       </w:r>
       <w:r>
         <w:rPr>
@@ -3435,7 +3096,7 @@
           <w:spacing w:val="-1"/>
           <w:w w:val="105"/>
         </w:rPr>
-        <w:t> </w:t>
+        <w:t xml:space="preserve"> </w:t>
       </w:r>
       <w:r>
         <w:rPr>
@@ -3446,18 +3107,14 @@
     </w:p>
     <w:p>
       <w:pPr>
-        <w:spacing w:line="279" w:lineRule="exact" w:before="0"/>
-        <w:ind w:left="360" w:right="0" w:firstLine="0"/>
+        <w:spacing w:line="279" w:lineRule="exact"/>
+        <w:ind w:left="360"/>
         <w:jc w:val="both"/>
-        <w:rPr>
-          <w:sz w:val="22"/>
-        </w:rPr>
       </w:pPr>
       <w:r>
         <w:rPr>
           <w:spacing w:val="-2"/>
           <w:w w:val="105"/>
-          <w:sz w:val="22"/>
         </w:rPr>
         <w:t>“Intertemporal</w:t>
       </w:r>
@@ -3465,15 +3122,13 @@
         <w:rPr>
           <w:spacing w:val="5"/>
           <w:w w:val="105"/>
-          <w:sz w:val="22"/>
-        </w:rPr>
-        <w:t> </w:t>
+        </w:rPr>
+        <w:t xml:space="preserve"> </w:t>
       </w:r>
       <w:r>
         <w:rPr>
           <w:spacing w:val="-2"/>
           <w:w w:val="105"/>
-          <w:sz w:val="22"/>
         </w:rPr>
         <w:t>Cournot</w:t>
       </w:r>
@@ -3481,15 +3136,13 @@
         <w:rPr>
           <w:spacing w:val="3"/>
           <w:w w:val="105"/>
-          <w:sz w:val="22"/>
-        </w:rPr>
-        <w:t> </w:t>
+        </w:rPr>
+        <w:t xml:space="preserve"> </w:t>
       </w:r>
       <w:r>
         <w:rPr>
           <w:spacing w:val="-2"/>
           <w:w w:val="105"/>
-          <w:sz w:val="22"/>
         </w:rPr>
         <w:t>and</w:t>
       </w:r>
@@ -3497,15 +3150,13 @@
         <w:rPr>
           <w:spacing w:val="5"/>
           <w:w w:val="105"/>
-          <w:sz w:val="22"/>
-        </w:rPr>
-        <w:t> </w:t>
+        </w:rPr>
+        <w:t xml:space="preserve"> </w:t>
       </w:r>
       <w:r>
         <w:rPr>
           <w:spacing w:val="-2"/>
           <w:w w:val="105"/>
-          <w:sz w:val="22"/>
         </w:rPr>
         <w:t>Walras</w:t>
       </w:r>
@@ -3513,15 +3164,13 @@
         <w:rPr>
           <w:spacing w:val="8"/>
           <w:w w:val="105"/>
-          <w:sz w:val="22"/>
-        </w:rPr>
-        <w:t> </w:t>
+        </w:rPr>
+        <w:t xml:space="preserve"> </w:t>
       </w:r>
       <w:r>
         <w:rPr>
           <w:spacing w:val="-2"/>
           <w:w w:val="105"/>
-          <w:sz w:val="22"/>
         </w:rPr>
         <w:t>Equilibrium:</w:t>
       </w:r>
@@ -3529,15 +3178,13 @@
         <w:rPr>
           <w:spacing w:val="1"/>
           <w:w w:val="105"/>
-          <w:sz w:val="22"/>
-        </w:rPr>
-        <w:t> </w:t>
+        </w:rPr>
+        <w:t xml:space="preserve"> </w:t>
       </w:r>
       <w:r>
         <w:rPr>
           <w:spacing w:val="-2"/>
           <w:w w:val="105"/>
-          <w:sz w:val="22"/>
         </w:rPr>
         <w:t>An</w:t>
       </w:r>
@@ -3545,15 +3192,13 @@
         <w:rPr>
           <w:spacing w:val="8"/>
           <w:w w:val="105"/>
-          <w:sz w:val="22"/>
-        </w:rPr>
-        <w:t> </w:t>
+        </w:rPr>
+        <w:t xml:space="preserve"> </w:t>
       </w:r>
       <w:r>
         <w:rPr>
           <w:spacing w:val="-2"/>
           <w:w w:val="105"/>
-          <w:sz w:val="22"/>
         </w:rPr>
         <w:t>Illustration,”</w:t>
       </w:r>
@@ -3561,9 +3206,8 @@
         <w:rPr>
           <w:spacing w:val="10"/>
           <w:w w:val="105"/>
-          <w:sz w:val="22"/>
-        </w:rPr>
-        <w:t> </w:t>
+        </w:rPr>
+        <w:t xml:space="preserve"> </w:t>
       </w:r>
       <w:r>
         <w:rPr>
@@ -3571,7 +3215,6 @@
           <w:i/>
           <w:spacing w:val="-2"/>
           <w:w w:val="105"/>
-          <w:sz w:val="22"/>
         </w:rPr>
         <w:t>International</w:t>
       </w:r>
@@ -3581,9 +3224,8 @@
           <w:i/>
           <w:spacing w:val="-3"/>
           <w:w w:val="105"/>
-          <w:sz w:val="22"/>
-        </w:rPr>
-        <w:t> </w:t>
+        </w:rPr>
+        <w:t xml:space="preserve"> </w:t>
       </w:r>
       <w:r>
         <w:rPr>
@@ -3591,7 +3233,6 @@
           <w:i/>
           <w:spacing w:val="-2"/>
           <w:w w:val="105"/>
-          <w:sz w:val="22"/>
         </w:rPr>
         <w:t>Economic</w:t>
       </w:r>
@@ -3601,9 +3242,8 @@
           <w:i/>
           <w:spacing w:val="1"/>
           <w:w w:val="105"/>
-          <w:sz w:val="22"/>
-        </w:rPr>
-        <w:t> </w:t>
+        </w:rPr>
+        <w:t xml:space="preserve"> </w:t>
       </w:r>
       <w:r>
         <w:rPr>
@@ -3611,7 +3251,6 @@
           <w:i/>
           <w:spacing w:val="-2"/>
           <w:w w:val="105"/>
-          <w:sz w:val="22"/>
         </w:rPr>
         <w:t>Review</w:t>
       </w:r>
@@ -3619,56 +3258,51 @@
         <w:rPr>
           <w:spacing w:val="-2"/>
           <w:w w:val="105"/>
-          <w:sz w:val="22"/>
         </w:rPr>
         <w:t>,</w:t>
       </w:r>
     </w:p>
     <w:p>
       <w:pPr>
-        <w:pStyle w:val="BodyText"/>
+        <w:pStyle w:val="a3"/>
         <w:spacing w:line="254" w:lineRule="exact"/>
         <w:jc w:val="both"/>
       </w:pPr>
       <w:r>
-        <w:rPr/>
         <w:t>43,</w:t>
       </w:r>
       <w:r>
         <w:rPr>
           <w:spacing w:val="-9"/>
         </w:rPr>
-        <w:t> </w:t>
-      </w:r>
-      <w:r>
-        <w:rPr/>
+        <w:t xml:space="preserve"> </w:t>
+      </w:r>
+      <w:r>
         <w:t>2002</w:t>
       </w:r>
       <w:r>
         <w:rPr>
           <w:spacing w:val="-9"/>
         </w:rPr>
-        <w:t> </w:t>
-      </w:r>
-      <w:r>
-        <w:rPr/>
+        <w:t xml:space="preserve"> </w:t>
+      </w:r>
+      <w:r>
         <w:t>(with</w:t>
       </w:r>
       <w:r>
         <w:rPr>
           <w:spacing w:val="-7"/>
         </w:rPr>
-        <w:t> </w:t>
-      </w:r>
-      <w:r>
-        <w:rPr/>
+        <w:t xml:space="preserve"> </w:t>
+      </w:r>
+      <w:r>
         <w:t>Tito</w:t>
       </w:r>
       <w:r>
         <w:rPr>
           <w:spacing w:val="-8"/>
         </w:rPr>
-        <w:t> </w:t>
+        <w:t xml:space="preserve"> </w:t>
       </w:r>
       <w:r>
         <w:rPr>
@@ -3679,43 +3313,13 @@
     </w:p>
     <w:p>
       <w:pPr>
-        <w:pStyle w:val="BodyText"/>
+        <w:pStyle w:val="a3"/>
       </w:pPr>
       <w:r>
         <w:rPr>
           <w:w w:val="105"/>
         </w:rPr>
-        <w:t>“Learning with</w:t>
-      </w:r>
-      <w:r>
-        <w:rPr>
-          <w:w w:val="105"/>
-        </w:rPr>
-        <w:t> Noiseless Information</w:t>
-      </w:r>
-      <w:r>
-        <w:rPr>
-          <w:w w:val="105"/>
-        </w:rPr>
-        <w:t> and Pay-off</w:t>
-      </w:r>
-      <w:r>
-        <w:rPr>
-          <w:w w:val="105"/>
-        </w:rPr>
-        <w:t> Relevant</w:t>
-      </w:r>
-      <w:r>
-        <w:rPr>
-          <w:w w:val="105"/>
-        </w:rPr>
-        <w:t> Signals,”</w:t>
-      </w:r>
-      <w:r>
-        <w:rPr>
-          <w:w w:val="105"/>
-        </w:rPr>
-        <w:t> </w:t>
+        <w:t xml:space="preserve">“Learning with Noiseless Information and Pay-off Relevant Signals,” </w:t>
       </w:r>
       <w:r>
         <w:rPr>
@@ -3732,7 +3336,7 @@
           <w:spacing w:val="-4"/>
           <w:w w:val="105"/>
         </w:rPr>
-        <w:t> </w:t>
+        <w:t xml:space="preserve"> </w:t>
       </w:r>
       <w:r>
         <w:rPr>
@@ -3751,18 +3355,12 @@
     </w:p>
     <w:p>
       <w:pPr>
-        <w:spacing w:line="240" w:lineRule="auto" w:before="0"/>
-        <w:ind w:left="360" w:right="0" w:firstLine="0"/>
-        <w:jc w:val="left"/>
-        <w:rPr>
-          <w:sz w:val="22"/>
-        </w:rPr>
+        <w:ind w:left="360"/>
       </w:pPr>
       <w:r>
         <w:rPr>
           <w:spacing w:val="-2"/>
           <w:w w:val="105"/>
-          <w:sz w:val="22"/>
         </w:rPr>
         <w:t>“Dynamic Externalities and</w:t>
       </w:r>
@@ -3770,15 +3368,13 @@
         <w:rPr>
           <w:spacing w:val="-4"/>
           <w:w w:val="105"/>
-          <w:sz w:val="22"/>
-        </w:rPr>
-        <w:t> </w:t>
+        </w:rPr>
+        <w:t xml:space="preserve"> </w:t>
       </w:r>
       <w:r>
         <w:rPr>
           <w:spacing w:val="-2"/>
           <w:w w:val="105"/>
-          <w:sz w:val="22"/>
         </w:rPr>
         <w:t>Policy</w:t>
       </w:r>
@@ -3786,17 +3382,15 @@
         <w:rPr>
           <w:spacing w:val="-5"/>
           <w:w w:val="105"/>
-          <w:sz w:val="22"/>
-        </w:rPr>
-        <w:t> </w:t>
+        </w:rPr>
+        <w:t xml:space="preserve"> </w:t>
       </w:r>
       <w:r>
         <w:rPr>
           <w:spacing w:val="-2"/>
           <w:w w:val="105"/>
-          <w:sz w:val="22"/>
-        </w:rPr>
-        <w:t>Coordination,” </w:t>
+        </w:rPr>
+        <w:t xml:space="preserve">Coordination,” </w:t>
       </w:r>
       <w:r>
         <w:rPr>
@@ -3804,7 +3398,6 @@
           <w:i/>
           <w:spacing w:val="-2"/>
           <w:w w:val="105"/>
-          <w:sz w:val="22"/>
         </w:rPr>
         <w:t>Review</w:t>
       </w:r>
@@ -3814,9 +3407,8 @@
           <w:i/>
           <w:spacing w:val="-11"/>
           <w:w w:val="105"/>
-          <w:sz w:val="22"/>
-        </w:rPr>
-        <w:t> </w:t>
+        </w:rPr>
+        <w:t xml:space="preserve"> </w:t>
       </w:r>
       <w:r>
         <w:rPr>
@@ -3824,7 +3416,6 @@
           <w:i/>
           <w:spacing w:val="-2"/>
           <w:w w:val="105"/>
-          <w:sz w:val="22"/>
         </w:rPr>
         <w:t>of</w:t>
       </w:r>
@@ -3834,9 +3425,8 @@
           <w:i/>
           <w:spacing w:val="-10"/>
           <w:w w:val="105"/>
-          <w:sz w:val="22"/>
-        </w:rPr>
-        <w:t> </w:t>
+        </w:rPr>
+        <w:t xml:space="preserve"> </w:t>
       </w:r>
       <w:r>
         <w:rPr>
@@ -3844,7 +3434,6 @@
           <w:i/>
           <w:spacing w:val="-2"/>
           <w:w w:val="105"/>
-          <w:sz w:val="22"/>
         </w:rPr>
         <w:t>International</w:t>
       </w:r>
@@ -3854,9 +3443,8 @@
           <w:i/>
           <w:spacing w:val="-7"/>
           <w:w w:val="105"/>
-          <w:sz w:val="22"/>
-        </w:rPr>
-        <w:t> </w:t>
+        </w:rPr>
+        <w:t xml:space="preserve"> </w:t>
       </w:r>
       <w:r>
         <w:rPr>
@@ -3864,7 +3452,6 @@
           <w:i/>
           <w:spacing w:val="-2"/>
           <w:w w:val="105"/>
-          <w:sz w:val="22"/>
         </w:rPr>
         <w:t>Economics</w:t>
       </w:r>
@@ -3872,7 +3459,6 @@
         <w:rPr>
           <w:spacing w:val="-2"/>
           <w:w w:val="105"/>
-          <w:sz w:val="22"/>
         </w:rPr>
         <w:t>, 8,</w:t>
       </w:r>
@@ -3880,15 +3466,13 @@
         <w:rPr>
           <w:spacing w:val="-4"/>
           <w:w w:val="105"/>
-          <w:sz w:val="22"/>
-        </w:rPr>
-        <w:t> </w:t>
+        </w:rPr>
+        <w:t xml:space="preserve"> </w:t>
       </w:r>
       <w:r>
         <w:rPr>
           <w:spacing w:val="-2"/>
           <w:w w:val="105"/>
-          <w:sz w:val="22"/>
         </w:rPr>
         <w:t>2000</w:t>
       </w:r>
@@ -3896,82 +3480,44 @@
         <w:rPr>
           <w:spacing w:val="-4"/>
           <w:w w:val="105"/>
-          <w:sz w:val="22"/>
-        </w:rPr>
-        <w:t> </w:t>
+        </w:rPr>
+        <w:t xml:space="preserve"> </w:t>
       </w:r>
       <w:r>
         <w:rPr>
           <w:spacing w:val="-2"/>
           <w:w w:val="105"/>
-          <w:sz w:val="22"/>
-        </w:rPr>
-        <w:t>(with </w:t>
-      </w:r>
-      <w:r>
-        <w:rPr>
-          <w:w w:val="105"/>
-          <w:sz w:val="22"/>
+        </w:rPr>
+        <w:t xml:space="preserve">(with </w:t>
+      </w:r>
+      <w:r>
+        <w:rPr>
+          <w:w w:val="105"/>
         </w:rPr>
         <w:t>Leonard J. Mirman)</w:t>
       </w:r>
     </w:p>
     <w:p>
       <w:pPr>
-        <w:spacing w:line="220" w:lineRule="auto" w:before="0"/>
-        <w:ind w:left="360" w:right="364" w:firstLine="0"/>
-        <w:jc w:val="left"/>
-        <w:rPr>
-          <w:sz w:val="22"/>
-        </w:rPr>
+        <w:spacing w:line="220" w:lineRule="auto"/>
+        <w:ind w:left="360" w:right="364"/>
       </w:pPr>
       <w:r>
         <w:rPr>
           <w:w w:val="105"/>
-          <w:sz w:val="22"/>
-        </w:rPr>
-        <w:t>“Externalities,</w:t>
-      </w:r>
-      <w:r>
-        <w:rPr>
-          <w:w w:val="105"/>
-          <w:sz w:val="22"/>
-        </w:rPr>
-        <w:t> Market</w:t>
-      </w:r>
-      <w:r>
-        <w:rPr>
-          <w:w w:val="105"/>
-          <w:sz w:val="22"/>
-        </w:rPr>
-        <w:t> Power</w:t>
-      </w:r>
-      <w:r>
-        <w:rPr>
-          <w:w w:val="105"/>
-          <w:sz w:val="22"/>
-        </w:rPr>
-        <w:t> and</w:t>
-      </w:r>
-      <w:r>
-        <w:rPr>
-          <w:w w:val="105"/>
-          <w:sz w:val="22"/>
-        </w:rPr>
-        <w:t> Resource</w:t>
+        </w:rPr>
+        <w:t>“Externalities, Market Power and Resource</w:t>
       </w:r>
       <w:r>
         <w:rPr>
           <w:spacing w:val="2"/>
           <w:w w:val="105"/>
-          <w:sz w:val="22"/>
-        </w:rPr>
-        <w:t> </w:t>
-      </w:r>
-      <w:r>
-        <w:rPr>
-          <w:w w:val="105"/>
-          <w:sz w:val="22"/>
+        </w:rPr>
+        <w:t xml:space="preserve"> </w:t>
+      </w:r>
+      <w:r>
+        <w:rPr>
+          <w:w w:val="105"/>
         </w:rPr>
         <w:t>Extraction,”</w:t>
       </w:r>
@@ -3979,16 +3525,14 @@
         <w:rPr>
           <w:spacing w:val="2"/>
           <w:w w:val="105"/>
-          <w:sz w:val="22"/>
-        </w:rPr>
-        <w:t> </w:t>
-      </w:r>
-      <w:r>
-        <w:rPr>
-          <w:rFonts w:ascii="Palatino Linotype" w:hAnsi="Palatino Linotype"/>
-          <w:i/>
-          <w:w w:val="105"/>
-          <w:sz w:val="22"/>
+        </w:rPr>
+        <w:t xml:space="preserve"> </w:t>
+      </w:r>
+      <w:r>
+        <w:rPr>
+          <w:rFonts w:ascii="Palatino Linotype" w:hAnsi="Palatino Linotype"/>
+          <w:i/>
+          <w:w w:val="105"/>
         </w:rPr>
         <w:t>Journal</w:t>
       </w:r>
@@ -3998,16 +3542,14 @@
           <w:i/>
           <w:spacing w:val="-6"/>
           <w:w w:val="105"/>
-          <w:sz w:val="22"/>
-        </w:rPr>
-        <w:t> </w:t>
-      </w:r>
-      <w:r>
-        <w:rPr>
-          <w:rFonts w:ascii="Palatino Linotype" w:hAnsi="Palatino Linotype"/>
-          <w:i/>
-          <w:w w:val="105"/>
-          <w:sz w:val="22"/>
+        </w:rPr>
+        <w:t xml:space="preserve"> </w:t>
+      </w:r>
+      <w:r>
+        <w:rPr>
+          <w:rFonts w:ascii="Palatino Linotype" w:hAnsi="Palatino Linotype"/>
+          <w:i/>
+          <w:w w:val="105"/>
         </w:rPr>
         <w:t>of</w:t>
       </w:r>
@@ -4017,16 +3559,14 @@
           <w:i/>
           <w:spacing w:val="-6"/>
           <w:w w:val="105"/>
-          <w:sz w:val="22"/>
-        </w:rPr>
-        <w:t> </w:t>
-      </w:r>
-      <w:r>
-        <w:rPr>
-          <w:rFonts w:ascii="Palatino Linotype" w:hAnsi="Palatino Linotype"/>
-          <w:i/>
-          <w:w w:val="105"/>
-          <w:sz w:val="22"/>
+        </w:rPr>
+        <w:t xml:space="preserve"> </w:t>
+      </w:r>
+      <w:r>
+        <w:rPr>
+          <w:rFonts w:ascii="Palatino Linotype" w:hAnsi="Palatino Linotype"/>
+          <w:i/>
+          <w:w w:val="105"/>
         </w:rPr>
         <w:t>Environmental</w:t>
       </w:r>
@@ -4036,16 +3576,14 @@
           <w:i/>
           <w:spacing w:val="-6"/>
           <w:w w:val="105"/>
-          <w:sz w:val="22"/>
-        </w:rPr>
-        <w:t> </w:t>
-      </w:r>
-      <w:r>
-        <w:rPr>
-          <w:rFonts w:ascii="Palatino Linotype" w:hAnsi="Palatino Linotype"/>
-          <w:i/>
-          <w:w w:val="105"/>
-          <w:sz w:val="22"/>
+        </w:rPr>
+        <w:t xml:space="preserve"> </w:t>
+      </w:r>
+      <w:r>
+        <w:rPr>
+          <w:rFonts w:ascii="Palatino Linotype" w:hAnsi="Palatino Linotype"/>
+          <w:i/>
+          <w:w w:val="105"/>
         </w:rPr>
         <w:t>Economics</w:t>
       </w:r>
@@ -4055,23 +3593,20 @@
           <w:i/>
           <w:spacing w:val="-5"/>
           <w:w w:val="105"/>
-          <w:sz w:val="22"/>
-        </w:rPr>
-        <w:t> </w:t>
-      </w:r>
-      <w:r>
-        <w:rPr>
-          <w:rFonts w:ascii="Palatino Linotype" w:hAnsi="Palatino Linotype"/>
-          <w:i/>
-          <w:w w:val="105"/>
-          <w:sz w:val="22"/>
+        </w:rPr>
+        <w:t xml:space="preserve"> </w:t>
+      </w:r>
+      <w:r>
+        <w:rPr>
+          <w:rFonts w:ascii="Palatino Linotype" w:hAnsi="Palatino Linotype"/>
+          <w:i/>
+          <w:w w:val="105"/>
         </w:rPr>
         <w:t>and Management</w:t>
       </w:r>
       <w:r>
         <w:rPr>
           <w:w w:val="105"/>
-          <w:sz w:val="22"/>
         </w:rPr>
         <w:t>,</w:t>
       </w:r>
@@ -4079,14 +3614,12 @@
         <w:rPr>
           <w:spacing w:val="-1"/>
           <w:w w:val="105"/>
-          <w:sz w:val="22"/>
-        </w:rPr>
-        <w:t> </w:t>
-      </w:r>
-      <w:r>
-        <w:rPr>
-          <w:w w:val="105"/>
-          <w:sz w:val="22"/>
+        </w:rPr>
+        <w:t xml:space="preserve"> </w:t>
+      </w:r>
+      <w:r>
+        <w:rPr>
+          <w:w w:val="105"/>
         </w:rPr>
         <w:t>37,</w:t>
       </w:r>
@@ -4094,14 +3627,12 @@
         <w:rPr>
           <w:spacing w:val="-1"/>
           <w:w w:val="105"/>
-          <w:sz w:val="22"/>
-        </w:rPr>
-        <w:t> </w:t>
-      </w:r>
-      <w:r>
-        <w:rPr>
-          <w:w w:val="105"/>
-          <w:sz w:val="22"/>
+        </w:rPr>
+        <w:t xml:space="preserve"> </w:t>
+      </w:r>
+      <w:r>
+        <w:rPr>
+          <w:w w:val="105"/>
         </w:rPr>
         <w:t>1999</w:t>
       </w:r>
@@ -4109,14 +3640,12 @@
         <w:rPr>
           <w:spacing w:val="-2"/>
           <w:w w:val="105"/>
-          <w:sz w:val="22"/>
-        </w:rPr>
-        <w:t> </w:t>
-      </w:r>
-      <w:r>
-        <w:rPr>
-          <w:w w:val="105"/>
-          <w:sz w:val="22"/>
+        </w:rPr>
+        <w:t xml:space="preserve"> </w:t>
+      </w:r>
+      <w:r>
+        <w:rPr>
+          <w:w w:val="105"/>
         </w:rPr>
         <w:t>(with Leonard</w:t>
       </w:r>
@@ -4124,14 +3653,12 @@
         <w:rPr>
           <w:spacing w:val="-1"/>
           <w:w w:val="105"/>
-          <w:sz w:val="22"/>
-        </w:rPr>
-        <w:t> </w:t>
-      </w:r>
-      <w:r>
-        <w:rPr>
-          <w:w w:val="105"/>
-          <w:sz w:val="22"/>
+        </w:rPr>
+        <w:t xml:space="preserve"> </w:t>
+      </w:r>
+      <w:r>
+        <w:rPr>
+          <w:w w:val="105"/>
         </w:rPr>
         <w:t>J.</w:t>
       </w:r>
@@ -4139,103 +3666,59 @@
         <w:rPr>
           <w:spacing w:val="-1"/>
           <w:w w:val="105"/>
-          <w:sz w:val="22"/>
-        </w:rPr>
-        <w:t> </w:t>
-      </w:r>
-      <w:r>
-        <w:rPr>
-          <w:w w:val="105"/>
-          <w:sz w:val="22"/>
+        </w:rPr>
+        <w:t xml:space="preserve"> </w:t>
+      </w:r>
+      <w:r>
+        <w:rPr>
+          <w:w w:val="105"/>
         </w:rPr>
         <w:t>Mirman)</w:t>
       </w:r>
     </w:p>
     <w:p>
       <w:pPr>
-        <w:pStyle w:val="BodyText"/>
+        <w:pStyle w:val="a3"/>
         <w:spacing w:line="220" w:lineRule="auto"/>
       </w:pPr>
       <w:r>
         <w:rPr>
           <w:w w:val="105"/>
         </w:rPr>
-        <w:t>“Optimal</w:t>
-      </w:r>
-      <w:r>
-        <w:rPr>
-          <w:w w:val="105"/>
-        </w:rPr>
-        <w:t> Accumulation</w:t>
-      </w:r>
-      <w:r>
-        <w:rPr>
-          <w:w w:val="105"/>
-        </w:rPr>
-        <w:t> in</w:t>
-      </w:r>
-      <w:r>
-        <w:rPr>
-          <w:w w:val="105"/>
-        </w:rPr>
-        <w:t> a</w:t>
-      </w:r>
-      <w:r>
-        <w:rPr>
-          <w:w w:val="105"/>
-        </w:rPr>
-        <w:t> Small</w:t>
-      </w:r>
-      <w:r>
-        <w:rPr>
-          <w:w w:val="105"/>
-        </w:rPr>
-        <w:t> Open</w:t>
+        <w:t>“Optimal Accumulation in a Small Open</w:t>
       </w:r>
       <w:r>
         <w:rPr>
           <w:spacing w:val="27"/>
           <w:w w:val="105"/>
         </w:rPr>
-        <w:t> </w:t>
-      </w:r>
-      <w:r>
-        <w:rPr>
-          <w:w w:val="105"/>
-        </w:rPr>
-        <w:t>Economy</w:t>
-      </w:r>
-      <w:r>
-        <w:rPr>
-          <w:w w:val="105"/>
-        </w:rPr>
-        <w:t> with</w:t>
+        <w:t xml:space="preserve"> </w:t>
+      </w:r>
+      <w:r>
+        <w:rPr>
+          <w:w w:val="105"/>
+        </w:rPr>
+        <w:t>Economy with</w:t>
       </w:r>
       <w:r>
         <w:rPr>
           <w:spacing w:val="27"/>
           <w:w w:val="105"/>
         </w:rPr>
-        <w:t> </w:t>
-      </w:r>
-      <w:r>
-        <w:rPr>
-          <w:w w:val="105"/>
-        </w:rPr>
-        <w:t>Technological</w:t>
-      </w:r>
-      <w:r>
-        <w:rPr>
-          <w:w w:val="105"/>
-        </w:rPr>
-        <w:t> Uncertainty,”</w:t>
+        <w:t xml:space="preserve"> </w:t>
+      </w:r>
+      <w:r>
+        <w:rPr>
+          <w:w w:val="105"/>
+        </w:rPr>
+        <w:t>Technological Uncertainty,”</w:t>
       </w:r>
       <w:r>
         <w:rPr>
           <w:spacing w:val="33"/>
           <w:w w:val="105"/>
         </w:rPr>
-        <w:t> </w:t>
+        <w:t xml:space="preserve"> </w:t>
       </w:r>
       <w:r>
         <w:rPr>
@@ -4254,70 +3737,49 @@
     </w:p>
     <w:p>
       <w:pPr>
-        <w:spacing w:line="268" w:lineRule="exact" w:before="0"/>
-        <w:ind w:left="360" w:right="0" w:firstLine="0"/>
-        <w:jc w:val="left"/>
-        <w:rPr>
-          <w:sz w:val="22"/>
-        </w:rPr>
+        <w:spacing w:line="268" w:lineRule="exact"/>
+        <w:ind w:left="360"/>
       </w:pPr>
       <w:r>
-        <w:rPr>
-          <w:sz w:val="22"/>
-        </w:rPr>
         <w:t>“Externalities</w:t>
       </w:r>
       <w:r>
         <w:rPr>
           <w:spacing w:val="26"/>
-          <w:sz w:val="22"/>
-        </w:rPr>
-        <w:t> </w:t>
-      </w:r>
-      <w:r>
-        <w:rPr>
-          <w:sz w:val="22"/>
-        </w:rPr>
+        </w:rPr>
+        <w:t xml:space="preserve"> </w:t>
+      </w:r>
+      <w:r>
         <w:t>and</w:t>
       </w:r>
       <w:r>
         <w:rPr>
           <w:spacing w:val="18"/>
-          <w:sz w:val="22"/>
-        </w:rPr>
-        <w:t> </w:t>
-      </w:r>
-      <w:r>
-        <w:rPr>
-          <w:sz w:val="22"/>
-        </w:rPr>
+        </w:rPr>
+        <w:t xml:space="preserve"> </w:t>
+      </w:r>
+      <w:r>
         <w:t>Price</w:t>
       </w:r>
       <w:r>
         <w:rPr>
           <w:spacing w:val="18"/>
-          <w:sz w:val="22"/>
-        </w:rPr>
-        <w:t> </w:t>
-      </w:r>
-      <w:r>
-        <w:rPr>
-          <w:sz w:val="22"/>
-        </w:rPr>
+        </w:rPr>
+        <w:t xml:space="preserve"> </w:t>
+      </w:r>
+      <w:r>
         <w:t>Dynamics,”</w:t>
       </w:r>
       <w:r>
         <w:rPr>
           <w:spacing w:val="25"/>
-          <w:sz w:val="22"/>
-        </w:rPr>
-        <w:t> </w:t>
-      </w:r>
-      <w:r>
-        <w:rPr>
-          <w:rFonts w:ascii="Palatino Linotype" w:hAnsi="Palatino Linotype"/>
-          <w:i/>
-          <w:sz w:val="22"/>
+        </w:rPr>
+        <w:t xml:space="preserve"> </w:t>
+      </w:r>
+      <w:r>
+        <w:rPr>
+          <w:rFonts w:ascii="Palatino Linotype" w:hAnsi="Palatino Linotype"/>
+          <w:i/>
         </w:rPr>
         <w:t>International</w:t>
       </w:r>
@@ -4326,15 +3788,13 @@
           <w:rFonts w:ascii="Palatino Linotype" w:hAnsi="Palatino Linotype"/>
           <w:i/>
           <w:spacing w:val="14"/>
-          <w:sz w:val="22"/>
-        </w:rPr>
-        <w:t> </w:t>
-      </w:r>
-      <w:r>
-        <w:rPr>
-          <w:rFonts w:ascii="Palatino Linotype" w:hAnsi="Palatino Linotype"/>
-          <w:i/>
-          <w:sz w:val="22"/>
+        </w:rPr>
+        <w:t xml:space="preserve"> </w:t>
+      </w:r>
+      <w:r>
+        <w:rPr>
+          <w:rFonts w:ascii="Palatino Linotype" w:hAnsi="Palatino Linotype"/>
+          <w:i/>
         </w:rPr>
         <w:t>Economic</w:t>
       </w:r>
@@ -4343,118 +3803,86 @@
           <w:rFonts w:ascii="Palatino Linotype" w:hAnsi="Palatino Linotype"/>
           <w:i/>
           <w:spacing w:val="17"/>
-          <w:sz w:val="22"/>
-        </w:rPr>
-        <w:t> </w:t>
-      </w:r>
-      <w:r>
-        <w:rPr>
-          <w:rFonts w:ascii="Palatino Linotype" w:hAnsi="Palatino Linotype"/>
-          <w:i/>
-          <w:sz w:val="22"/>
+        </w:rPr>
+        <w:t xml:space="preserve"> </w:t>
+      </w:r>
+      <w:r>
+        <w:rPr>
+          <w:rFonts w:ascii="Palatino Linotype" w:hAnsi="Palatino Linotype"/>
+          <w:i/>
         </w:rPr>
         <w:t>Review</w:t>
       </w:r>
       <w:r>
-        <w:rPr>
-          <w:sz w:val="22"/>
-        </w:rPr>
         <w:t>,</w:t>
       </w:r>
       <w:r>
         <w:rPr>
           <w:spacing w:val="21"/>
-          <w:sz w:val="22"/>
-        </w:rPr>
-        <w:t> </w:t>
-      </w:r>
-      <w:r>
-        <w:rPr>
-          <w:sz w:val="22"/>
-        </w:rPr>
+        </w:rPr>
+        <w:t xml:space="preserve"> </w:t>
+      </w:r>
+      <w:r>
         <w:t>38,</w:t>
       </w:r>
       <w:r>
         <w:rPr>
           <w:spacing w:val="24"/>
-          <w:sz w:val="22"/>
-        </w:rPr>
-        <w:t> </w:t>
+        </w:rPr>
+        <w:t xml:space="preserve"> </w:t>
       </w:r>
       <w:r>
         <w:rPr>
           <w:spacing w:val="-4"/>
-          <w:sz w:val="22"/>
         </w:rPr>
         <w:t>1997</w:t>
       </w:r>
     </w:p>
     <w:p>
       <w:pPr>
-        <w:spacing w:line="285" w:lineRule="exact" w:before="0"/>
-        <w:ind w:left="360" w:right="0" w:firstLine="0"/>
-        <w:jc w:val="left"/>
-        <w:rPr>
-          <w:sz w:val="22"/>
-        </w:rPr>
+        <w:spacing w:line="285" w:lineRule="exact"/>
+        <w:ind w:left="360"/>
       </w:pPr>
       <w:r>
-        <w:rPr>
-          <w:sz w:val="22"/>
-        </w:rPr>
         <w:t>“Externalities,</w:t>
       </w:r>
       <w:r>
         <w:rPr>
           <w:spacing w:val="22"/>
-          <w:sz w:val="22"/>
-        </w:rPr>
-        <w:t> </w:t>
-      </w:r>
-      <w:r>
-        <w:rPr>
-          <w:sz w:val="22"/>
-        </w:rPr>
+        </w:rPr>
+        <w:t xml:space="preserve"> </w:t>
+      </w:r>
+      <w:r>
         <w:t>Trade</w:t>
       </w:r>
       <w:r>
         <w:rPr>
           <w:spacing w:val="19"/>
-          <w:sz w:val="22"/>
-        </w:rPr>
-        <w:t> </w:t>
-      </w:r>
-      <w:r>
-        <w:rPr>
-          <w:sz w:val="22"/>
-        </w:rPr>
+        </w:rPr>
+        <w:t xml:space="preserve"> </w:t>
+      </w:r>
+      <w:r>
         <w:t>and</w:t>
       </w:r>
       <w:r>
         <w:rPr>
           <w:spacing w:val="20"/>
-          <w:sz w:val="22"/>
-        </w:rPr>
-        <w:t> </w:t>
-      </w:r>
-      <w:r>
-        <w:rPr>
-          <w:sz w:val="22"/>
-        </w:rPr>
+        </w:rPr>
+        <w:t xml:space="preserve"> </w:t>
+      </w:r>
+      <w:r>
         <w:t>Dynamics,”</w:t>
       </w:r>
       <w:r>
         <w:rPr>
           <w:spacing w:val="27"/>
-          <w:sz w:val="22"/>
-        </w:rPr>
-        <w:t> </w:t>
-      </w:r>
-      <w:r>
-        <w:rPr>
-          <w:rFonts w:ascii="Palatino Linotype" w:hAnsi="Palatino Linotype"/>
-          <w:i/>
-          <w:sz w:val="22"/>
+        </w:rPr>
+        <w:t xml:space="preserve"> </w:t>
+      </w:r>
+      <w:r>
+        <w:rPr>
+          <w:rFonts w:ascii="Palatino Linotype" w:hAnsi="Palatino Linotype"/>
+          <w:i/>
         </w:rPr>
         <w:t>Canadian</w:t>
       </w:r>
@@ -4463,15 +3891,13 @@
           <w:rFonts w:ascii="Palatino Linotype" w:hAnsi="Palatino Linotype"/>
           <w:i/>
           <w:spacing w:val="14"/>
-          <w:sz w:val="22"/>
-        </w:rPr>
-        <w:t> </w:t>
-      </w:r>
-      <w:r>
-        <w:rPr>
-          <w:rFonts w:ascii="Palatino Linotype" w:hAnsi="Palatino Linotype"/>
-          <w:i/>
-          <w:sz w:val="22"/>
+        </w:rPr>
+        <w:t xml:space="preserve"> </w:t>
+      </w:r>
+      <w:r>
+        <w:rPr>
+          <w:rFonts w:ascii="Palatino Linotype" w:hAnsi="Palatino Linotype"/>
+          <w:i/>
         </w:rPr>
         <w:t>Journal</w:t>
       </w:r>
@@ -4480,15 +3906,13 @@
           <w:rFonts w:ascii="Palatino Linotype" w:hAnsi="Palatino Linotype"/>
           <w:i/>
           <w:spacing w:val="13"/>
-          <w:sz w:val="22"/>
-        </w:rPr>
-        <w:t> </w:t>
-      </w:r>
-      <w:r>
-        <w:rPr>
-          <w:rFonts w:ascii="Palatino Linotype" w:hAnsi="Palatino Linotype"/>
-          <w:i/>
-          <w:sz w:val="22"/>
+        </w:rPr>
+        <w:t xml:space="preserve"> </w:t>
+      </w:r>
+      <w:r>
+        <w:rPr>
+          <w:rFonts w:ascii="Palatino Linotype" w:hAnsi="Palatino Linotype"/>
+          <w:i/>
         </w:rPr>
         <w:t>of</w:t>
       </w:r>
@@ -4497,82 +3921,63 @@
           <w:rFonts w:ascii="Palatino Linotype" w:hAnsi="Palatino Linotype"/>
           <w:i/>
           <w:spacing w:val="19"/>
-          <w:sz w:val="22"/>
-        </w:rPr>
-        <w:t> </w:t>
-      </w:r>
-      <w:r>
-        <w:rPr>
-          <w:rFonts w:ascii="Palatino Linotype" w:hAnsi="Palatino Linotype"/>
-          <w:i/>
-          <w:sz w:val="22"/>
+        </w:rPr>
+        <w:t xml:space="preserve"> </w:t>
+      </w:r>
+      <w:r>
+        <w:rPr>
+          <w:rFonts w:ascii="Palatino Linotype" w:hAnsi="Palatino Linotype"/>
+          <w:i/>
         </w:rPr>
         <w:t>Economics</w:t>
       </w:r>
       <w:r>
-        <w:rPr>
-          <w:sz w:val="22"/>
-        </w:rPr>
         <w:t>,</w:t>
       </w:r>
       <w:r>
         <w:rPr>
           <w:spacing w:val="22"/>
-          <w:sz w:val="22"/>
-        </w:rPr>
-        <w:t> </w:t>
-      </w:r>
-      <w:r>
-        <w:rPr>
-          <w:sz w:val="22"/>
-        </w:rPr>
+        </w:rPr>
+        <w:t xml:space="preserve"> </w:t>
+      </w:r>
+      <w:r>
         <w:t>29,</w:t>
       </w:r>
       <w:r>
         <w:rPr>
           <w:spacing w:val="22"/>
-          <w:sz w:val="22"/>
-        </w:rPr>
-        <w:t> </w:t>
-      </w:r>
-      <w:r>
-        <w:rPr>
-          <w:sz w:val="22"/>
-        </w:rPr>
+        </w:rPr>
+        <w:t xml:space="preserve"> </w:t>
+      </w:r>
+      <w:r>
         <w:t>Special</w:t>
       </w:r>
       <w:r>
         <w:rPr>
           <w:spacing w:val="22"/>
-          <w:sz w:val="22"/>
-        </w:rPr>
-        <w:t> </w:t>
-      </w:r>
-      <w:r>
-        <w:rPr>
-          <w:sz w:val="22"/>
-        </w:rPr>
+        </w:rPr>
+        <w:t xml:space="preserve"> </w:t>
+      </w:r>
+      <w:r>
         <w:t>Issue,</w:t>
       </w:r>
       <w:r>
         <w:rPr>
           <w:spacing w:val="23"/>
-          <w:sz w:val="22"/>
-        </w:rPr>
-        <w:t> </w:t>
+        </w:rPr>
+        <w:t xml:space="preserve"> </w:t>
       </w:r>
       <w:r>
         <w:rPr>
           <w:spacing w:val="-4"/>
-          <w:sz w:val="22"/>
         </w:rPr>
         <w:t>1996</w:t>
       </w:r>
     </w:p>
     <w:p>
       <w:pPr>
-        <w:pStyle w:val="BodyText"/>
-        <w:spacing w:line="235" w:lineRule="auto" w:before="2"/>
+        <w:pStyle w:val="a3"/>
+        <w:spacing w:before="2" w:line="235" w:lineRule="auto"/>
       </w:pPr>
       <w:r>
         <w:rPr>
@@ -4585,7 +3990,7 @@
           <w:spacing w:val="-1"/>
           <w:w w:val="105"/>
         </w:rPr>
-        <w:t> </w:t>
+        <w:t xml:space="preserve"> </w:t>
       </w:r>
       <w:r>
         <w:rPr>
@@ -4598,7 +4003,7 @@
           <w:spacing w:val="-3"/>
           <w:w w:val="105"/>
         </w:rPr>
-        <w:t> </w:t>
+        <w:t xml:space="preserve"> </w:t>
       </w:r>
       <w:r>
         <w:rPr>
@@ -4611,7 +4016,7 @@
           <w:spacing w:val="-1"/>
           <w:w w:val="105"/>
         </w:rPr>
-        <w:t> </w:t>
+        <w:t xml:space="preserve"> </w:t>
       </w:r>
       <w:r>
         <w:rPr>
@@ -4628,7 +4033,7 @@
           <w:spacing w:val="-10"/>
           <w:w w:val="105"/>
         </w:rPr>
-        <w:t> </w:t>
+        <w:t xml:space="preserve"> </w:t>
       </w:r>
       <w:r>
         <w:rPr>
@@ -4645,7 +4050,7 @@
           <w:spacing w:val="-8"/>
           <w:w w:val="105"/>
         </w:rPr>
-        <w:t> </w:t>
+        <w:t xml:space="preserve"> </w:t>
       </w:r>
       <w:r>
         <w:rPr>
@@ -4666,7 +4071,7 @@
           <w:spacing w:val="-3"/>
           <w:w w:val="105"/>
         </w:rPr>
-        <w:t> </w:t>
+        <w:t xml:space="preserve"> </w:t>
       </w:r>
       <w:r>
         <w:rPr>
@@ -4679,7 +4084,7 @@
           <w:spacing w:val="-3"/>
           <w:w w:val="105"/>
         </w:rPr>
-        <w:t> </w:t>
+        <w:t xml:space="preserve"> </w:t>
       </w:r>
       <w:r>
         <w:rPr>
@@ -4690,18 +4095,17 @@
     </w:p>
     <w:p>
       <w:pPr>
-        <w:pStyle w:val="Heading1"/>
+        <w:pStyle w:val="1"/>
         <w:spacing w:before="247"/>
       </w:pPr>
       <w:r>
-        <w:rPr/>
         <w:t>Working</w:t>
       </w:r>
       <w:r>
         <w:rPr>
           <w:spacing w:val="-1"/>
         </w:rPr>
-        <w:t> </w:t>
+        <w:t xml:space="preserve"> </w:t>
       </w:r>
       <w:r>
         <w:rPr>
@@ -4712,7 +4116,7 @@
     </w:p>
     <w:p>
       <w:pPr>
-        <w:pStyle w:val="BodyText"/>
+        <w:pStyle w:val="a3"/>
         <w:spacing w:line="254" w:lineRule="auto"/>
         <w:ind w:right="364"/>
       </w:pPr>
@@ -4727,7 +4131,7 @@
           <w:spacing w:val="-3"/>
           <w:w w:val="105"/>
         </w:rPr>
-        <w:t> </w:t>
+        <w:t xml:space="preserve"> </w:t>
       </w:r>
       <w:r>
         <w:rPr>
@@ -4740,7 +4144,7 @@
           <w:spacing w:val="-5"/>
           <w:w w:val="105"/>
         </w:rPr>
-        <w:t> </w:t>
+        <w:t xml:space="preserve"> </w:t>
       </w:r>
       <w:r>
         <w:rPr>
@@ -4753,7 +4157,7 @@
           <w:spacing w:val="-1"/>
           <w:w w:val="105"/>
         </w:rPr>
-        <w:t> </w:t>
+        <w:t xml:space="preserve"> </w:t>
       </w:r>
       <w:r>
         <w:rPr>
@@ -4766,7 +4170,7 @@
           <w:spacing w:val="-3"/>
           <w:w w:val="105"/>
         </w:rPr>
-        <w:t> </w:t>
+        <w:t xml:space="preserve"> </w:t>
       </w:r>
       <w:r>
         <w:rPr>
@@ -4779,7 +4183,7 @@
           <w:spacing w:val="-4"/>
           <w:w w:val="105"/>
         </w:rPr>
-        <w:t> </w:t>
+        <w:t xml:space="preserve"> </w:t>
       </w:r>
       <w:r>
         <w:rPr>
@@ -4792,7 +4196,7 @@
           <w:spacing w:val="-1"/>
           <w:w w:val="105"/>
         </w:rPr>
-        <w:t> </w:t>
+        <w:t xml:space="preserve"> </w:t>
       </w:r>
       <w:r>
         <w:rPr>
@@ -4805,7 +4209,7 @@
           <w:spacing w:val="-1"/>
           <w:w w:val="105"/>
         </w:rPr>
-        <w:t> </w:t>
+        <w:t xml:space="preserve"> </w:t>
       </w:r>
       <w:r>
         <w:rPr>
@@ -4818,7 +4222,7 @@
           <w:spacing w:val="-4"/>
           <w:w w:val="105"/>
         </w:rPr>
-        <w:t> </w:t>
+        <w:t xml:space="preserve"> </w:t>
       </w:r>
       <w:r>
         <w:rPr>
@@ -4831,7 +4235,7 @@
           <w:spacing w:val="-3"/>
           <w:w w:val="105"/>
         </w:rPr>
-        <w:t> </w:t>
+        <w:t xml:space="preserve"> </w:t>
       </w:r>
       <w:r>
         <w:rPr>
@@ -4844,7 +4248,7 @@
           <w:spacing w:val="-5"/>
           <w:w w:val="105"/>
         </w:rPr>
-        <w:t> </w:t>
+        <w:t xml:space="preserve"> </w:t>
       </w:r>
       <w:r>
         <w:rPr>
@@ -4855,7 +4259,7 @@
     </w:p>
     <w:p>
       <w:pPr>
-        <w:pStyle w:val="BodyText"/>
+        <w:pStyle w:val="a3"/>
         <w:spacing w:line="254" w:lineRule="auto"/>
         <w:ind w:right="325"/>
       </w:pPr>
@@ -4868,7 +4272,7 @@
     </w:p>
     <w:p>
       <w:pPr>
-        <w:pStyle w:val="BodyText"/>
+        <w:pStyle w:val="a3"/>
         <w:spacing w:line="254" w:lineRule="auto"/>
         <w:ind w:left="355"/>
       </w:pPr>
@@ -4883,7 +4287,7 @@
           <w:spacing w:val="-1"/>
           <w:w w:val="105"/>
         </w:rPr>
-        <w:t> </w:t>
+        <w:t xml:space="preserve"> </w:t>
       </w:r>
       <w:r>
         <w:rPr>
@@ -4894,30 +4298,29 @@
     </w:p>
     <w:p>
       <w:pPr>
-        <w:pStyle w:val="BodyText"/>
+        <w:pStyle w:val="a3"/>
         <w:ind w:left="0"/>
       </w:pPr>
     </w:p>
     <w:p>
       <w:pPr>
-        <w:pStyle w:val="BodyText"/>
+        <w:pStyle w:val="a3"/>
         <w:spacing w:before="2"/>
         <w:ind w:left="0"/>
       </w:pPr>
     </w:p>
     <w:p>
       <w:pPr>
-        <w:pStyle w:val="Heading1"/>
+        <w:pStyle w:val="1"/>
       </w:pPr>
       <w:r>
-        <w:rPr/>
         <w:t>Grants in</w:t>
       </w:r>
       <w:r>
         <w:rPr>
           <w:spacing w:val="-3"/>
         </w:rPr>
-        <w:t> </w:t>
+        <w:t xml:space="preserve"> </w:t>
       </w:r>
       <w:r>
         <w:rPr>
@@ -4928,7 +4331,7 @@
     </w:p>
     <w:p>
       <w:pPr>
-        <w:pStyle w:val="BodyText"/>
+        <w:pStyle w:val="a3"/>
         <w:spacing w:line="254" w:lineRule="auto"/>
       </w:pPr>
       <w:r>
@@ -4942,7 +4345,7 @@
           <w:spacing w:val="-11"/>
           <w:w w:val="105"/>
         </w:rPr>
-        <w:t> </w:t>
+        <w:t xml:space="preserve"> </w:t>
       </w:r>
       <w:r>
         <w:rPr>
@@ -4955,7 +4358,7 @@
           <w:spacing w:val="-12"/>
           <w:w w:val="105"/>
         </w:rPr>
-        <w:t> </w:t>
+        <w:t xml:space="preserve"> </w:t>
       </w:r>
       <w:r>
         <w:rPr>
@@ -4968,7 +4371,7 @@
           <w:spacing w:val="-13"/>
           <w:w w:val="105"/>
         </w:rPr>
-        <w:t> </w:t>
+        <w:t xml:space="preserve"> </w:t>
       </w:r>
       <w:r>
         <w:rPr>
@@ -4981,7 +4384,7 @@
           <w:spacing w:val="-12"/>
           <w:w w:val="105"/>
         </w:rPr>
-        <w:t> </w:t>
+        <w:t xml:space="preserve"> </w:t>
       </w:r>
       <w:r>
         <w:rPr>
@@ -4994,7 +4397,7 @@
           <w:spacing w:val="-11"/>
           <w:w w:val="105"/>
         </w:rPr>
-        <w:t> </w:t>
+        <w:t xml:space="preserve"> </w:t>
       </w:r>
       <w:r>
         <w:rPr>
@@ -5007,7 +4410,7 @@
           <w:spacing w:val="-12"/>
           <w:w w:val="105"/>
         </w:rPr>
-        <w:t> </w:t>
+        <w:t xml:space="preserve"> </w:t>
       </w:r>
       <w:r>
         <w:rPr>
@@ -5020,7 +4423,7 @@
           <w:spacing w:val="-13"/>
           <w:w w:val="105"/>
         </w:rPr>
-        <w:t> </w:t>
+        <w:t xml:space="preserve"> </w:t>
       </w:r>
       <w:r>
         <w:rPr>
@@ -5033,7 +4436,7 @@
           <w:spacing w:val="-13"/>
           <w:w w:val="105"/>
         </w:rPr>
-        <w:t> </w:t>
+        <w:t xml:space="preserve"> </w:t>
       </w:r>
       <w:r>
         <w:rPr>
@@ -5046,7 +4449,7 @@
           <w:spacing w:val="-12"/>
           <w:w w:val="105"/>
         </w:rPr>
-        <w:t> </w:t>
+        <w:t xml:space="preserve"> </w:t>
       </w:r>
       <w:r>
         <w:rPr>
@@ -5059,7 +4462,7 @@
           <w:spacing w:val="-11"/>
           <w:w w:val="105"/>
         </w:rPr>
-        <w:t> </w:t>
+        <w:t xml:space="preserve"> </w:t>
       </w:r>
       <w:r>
         <w:rPr>
@@ -5072,7 +4475,7 @@
           <w:spacing w:val="-11"/>
           <w:w w:val="105"/>
         </w:rPr>
-        <w:t> </w:t>
+        <w:t xml:space="preserve"> </w:t>
       </w:r>
       <w:r>
         <w:rPr>
@@ -5085,7 +4488,7 @@
           <w:spacing w:val="-11"/>
           <w:w w:val="105"/>
         </w:rPr>
-        <w:t> </w:t>
+        <w:t xml:space="preserve"> </w:t>
       </w:r>
       <w:r>
         <w:rPr>
@@ -5098,7 +4501,7 @@
           <w:spacing w:val="-13"/>
           <w:w w:val="105"/>
         </w:rPr>
-        <w:t> </w:t>
+        <w:t xml:space="preserve"> </w:t>
       </w:r>
       <w:r>
         <w:rPr>
@@ -5111,7 +4514,7 @@
           <w:spacing w:val="-13"/>
           <w:w w:val="105"/>
         </w:rPr>
-        <w:t> </w:t>
+        <w:t xml:space="preserve"> </w:t>
       </w:r>
       <w:r>
         <w:rPr>
@@ -5124,7 +4527,7 @@
           <w:spacing w:val="-11"/>
           <w:w w:val="105"/>
         </w:rPr>
-        <w:t> </w:t>
+        <w:t xml:space="preserve"> </w:t>
       </w:r>
       <w:r>
         <w:rPr>
@@ -5135,179 +4538,162 @@
     </w:p>
     <w:p>
       <w:pPr>
-        <w:pStyle w:val="BodyText"/>
+        <w:pStyle w:val="a3"/>
         <w:spacing w:line="254" w:lineRule="auto"/>
         <w:ind w:right="364"/>
       </w:pPr>
       <w:r>
-        <w:rPr/>
         <w:t>Principal</w:t>
       </w:r>
       <w:r>
         <w:rPr>
           <w:spacing w:val="38"/>
         </w:rPr>
-        <w:t> </w:t>
-      </w:r>
-      <w:r>
-        <w:rPr/>
+        <w:t xml:space="preserve"> </w:t>
+      </w:r>
+      <w:r>
         <w:t>Investigator</w:t>
       </w:r>
       <w:r>
         <w:rPr>
           <w:spacing w:val="39"/>
         </w:rPr>
-        <w:t> </w:t>
-      </w:r>
-      <w:r>
-        <w:rPr/>
+        <w:t xml:space="preserve"> </w:t>
+      </w:r>
+      <w:r>
         <w:t>-</w:t>
       </w:r>
       <w:r>
         <w:rPr>
           <w:spacing w:val="35"/>
         </w:rPr>
-        <w:t> </w:t>
-      </w:r>
-      <w:r>
-        <w:rPr/>
+        <w:t xml:space="preserve"> </w:t>
+      </w:r>
+      <w:r>
         <w:t>Planning</w:t>
       </w:r>
       <w:r>
         <w:rPr>
           <w:spacing w:val="38"/>
         </w:rPr>
-        <w:t> </w:t>
-      </w:r>
-      <w:r>
-        <w:rPr/>
+        <w:t xml:space="preserve"> </w:t>
+      </w:r>
+      <w:r>
         <w:t>grant</w:t>
       </w:r>
       <w:r>
         <w:rPr>
           <w:spacing w:val="35"/>
         </w:rPr>
-        <w:t> </w:t>
-      </w:r>
-      <w:r>
-        <w:rPr/>
+        <w:t xml:space="preserve"> </w:t>
+      </w:r>
+      <w:r>
         <w:t>for</w:t>
       </w:r>
       <w:r>
         <w:rPr>
           <w:spacing w:val="36"/>
         </w:rPr>
-        <w:t> </w:t>
-      </w:r>
-      <w:r>
-        <w:rPr/>
+        <w:t xml:space="preserve"> </w:t>
+      </w:r>
+      <w:r>
         <w:t>equitable</w:t>
       </w:r>
       <w:r>
         <w:rPr>
           <w:spacing w:val="38"/>
         </w:rPr>
-        <w:t> </w:t>
-      </w:r>
-      <w:r>
-        <w:rPr/>
+        <w:t xml:space="preserve"> </w:t>
+      </w:r>
+      <w:r>
         <w:t>pathways</w:t>
       </w:r>
       <w:r>
         <w:rPr>
           <w:spacing w:val="35"/>
         </w:rPr>
-        <w:t> </w:t>
-      </w:r>
-      <w:r>
-        <w:rPr/>
+        <w:t xml:space="preserve"> </w:t>
+      </w:r>
+      <w:r>
         <w:t>for</w:t>
       </w:r>
       <w:r>
         <w:rPr>
           <w:spacing w:val="38"/>
         </w:rPr>
-        <w:t> </w:t>
-      </w:r>
-      <w:r>
-        <w:rPr/>
+        <w:t xml:space="preserve"> </w:t>
+      </w:r>
+      <w:r>
         <w:t>M.</w:t>
       </w:r>
       <w:r>
         <w:rPr>
           <w:spacing w:val="40"/>
         </w:rPr>
-        <w:t> </w:t>
-      </w:r>
-      <w:r>
-        <w:rPr/>
+        <w:t xml:space="preserve"> </w:t>
+      </w:r>
+      <w:r>
         <w:t>S.</w:t>
       </w:r>
       <w:r>
         <w:rPr>
           <w:spacing w:val="38"/>
         </w:rPr>
-        <w:t> </w:t>
-      </w:r>
-      <w:r>
-        <w:rPr/>
+        <w:t xml:space="preserve"> </w:t>
+      </w:r>
+      <w:r>
         <w:t>in</w:t>
       </w:r>
       <w:r>
         <w:rPr>
           <w:spacing w:val="38"/>
         </w:rPr>
-        <w:t> </w:t>
-      </w:r>
-      <w:r>
-        <w:rPr/>
+        <w:t xml:space="preserve"> </w:t>
+      </w:r>
+      <w:r>
         <w:t>Economics,</w:t>
       </w:r>
       <w:r>
         <w:rPr>
           <w:spacing w:val="35"/>
         </w:rPr>
-        <w:t> </w:t>
-      </w:r>
-      <w:r>
-        <w:rPr/>
+        <w:t xml:space="preserve"> </w:t>
+      </w:r>
+      <w:r>
         <w:t>Alfred</w:t>
       </w:r>
       <w:r>
         <w:rPr>
           <w:spacing w:val="38"/>
         </w:rPr>
-        <w:t> </w:t>
-      </w:r>
-      <w:r>
-        <w:rPr/>
+        <w:t xml:space="preserve"> </w:t>
+      </w:r>
+      <w:r>
         <w:t>P. Sloan Foundation G#-2022-19542, Co-PI: Hina Arora, 2023</w:t>
       </w:r>
     </w:p>
     <w:p>
       <w:pPr>
-        <w:pStyle w:val="Heading1"/>
+        <w:pStyle w:val="1"/>
         <w:spacing w:before="245"/>
       </w:pPr>
       <w:r>
-        <w:rPr/>
         <w:t>Selected</w:t>
       </w:r>
       <w:r>
         <w:rPr>
           <w:spacing w:val="-6"/>
         </w:rPr>
-        <w:t> </w:t>
-      </w:r>
-      <w:r>
-        <w:rPr/>
+        <w:t xml:space="preserve"> </w:t>
+      </w:r>
+      <w:r>
         <w:t>College/University</w:t>
       </w:r>
       <w:r>
         <w:rPr>
           <w:spacing w:val="-6"/>
         </w:rPr>
-        <w:t> </w:t>
+        <w:t xml:space="preserve"> </w:t>
       </w:r>
       <w:r>
         <w:rPr>
@@ -5318,7 +4704,7 @@
     </w:p>
     <w:p>
       <w:pPr>
-        <w:pStyle w:val="BodyText"/>
+        <w:pStyle w:val="a3"/>
         <w:spacing w:line="254" w:lineRule="auto"/>
         <w:ind w:right="2362"/>
       </w:pPr>
@@ -5333,7 +4719,7 @@
           <w:spacing w:val="-4"/>
           <w:w w:val="105"/>
         </w:rPr>
-        <w:t> </w:t>
+        <w:t xml:space="preserve"> </w:t>
       </w:r>
       <w:r>
         <w:rPr>
@@ -5346,7 +4732,7 @@
           <w:spacing w:val="-4"/>
           <w:w w:val="105"/>
         </w:rPr>
-        <w:t> </w:t>
+        <w:t xml:space="preserve"> </w:t>
       </w:r>
       <w:r>
         <w:rPr>
@@ -5359,7 +4745,7 @@
           <w:spacing w:val="-4"/>
           <w:w w:val="105"/>
         </w:rPr>
-        <w:t> </w:t>
+        <w:t xml:space="preserve"> </w:t>
       </w:r>
       <w:r>
         <w:rPr>
@@ -5372,7 +4758,7 @@
           <w:spacing w:val="-4"/>
           <w:w w:val="105"/>
         </w:rPr>
-        <w:t> </w:t>
+        <w:t xml:space="preserve"> </w:t>
       </w:r>
       <w:r>
         <w:rPr>
@@ -5385,7 +4771,7 @@
           <w:spacing w:val="-4"/>
           <w:w w:val="105"/>
         </w:rPr>
-        <w:t> </w:t>
+        <w:t xml:space="preserve"> </w:t>
       </w:r>
       <w:r>
         <w:rPr>
@@ -5398,7 +4784,7 @@
           <w:spacing w:val="-5"/>
           <w:w w:val="105"/>
         </w:rPr>
-        <w:t> </w:t>
+        <w:t xml:space="preserve"> </w:t>
       </w:r>
       <w:r>
         <w:rPr>
@@ -5411,7 +4797,7 @@
           <w:spacing w:val="-4"/>
           <w:w w:val="105"/>
         </w:rPr>
-        <w:t> </w:t>
+        <w:t xml:space="preserve"> </w:t>
       </w:r>
       <w:r>
         <w:rPr>
@@ -5424,7 +4810,7 @@
           <w:spacing w:val="-2"/>
           <w:w w:val="105"/>
         </w:rPr>
-        <w:t> </w:t>
+        <w:t xml:space="preserve"> </w:t>
       </w:r>
       <w:r>
         <w:rPr>
@@ -5437,7 +4823,7 @@
           <w:spacing w:val="-5"/>
           <w:w w:val="105"/>
         </w:rPr>
-        <w:t> </w:t>
+        <w:t xml:space="preserve"> </w:t>
       </w:r>
       <w:r>
         <w:rPr>
@@ -5448,60 +4834,54 @@
     </w:p>
     <w:p>
       <w:pPr>
-        <w:pStyle w:val="BodyText"/>
+        <w:pStyle w:val="a3"/>
       </w:pPr>
       <w:r>
-        <w:rPr/>
         <w:t>Member,</w:t>
       </w:r>
       <w:r>
         <w:rPr>
           <w:spacing w:val="32"/>
         </w:rPr>
-        <w:t> </w:t>
-      </w:r>
-      <w:r>
-        <w:rPr/>
+        <w:t xml:space="preserve"> </w:t>
+      </w:r>
+      <w:r>
         <w:t>ASU</w:t>
       </w:r>
       <w:r>
         <w:rPr>
           <w:spacing w:val="33"/>
         </w:rPr>
-        <w:t> </w:t>
-      </w:r>
-      <w:r>
-        <w:rPr/>
+        <w:t xml:space="preserve"> </w:t>
+      </w:r>
+      <w:r>
         <w:t>Senate,</w:t>
       </w:r>
       <w:r>
         <w:rPr>
           <w:spacing w:val="29"/>
         </w:rPr>
-        <w:t> </w:t>
-      </w:r>
-      <w:r>
-        <w:rPr/>
+        <w:t xml:space="preserve"> </w:t>
+      </w:r>
+      <w:r>
         <w:t>Personnel</w:t>
       </w:r>
       <w:r>
         <w:rPr>
           <w:spacing w:val="33"/>
         </w:rPr>
-        <w:t> </w:t>
-      </w:r>
-      <w:r>
-        <w:rPr/>
+        <w:t xml:space="preserve"> </w:t>
+      </w:r>
+      <w:r>
         <w:t>Committee,</w:t>
       </w:r>
       <w:r>
         <w:rPr>
           <w:spacing w:val="32"/>
         </w:rPr>
-        <w:t> </w:t>
-      </w:r>
-      <w:r>
-        <w:rPr/>
+        <w:t xml:space="preserve"> </w:t>
+      </w:r>
+      <w:r>
         <w:t>2022-</w:t>
       </w:r>
       <w:r>
@@ -5513,8 +4893,8 @@
     </w:p>
     <w:p>
       <w:pPr>
-        <w:pStyle w:val="BodyText"/>
-        <w:spacing w:line="254" w:lineRule="auto" w:before="13"/>
+        <w:pStyle w:val="a3"/>
+        <w:spacing w:before="13" w:line="254" w:lineRule="auto"/>
         <w:ind w:right="758"/>
       </w:pPr>
       <w:r>
@@ -5528,7 +4908,7 @@
           <w:spacing w:val="-7"/>
           <w:w w:val="105"/>
         </w:rPr>
-        <w:t> </w:t>
+        <w:t xml:space="preserve"> </w:t>
       </w:r>
       <w:r>
         <w:rPr>
@@ -5541,7 +4921,7 @@
           <w:spacing w:val="-7"/>
           <w:w w:val="105"/>
         </w:rPr>
-        <w:t> </w:t>
+        <w:t xml:space="preserve"> </w:t>
       </w:r>
       <w:r>
         <w:rPr>
@@ -5554,7 +4934,7 @@
           <w:spacing w:val="-8"/>
           <w:w w:val="105"/>
         </w:rPr>
-        <w:t> </w:t>
+        <w:t xml:space="preserve"> </w:t>
       </w:r>
       <w:r>
         <w:rPr>
@@ -5567,7 +4947,7 @@
           <w:spacing w:val="-7"/>
           <w:w w:val="105"/>
         </w:rPr>
-        <w:t> </w:t>
+        <w:t xml:space="preserve"> </w:t>
       </w:r>
       <w:r>
         <w:rPr>
@@ -5580,7 +4960,7 @@
           <w:spacing w:val="-5"/>
           <w:w w:val="105"/>
         </w:rPr>
-        <w:t> </w:t>
+        <w:t xml:space="preserve"> </w:t>
       </w:r>
       <w:r>
         <w:rPr>
@@ -5593,7 +4973,7 @@
           <w:spacing w:val="-5"/>
           <w:w w:val="105"/>
         </w:rPr>
-        <w:t> </w:t>
+        <w:t xml:space="preserve"> </w:t>
       </w:r>
       <w:r>
         <w:rPr>
@@ -5606,7 +4986,7 @@
           <w:spacing w:val="-7"/>
           <w:w w:val="105"/>
         </w:rPr>
-        <w:t> </w:t>
+        <w:t xml:space="preserve"> </w:t>
       </w:r>
       <w:r>
         <w:rPr>
@@ -5619,7 +4999,7 @@
           <w:spacing w:val="-7"/>
           <w:w w:val="105"/>
         </w:rPr>
-        <w:t> </w:t>
+        <w:t xml:space="preserve"> </w:t>
       </w:r>
       <w:r>
         <w:rPr>
@@ -5632,7 +5012,7 @@
           <w:spacing w:val="-8"/>
           <w:w w:val="105"/>
         </w:rPr>
-        <w:t> </w:t>
+        <w:t xml:space="preserve"> </w:t>
       </w:r>
       <w:r>
         <w:rPr>
@@ -5643,24 +5023,26 @@
     </w:p>
     <w:p>
       <w:pPr>
-        <w:pStyle w:val="BodyText"/>
-        <w:spacing w:after="0" w:line="254" w:lineRule="auto"/>
+        <w:pStyle w:val="a3"/>
+        <w:spacing w:line="254" w:lineRule="auto"/>
         <w:sectPr>
           <w:pgSz w:w="12240" w:h="15840"/>
-          <w:pgMar w:top="1600" w:bottom="280" w:left="1080" w:right="1080"/>
+          <w:pgMar w:top="1600" w:right="1080" w:bottom="280" w:left="1080" w:header="720" w:footer="720" w:gutter="0"/>
+          <w:cols w:space="720"/>
         </w:sectPr>
       </w:pPr>
     </w:p>
     <w:p>
       <w:pPr>
-        <w:pStyle w:val="BodyText"/>
-        <w:spacing w:line="254" w:lineRule="auto" w:before="72"/>
+        <w:pStyle w:val="a3"/>
+        <w:spacing w:before="72" w:line="254" w:lineRule="auto"/>
         <w:ind w:right="2130"/>
       </w:pPr>
       <w:r>
         <w:rPr>
           <w:w w:val="105"/>
         </w:rPr>
+        <w:lastRenderedPageBreak/>
         <w:t>Member,</w:t>
       </w:r>
       <w:r>
@@ -5668,7 +5050,7 @@
           <w:spacing w:val="-12"/>
           <w:w w:val="105"/>
         </w:rPr>
-        <w:t> </w:t>
+        <w:t xml:space="preserve"> </w:t>
       </w:r>
       <w:r>
         <w:rPr>
@@ -5681,7 +5063,7 @@
           <w:spacing w:val="-12"/>
           <w:w w:val="105"/>
         </w:rPr>
-        <w:t> </w:t>
+        <w:t xml:space="preserve"> </w:t>
       </w:r>
       <w:r>
         <w:rPr>
@@ -5694,7 +5076,7 @@
           <w:spacing w:val="-13"/>
           <w:w w:val="105"/>
         </w:rPr>
-        <w:t> </w:t>
+        <w:t xml:space="preserve"> </w:t>
       </w:r>
       <w:r>
         <w:rPr>
@@ -5707,7 +5089,7 @@
           <w:spacing w:val="-11"/>
           <w:w w:val="105"/>
         </w:rPr>
-        <w:t> </w:t>
+        <w:t xml:space="preserve"> </w:t>
       </w:r>
       <w:r>
         <w:rPr>
@@ -5720,7 +5102,7 @@
           <w:spacing w:val="-12"/>
           <w:w w:val="105"/>
         </w:rPr>
-        <w:t> </w:t>
+        <w:t xml:space="preserve"> </w:t>
       </w:r>
       <w:r>
         <w:rPr>
@@ -5733,7 +5115,7 @@
           <w:spacing w:val="-12"/>
           <w:w w:val="105"/>
         </w:rPr>
-        <w:t> </w:t>
+        <w:t xml:space="preserve"> </w:t>
       </w:r>
       <w:r>
         <w:rPr>
@@ -5746,7 +5128,7 @@
           <w:spacing w:val="-12"/>
           <w:w w:val="105"/>
         </w:rPr>
-        <w:t> </w:t>
+        <w:t xml:space="preserve"> </w:t>
       </w:r>
       <w:r>
         <w:rPr>
@@ -5757,8 +5139,8 @@
     </w:p>
     <w:p>
       <w:pPr>
-        <w:pStyle w:val="BodyText"/>
-        <w:spacing w:line="254" w:lineRule="auto" w:before="1"/>
+        <w:pStyle w:val="a3"/>
+        <w:spacing w:before="1" w:line="254" w:lineRule="auto"/>
         <w:ind w:right="2130"/>
       </w:pPr>
       <w:r>
@@ -5772,7 +5154,7 @@
           <w:spacing w:val="-11"/>
           <w:w w:val="105"/>
         </w:rPr>
-        <w:t> </w:t>
+        <w:t xml:space="preserve"> </w:t>
       </w:r>
       <w:r>
         <w:rPr>
@@ -5785,7 +5167,7 @@
           <w:spacing w:val="-13"/>
           <w:w w:val="105"/>
         </w:rPr>
-        <w:t> </w:t>
+        <w:t xml:space="preserve"> </w:t>
       </w:r>
       <w:r>
         <w:rPr>
@@ -5798,7 +5180,7 @@
           <w:spacing w:val="-11"/>
           <w:w w:val="105"/>
         </w:rPr>
-        <w:t> </w:t>
+        <w:t xml:space="preserve"> </w:t>
       </w:r>
       <w:r>
         <w:rPr>
@@ -5811,7 +5193,7 @@
           <w:spacing w:val="-11"/>
           <w:w w:val="105"/>
         </w:rPr>
-        <w:t> </w:t>
+        <w:t xml:space="preserve"> </w:t>
       </w:r>
       <w:r>
         <w:rPr>
@@ -5824,7 +5206,7 @@
           <w:spacing w:val="-11"/>
           <w:w w:val="105"/>
         </w:rPr>
-        <w:t> </w:t>
+        <w:t xml:space="preserve"> </w:t>
       </w:r>
       <w:r>
         <w:rPr>
@@ -5837,7 +5219,7 @@
           <w:spacing w:val="-11"/>
           <w:w w:val="105"/>
         </w:rPr>
-        <w:t> </w:t>
+        <w:t xml:space="preserve"> </w:t>
       </w:r>
       <w:r>
         <w:rPr>
@@ -5850,7 +5232,7 @@
           <w:spacing w:val="-11"/>
           <w:w w:val="105"/>
         </w:rPr>
-        <w:t> </w:t>
+        <w:t xml:space="preserve"> </w:t>
       </w:r>
       <w:r>
         <w:rPr>
@@ -5863,7 +5245,7 @@
           <w:spacing w:val="-10"/>
           <w:w w:val="105"/>
         </w:rPr>
-        <w:t> </w:t>
+        <w:t xml:space="preserve"> </w:t>
       </w:r>
       <w:r>
         <w:rPr>
@@ -5876,7 +5258,7 @@
           <w:spacing w:val="-11"/>
           <w:w w:val="105"/>
         </w:rPr>
-        <w:t> </w:t>
+        <w:t xml:space="preserve"> </w:t>
       </w:r>
       <w:r>
         <w:rPr>
@@ -5887,13 +5269,12 @@
     </w:p>
     <w:p>
       <w:pPr>
-        <w:pStyle w:val="BodyText"/>
+        <w:pStyle w:val="a3"/>
         <w:spacing w:line="254" w:lineRule="auto"/>
         <w:ind w:right="2130"/>
       </w:pPr>
       <w:r>
-        <w:rPr/>
-        <w:t>Foreign Language Assessment (Bengali), Fulbright Program, 2011-2012 </w:t>
+        <w:t xml:space="preserve">Foreign Language Assessment (Bengali), Fulbright Program, 2011-2012 </w:t>
       </w:r>
       <w:r>
         <w:rPr>
@@ -5904,14 +5285,14 @@
     </w:p>
     <w:p>
       <w:pPr>
-        <w:pStyle w:val="BodyText"/>
+        <w:pStyle w:val="a3"/>
         <w:spacing w:before="14"/>
         <w:ind w:left="0"/>
       </w:pPr>
     </w:p>
     <w:p>
       <w:pPr>
-        <w:pStyle w:val="BodyText"/>
+        <w:pStyle w:val="a3"/>
         <w:spacing w:line="254" w:lineRule="auto"/>
       </w:pPr>
       <w:r>
@@ -5925,7 +5306,7 @@
           <w:spacing w:val="-2"/>
           <w:w w:val="105"/>
         </w:rPr>
-        <w:t> </w:t>
+        <w:t xml:space="preserve"> </w:t>
       </w:r>
       <w:r>
         <w:rPr>
@@ -5938,7 +5319,7 @@
           <w:spacing w:val="-2"/>
           <w:w w:val="105"/>
         </w:rPr>
-        <w:t> </w:t>
+        <w:t xml:space="preserve"> </w:t>
       </w:r>
       <w:r>
         <w:rPr>
@@ -5949,14 +5330,14 @@
     </w:p>
     <w:p>
       <w:pPr>
-        <w:pStyle w:val="BodyText"/>
+        <w:pStyle w:val="a3"/>
         <w:spacing w:before="16"/>
         <w:ind w:left="0"/>
       </w:pPr>
     </w:p>
     <w:p>
       <w:pPr>
-        <w:pStyle w:val="BodyText"/>
+        <w:pStyle w:val="a3"/>
         <w:spacing w:line="254" w:lineRule="auto"/>
         <w:ind w:right="362"/>
         <w:jc w:val="both"/>
@@ -5965,86 +5346,14 @@
         <w:rPr>
           <w:w w:val="105"/>
         </w:rPr>
-        <w:t>Participated</w:t>
-      </w:r>
-      <w:r>
-        <w:rPr>
-          <w:w w:val="105"/>
-        </w:rPr>
-        <w:t> in</w:t>
-      </w:r>
-      <w:r>
-        <w:rPr>
-          <w:w w:val="105"/>
-        </w:rPr>
-        <w:t> the</w:t>
-      </w:r>
-      <w:r>
-        <w:rPr>
-          <w:w w:val="105"/>
-        </w:rPr>
-        <w:t> development</w:t>
-      </w:r>
-      <w:r>
-        <w:rPr>
-          <w:w w:val="105"/>
-        </w:rPr>
-        <w:t> of</w:t>
-      </w:r>
-      <w:r>
-        <w:rPr>
-          <w:w w:val="105"/>
-        </w:rPr>
-        <w:t> South</w:t>
-      </w:r>
-      <w:r>
-        <w:rPr>
-          <w:w w:val="105"/>
-        </w:rPr>
-        <w:t> Asian</w:t>
-      </w:r>
-      <w:r>
-        <w:rPr>
-          <w:w w:val="105"/>
-        </w:rPr>
-        <w:t> studies</w:t>
-      </w:r>
-      <w:r>
-        <w:rPr>
-          <w:w w:val="105"/>
-        </w:rPr>
-        <w:t> curriculum</w:t>
-      </w:r>
-      <w:r>
-        <w:rPr>
-          <w:w w:val="105"/>
-        </w:rPr>
-        <w:t> at</w:t>
-      </w:r>
-      <w:r>
-        <w:rPr>
-          <w:w w:val="105"/>
-        </w:rPr>
-        <w:t> ASU</w:t>
-      </w:r>
-      <w:r>
-        <w:rPr>
-          <w:w w:val="105"/>
-        </w:rPr>
-        <w:t> with</w:t>
-      </w:r>
-      <w:r>
-        <w:rPr>
-          <w:w w:val="105"/>
-        </w:rPr>
-        <w:t> the Undergraduate</w:t>
+        <w:t>Participated in the development of South Asian studies curriculum at ASU with the Undergraduate</w:t>
       </w:r>
       <w:r>
         <w:rPr>
           <w:spacing w:val="-7"/>
           <w:w w:val="105"/>
         </w:rPr>
-        <w:t> </w:t>
+        <w:t xml:space="preserve"> </w:t>
       </w:r>
       <w:r>
         <w:rPr>
@@ -6057,7 +5366,7 @@
           <w:spacing w:val="-5"/>
           <w:w w:val="105"/>
         </w:rPr>
-        <w:t> </w:t>
+        <w:t xml:space="preserve"> </w:t>
       </w:r>
       <w:r>
         <w:rPr>
@@ -6070,7 +5379,7 @@
           <w:spacing w:val="-5"/>
           <w:w w:val="105"/>
         </w:rPr>
-        <w:t> </w:t>
+        <w:t xml:space="preserve"> </w:t>
       </w:r>
       <w:r>
         <w:rPr>
@@ -6083,7 +5392,7 @@
           <w:spacing w:val="-5"/>
           <w:w w:val="105"/>
         </w:rPr>
-        <w:t> </w:t>
+        <w:t xml:space="preserve"> </w:t>
       </w:r>
       <w:r>
         <w:rPr>
@@ -6096,7 +5405,7 @@
           <w:spacing w:val="-5"/>
           <w:w w:val="105"/>
         </w:rPr>
-        <w:t> </w:t>
+        <w:t xml:space="preserve"> </w:t>
       </w:r>
       <w:r>
         <w:rPr>
@@ -6109,7 +5418,7 @@
           <w:spacing w:val="-7"/>
           <w:w w:val="105"/>
         </w:rPr>
-        <w:t> </w:t>
+        <w:t xml:space="preserve"> </w:t>
       </w:r>
       <w:r>
         <w:rPr>
@@ -6122,7 +5431,7 @@
           <w:spacing w:val="-7"/>
           <w:w w:val="105"/>
         </w:rPr>
-        <w:t> </w:t>
+        <w:t xml:space="preserve"> </w:t>
       </w:r>
       <w:r>
         <w:rPr>
@@ -6135,7 +5444,7 @@
           <w:spacing w:val="-7"/>
           <w:w w:val="105"/>
         </w:rPr>
-        <w:t> </w:t>
+        <w:t xml:space="preserve"> </w:t>
       </w:r>
       <w:r>
         <w:rPr>
@@ -6148,7 +5457,7 @@
           <w:spacing w:val="-4"/>
           <w:w w:val="105"/>
         </w:rPr>
-        <w:t> </w:t>
+        <w:t xml:space="preserve"> </w:t>
       </w:r>
       <w:r>
         <w:rPr>
@@ -6161,7 +5470,7 @@
           <w:spacing w:val="-7"/>
           <w:w w:val="105"/>
         </w:rPr>
-        <w:t> </w:t>
+        <w:t xml:space="preserve"> </w:t>
       </w:r>
       <w:r>
         <w:rPr>
@@ -6174,7 +5483,7 @@
           <w:spacing w:val="-1"/>
           <w:w w:val="105"/>
         </w:rPr>
-        <w:t> </w:t>
+        <w:t xml:space="preserve"> </w:t>
       </w:r>
       <w:r>
         <w:rPr>
@@ -6185,21 +5494,22 @@
     </w:p>
     <w:sectPr>
       <w:pgSz w:w="12240" w:h="15840"/>
-      <w:pgMar w:top="1600" w:bottom="280" w:left="1080" w:right="1080"/>
+      <w:pgMar w:top="1600" w:right="1080" w:bottom="280" w:left="1080" w:header="720" w:footer="720" w:gutter="0"/>
+      <w:cols w:space="720"/>
     </w:sectPr>
   </w:body>
 </w:document>
 </file>
 
 <file path=word/styles.xml><?xml version="1.0" encoding="utf-8"?>
-<w:styles xmlns:r="http://schemas.openxmlformats.org/officeDocument/2006/relationships" xmlns:w="http://schemas.openxmlformats.org/wordprocessingml/2006/main">
+<w:styles xmlns:mc="http://schemas.openxmlformats.org/markup-compatibility/2006" xmlns:r="http://schemas.openxmlformats.org/officeDocument/2006/relationships" xmlns:w="http://schemas.openxmlformats.org/wordprocessingml/2006/main" xmlns:w14="http://schemas.microsoft.com/office/word/2010/wordml" xmlns:w15="http://schemas.microsoft.com/office/word/2012/wordml" xmlns:w16cex="http://schemas.microsoft.com/office/word/2018/wordml/cex" xmlns:w16cid="http://schemas.microsoft.com/office/word/2016/wordml/cid" xmlns:w16="http://schemas.microsoft.com/office/word/2018/wordml" xmlns:w16du="http://schemas.microsoft.com/office/word/2023/wordml/word16du" xmlns:w16sdtdh="http://schemas.microsoft.com/office/word/2020/wordml/sdtdatahash" xmlns:w16sdtfl="http://schemas.microsoft.com/office/word/2024/wordml/sdtformatlock" xmlns:w16se="http://schemas.microsoft.com/office/word/2015/wordml/symex" mc:Ignorable="w14 w15 w16se w16cid w16 w16cex w16sdtdh w16sdtfl w16du">
   <w:docDefaults>
     <w:rPrDefault>
       <w:rPr>
-        <w:rFonts w:cstheme="minorBidi" w:hAnsiTheme="minorHAnsi" w:eastAsiaTheme="minorHAnsi" w:asciiTheme="minorHAnsi"/>
+        <w:rFonts w:asciiTheme="minorHAnsi" w:eastAsiaTheme="minorEastAsia" w:hAnsiTheme="minorHAnsi" w:cstheme="minorBidi"/>
         <w:sz w:val="22"/>
         <w:szCs w:val="22"/>
-        <w:lang w:val="en-US" w:bidi="ar-SA" w:eastAsia="en-US"/>
+        <w:lang w:val="en-US" w:eastAsia="en-US" w:bidi="ar-SA"/>
       </w:rPr>
     </w:rPrDefault>
     <w:pPrDefault>
@@ -6207,19 +5517,438 @@
         <w:widowControl w:val="0"/>
         <w:autoSpaceDE w:val="0"/>
         <w:autoSpaceDN w:val="0"/>
-        <w:spacing w:lineRule="auto" w:line="240" w:before="0" w:after="0"/>
-        <w:ind w:left="0" w:right="0"/>
-        <w:jc w:val="left"/>
       </w:pPr>
     </w:pPrDefault>
   </w:docDefaults>
-  <w:style w:styleId="DefaultParagraphFont" w:default="1" w:type="character">
+  <w:latentStyles w:defLockedState="0" w:defUIPriority="99" w:defSemiHidden="0" w:defUnhideWhenUsed="0" w:defQFormat="0" w:count="376">
+    <w:lsdException w:name="Normal" w:uiPriority="0" w:qFormat="1"/>
+    <w:lsdException w:name="heading 1" w:uiPriority="9" w:qFormat="1"/>
+    <w:lsdException w:name="heading 2" w:semiHidden="1" w:uiPriority="9" w:unhideWhenUsed="1" w:qFormat="1"/>
+    <w:lsdException w:name="heading 3" w:semiHidden="1" w:uiPriority="9" w:unhideWhenUsed="1" w:qFormat="1"/>
+    <w:lsdException w:name="heading 4" w:semiHidden="1" w:uiPriority="9" w:unhideWhenUsed="1" w:qFormat="1"/>
+    <w:lsdException w:name="heading 5" w:semiHidden="1" w:uiPriority="9" w:unhideWhenUsed="1" w:qFormat="1"/>
+    <w:lsdException w:name="heading 6" w:semiHidden="1" w:uiPriority="9" w:unhideWhenUsed="1" w:qFormat="1"/>
+    <w:lsdException w:name="heading 7" w:semiHidden="1" w:uiPriority="9" w:unhideWhenUsed="1" w:qFormat="1"/>
+    <w:lsdException w:name="heading 8" w:semiHidden="1" w:uiPriority="9" w:unhideWhenUsed="1" w:qFormat="1"/>
+    <w:lsdException w:name="heading 9" w:semiHidden="1" w:uiPriority="9" w:unhideWhenUsed="1" w:qFormat="1"/>
+    <w:lsdException w:name="index 1" w:semiHidden="1" w:unhideWhenUsed="1"/>
+    <w:lsdException w:name="index 2" w:semiHidden="1" w:unhideWhenUsed="1"/>
+    <w:lsdException w:name="index 3" w:semiHidden="1" w:unhideWhenUsed="1"/>
+    <w:lsdException w:name="index 4" w:semiHidden="1" w:unhideWhenUsed="1"/>
+    <w:lsdException w:name="index 5" w:semiHidden="1" w:unhideWhenUsed="1"/>
+    <w:lsdException w:name="index 6" w:semiHidden="1" w:unhideWhenUsed="1"/>
+    <w:lsdException w:name="index 7" w:semiHidden="1" w:unhideWhenUsed="1"/>
+    <w:lsdException w:name="index 8" w:semiHidden="1" w:unhideWhenUsed="1"/>
+    <w:lsdException w:name="index 9" w:semiHidden="1" w:unhideWhenUsed="1"/>
+    <w:lsdException w:name="toc 1" w:semiHidden="1" w:uiPriority="39" w:unhideWhenUsed="1"/>
+    <w:lsdException w:name="toc 2" w:semiHidden="1" w:uiPriority="39" w:unhideWhenUsed="1"/>
+    <w:lsdException w:name="toc 3" w:semiHidden="1" w:uiPriority="39" w:unhideWhenUsed="1"/>
+    <w:lsdException w:name="toc 4" w:semiHidden="1" w:uiPriority="39" w:unhideWhenUsed="1"/>
+    <w:lsdException w:name="toc 5" w:semiHidden="1" w:uiPriority="39" w:unhideWhenUsed="1"/>
+    <w:lsdException w:name="toc 6" w:semiHidden="1" w:uiPriority="39" w:unhideWhenUsed="1"/>
+    <w:lsdException w:name="toc 7" w:semiHidden="1" w:uiPriority="39" w:unhideWhenUsed="1"/>
+    <w:lsdException w:name="toc 8" w:semiHidden="1" w:uiPriority="39" w:unhideWhenUsed="1"/>
+    <w:lsdException w:name="toc 9" w:semiHidden="1" w:uiPriority="39" w:unhideWhenUsed="1"/>
+    <w:lsdException w:name="Normal Indent" w:semiHidden="1" w:unhideWhenUsed="1"/>
+    <w:lsdException w:name="footnote text" w:semiHidden="1" w:unhideWhenUsed="1"/>
+    <w:lsdException w:name="annotation text" w:semiHidden="1" w:unhideWhenUsed="1"/>
+    <w:lsdException w:name="header" w:semiHidden="1" w:unhideWhenUsed="1"/>
+    <w:lsdException w:name="footer" w:semiHidden="1" w:unhideWhenUsed="1"/>
+    <w:lsdException w:name="index heading" w:semiHidden="1" w:unhideWhenUsed="1"/>
+    <w:lsdException w:name="caption" w:semiHidden="1" w:uiPriority="35" w:unhideWhenUsed="1" w:qFormat="1"/>
+    <w:lsdException w:name="table of figures" w:semiHidden="1" w:unhideWhenUsed="1"/>
+    <w:lsdException w:name="envelope address" w:semiHidden="1" w:unhideWhenUsed="1"/>
+    <w:lsdException w:name="envelope return" w:semiHidden="1" w:unhideWhenUsed="1"/>
+    <w:lsdException w:name="footnote reference" w:semiHidden="1" w:unhideWhenUsed="1"/>
+    <w:lsdException w:name="annotation reference" w:semiHidden="1" w:unhideWhenUsed="1"/>
+    <w:lsdException w:name="line number" w:semiHidden="1" w:unhideWhenUsed="1"/>
+    <w:lsdException w:name="page number" w:semiHidden="1" w:unhideWhenUsed="1"/>
+    <w:lsdException w:name="endnote reference" w:semiHidden="1" w:unhideWhenUsed="1"/>
+    <w:lsdException w:name="endnote text" w:semiHidden="1" w:unhideWhenUsed="1"/>
+    <w:lsdException w:name="table of authorities" w:semiHidden="1" w:unhideWhenUsed="1"/>
+    <w:lsdException w:name="macro" w:semiHidden="1" w:unhideWhenUsed="1"/>
+    <w:lsdException w:name="toa heading" w:semiHidden="1" w:unhideWhenUsed="1"/>
+    <w:lsdException w:name="List" w:semiHidden="1" w:unhideWhenUsed="1"/>
+    <w:lsdException w:name="List Bullet" w:semiHidden="1" w:unhideWhenUsed="1"/>
+    <w:lsdException w:name="List Number" w:semiHidden="1" w:unhideWhenUsed="1"/>
+    <w:lsdException w:name="List 2" w:semiHidden="1" w:unhideWhenUsed="1"/>
+    <w:lsdException w:name="List 3" w:semiHidden="1" w:unhideWhenUsed="1"/>
+    <w:lsdException w:name="List 4" w:semiHidden="1" w:unhideWhenUsed="1"/>
+    <w:lsdException w:name="List 5" w:semiHidden="1" w:unhideWhenUsed="1"/>
+    <w:lsdException w:name="List Bullet 2" w:semiHidden="1" w:unhideWhenUsed="1"/>
+    <w:lsdException w:name="List Bullet 3" w:semiHidden="1" w:unhideWhenUsed="1"/>
+    <w:lsdException w:name="List Bullet 4" w:semiHidden="1" w:unhideWhenUsed="1"/>
+    <w:lsdException w:name="List Bullet 5" w:semiHidden="1" w:unhideWhenUsed="1"/>
+    <w:lsdException w:name="List Number 2" w:semiHidden="1" w:unhideWhenUsed="1"/>
+    <w:lsdException w:name="List Number 3" w:semiHidden="1" w:unhideWhenUsed="1"/>
+    <w:lsdException w:name="List Number 4" w:semiHidden="1" w:unhideWhenUsed="1"/>
+    <w:lsdException w:name="List Number 5" w:semiHidden="1" w:unhideWhenUsed="1"/>
+    <w:lsdException w:name="Title" w:uiPriority="10" w:qFormat="1"/>
+    <w:lsdException w:name="Closing" w:semiHidden="1" w:unhideWhenUsed="1"/>
+    <w:lsdException w:name="Signature" w:semiHidden="1" w:unhideWhenUsed="1"/>
+    <w:lsdException w:name="Default Paragraph Font" w:semiHidden="1" w:uiPriority="1" w:unhideWhenUsed="1"/>
+    <w:lsdException w:name="Body Text" w:semiHidden="1" w:unhideWhenUsed="1"/>
+    <w:lsdException w:name="Body Text Indent" w:semiHidden="1" w:unhideWhenUsed="1"/>
+    <w:lsdException w:name="List Continue" w:semiHidden="1" w:unhideWhenUsed="1"/>
+    <w:lsdException w:name="List Continue 2" w:semiHidden="1" w:unhideWhenUsed="1"/>
+    <w:lsdException w:name="List Continue 3" w:semiHidden="1" w:unhideWhenUsed="1"/>
+    <w:lsdException w:name="List Continue 4" w:semiHidden="1" w:unhideWhenUsed="1"/>
+    <w:lsdException w:name="List Continue 5" w:semiHidden="1" w:unhideWhenUsed="1"/>
+    <w:lsdException w:name="Message Header" w:semiHidden="1" w:unhideWhenUsed="1"/>
+    <w:lsdException w:name="Subtitle" w:uiPriority="11" w:qFormat="1"/>
+    <w:lsdException w:name="Salutation" w:semiHidden="1" w:unhideWhenUsed="1"/>
+    <w:lsdException w:name="Date" w:semiHidden="1" w:unhideWhenUsed="1"/>
+    <w:lsdException w:name="Body Text First Indent" w:semiHidden="1" w:unhideWhenUsed="1"/>
+    <w:lsdException w:name="Body Text First Indent 2" w:semiHidden="1" w:unhideWhenUsed="1"/>
+    <w:lsdException w:name="Note Heading" w:semiHidden="1" w:unhideWhenUsed="1"/>
+    <w:lsdException w:name="Body Text 2" w:semiHidden="1" w:unhideWhenUsed="1"/>
+    <w:lsdException w:name="Body Text 3" w:semiHidden="1" w:unhideWhenUsed="1"/>
+    <w:lsdException w:name="Body Text Indent 2" w:semiHidden="1" w:unhideWhenUsed="1"/>
+    <w:lsdException w:name="Body Text Indent 3" w:semiHidden="1" w:unhideWhenUsed="1"/>
+    <w:lsdException w:name="Block Text" w:semiHidden="1" w:unhideWhenUsed="1"/>
+    <w:lsdException w:name="Hyperlink" w:semiHidden="1" w:unhideWhenUsed="1"/>
+    <w:lsdException w:name="FollowedHyperlink" w:semiHidden="1" w:unhideWhenUsed="1"/>
+    <w:lsdException w:name="Strong" w:uiPriority="22" w:qFormat="1"/>
+    <w:lsdException w:name="Emphasis" w:uiPriority="20" w:qFormat="1"/>
+    <w:lsdException w:name="Document Map" w:semiHidden="1" w:unhideWhenUsed="1"/>
+    <w:lsdException w:name="Plain Text" w:semiHidden="1" w:unhideWhenUsed="1"/>
+    <w:lsdException w:name="E-mail Signature" w:semiHidden="1" w:unhideWhenUsed="1"/>
+    <w:lsdException w:name="HTML Top of Form" w:semiHidden="1" w:unhideWhenUsed="1"/>
+    <w:lsdException w:name="HTML Bottom of Form" w:semiHidden="1" w:unhideWhenUsed="1"/>
+    <w:lsdException w:name="Normal (Web)" w:semiHidden="1" w:unhideWhenUsed="1"/>
+    <w:lsdException w:name="HTML Acronym" w:semiHidden="1" w:unhideWhenUsed="1"/>
+    <w:lsdException w:name="HTML Address" w:semiHidden="1" w:unhideWhenUsed="1"/>
+    <w:lsdException w:name="HTML Cite" w:semiHidden="1" w:unhideWhenUsed="1"/>
+    <w:lsdException w:name="HTML Code" w:semiHidden="1" w:unhideWhenUsed="1"/>
+    <w:lsdException w:name="HTML Definition" w:semiHidden="1" w:unhideWhenUsed="1"/>
+    <w:lsdException w:name="HTML Keyboard" w:semiHidden="1" w:unhideWhenUsed="1"/>
+    <w:lsdException w:name="HTML Preformatted" w:semiHidden="1" w:unhideWhenUsed="1"/>
+    <w:lsdException w:name="HTML Sample" w:semiHidden="1" w:unhideWhenUsed="1"/>
+    <w:lsdException w:name="HTML Typewriter" w:semiHidden="1" w:unhideWhenUsed="1"/>
+    <w:lsdException w:name="HTML Variable" w:semiHidden="1" w:unhideWhenUsed="1"/>
+    <w:lsdException w:name="Normal Table" w:semiHidden="1" w:unhideWhenUsed="1"/>
+    <w:lsdException w:name="annotation subject" w:semiHidden="1" w:unhideWhenUsed="1"/>
+    <w:lsdException w:name="No List" w:semiHidden="1" w:unhideWhenUsed="1"/>
+    <w:lsdException w:name="Outline List 1" w:semiHidden="1" w:unhideWhenUsed="1"/>
+    <w:lsdException w:name="Outline List 2" w:semiHidden="1" w:unhideWhenUsed="1"/>
+    <w:lsdException w:name="Outline List 3" w:semiHidden="1" w:unhideWhenUsed="1"/>
+    <w:lsdException w:name="Table Simple 1" w:semiHidden="1" w:unhideWhenUsed="1"/>
+    <w:lsdException w:name="Table Simple 2" w:semiHidden="1" w:unhideWhenUsed="1"/>
+    <w:lsdException w:name="Table Simple 3" w:semiHidden="1" w:unhideWhenUsed="1"/>
+    <w:lsdException w:name="Table Classic 1" w:semiHidden="1" w:unhideWhenUsed="1"/>
+    <w:lsdException w:name="Table Classic 2" w:semiHidden="1" w:unhideWhenUsed="1"/>
+    <w:lsdException w:name="Table Classic 3" w:semiHidden="1" w:unhideWhenUsed="1"/>
+    <w:lsdException w:name="Table Classic 4" w:semiHidden="1" w:unhideWhenUsed="1"/>
+    <w:lsdException w:name="Table Colorful 1" w:semiHidden="1" w:unhideWhenUsed="1"/>
+    <w:lsdException w:name="Table Colorful 2" w:semiHidden="1" w:unhideWhenUsed="1"/>
+    <w:lsdException w:name="Table Colorful 3" w:semiHidden="1" w:unhideWhenUsed="1"/>
+    <w:lsdException w:name="Table Columns 1" w:semiHidden="1" w:unhideWhenUsed="1"/>
+    <w:lsdException w:name="Table Columns 2" w:semiHidden="1" w:unhideWhenUsed="1"/>
+    <w:lsdException w:name="Table Columns 3" w:semiHidden="1" w:unhideWhenUsed="1"/>
+    <w:lsdException w:name="Table Columns 4" w:semiHidden="1" w:unhideWhenUsed="1"/>
+    <w:lsdException w:name="Table Columns 5" w:semiHidden="1" w:unhideWhenUsed="1"/>
+    <w:lsdException w:name="Table Grid 1" w:semiHidden="1" w:unhideWhenUsed="1"/>
+    <w:lsdException w:name="Table Grid 2" w:semiHidden="1" w:unhideWhenUsed="1"/>
+    <w:lsdException w:name="Table Grid 3" w:semiHidden="1" w:unhideWhenUsed="1"/>
+    <w:lsdException w:name="Table Grid 4" w:semiHidden="1" w:unhideWhenUsed="1"/>
+    <w:lsdException w:name="Table Grid 5" w:semiHidden="1" w:unhideWhenUsed="1"/>
+    <w:lsdException w:name="Table Grid 6" w:semiHidden="1" w:unhideWhenUsed="1"/>
+    <w:lsdException w:name="Table Grid 7" w:semiHidden="1" w:unhideWhenUsed="1"/>
+    <w:lsdException w:name="Table Grid 8" w:semiHidden="1" w:unhideWhenUsed="1"/>
+    <w:lsdException w:name="Table List 1" w:semiHidden="1" w:unhideWhenUsed="1"/>
+    <w:lsdException w:name="Table List 2" w:semiHidden="1" w:unhideWhenUsed="1"/>
+    <w:lsdException w:name="Table List 3" w:semiHidden="1" w:unhideWhenUsed="1"/>
+    <w:lsdException w:name="Table List 4" w:semiHidden="1" w:unhideWhenUsed="1"/>
+    <w:lsdException w:name="Table List 5" w:semiHidden="1" w:unhideWhenUsed="1"/>
+    <w:lsdException w:name="Table List 6" w:semiHidden="1" w:unhideWhenUsed="1"/>
+    <w:lsdException w:name="Table List 7" w:semiHidden="1" w:unhideWhenUsed="1"/>
+    <w:lsdException w:name="Table List 8" w:semiHidden="1" w:unhideWhenUsed="1"/>
+    <w:lsdException w:name="Table 3D effects 1" w:semiHidden="1" w:unhideWhenUsed="1"/>
+    <w:lsdException w:name="Table 3D effects 2" w:semiHidden="1" w:unhideWhenUsed="1"/>
+    <w:lsdException w:name="Table 3D effects 3" w:semiHidden="1" w:unhideWhenUsed="1"/>
+    <w:lsdException w:name="Table Contemporary" w:semiHidden="1" w:unhideWhenUsed="1"/>
+    <w:lsdException w:name="Table Elegant" w:semiHidden="1" w:unhideWhenUsed="1"/>
+    <w:lsdException w:name="Table Professional" w:semiHidden="1" w:unhideWhenUsed="1"/>
+    <w:lsdException w:name="Table Subtle 1" w:semiHidden="1" w:unhideWhenUsed="1"/>
+    <w:lsdException w:name="Table Subtle 2" w:semiHidden="1" w:unhideWhenUsed="1"/>
+    <w:lsdException w:name="Table Web 1" w:semiHidden="1" w:unhideWhenUsed="1"/>
+    <w:lsdException w:name="Table Web 2" w:semiHidden="1" w:unhideWhenUsed="1"/>
+    <w:lsdException w:name="Table Web 3" w:semiHidden="1" w:unhideWhenUsed="1"/>
+    <w:lsdException w:name="Balloon Text" w:semiHidden="1" w:unhideWhenUsed="1"/>
+    <w:lsdException w:name="Table Grid" w:uiPriority="39"/>
+    <w:lsdException w:name="Table Theme" w:semiHidden="1" w:unhideWhenUsed="1"/>
+    <w:lsdException w:name="Placeholder Text" w:semiHidden="1"/>
+    <w:lsdException w:name="No Spacing" w:uiPriority="1" w:qFormat="1"/>
+    <w:lsdException w:name="Light Shading" w:uiPriority="60"/>
+    <w:lsdException w:name="Light List" w:uiPriority="61"/>
+    <w:lsdException w:name="Light Grid" w:uiPriority="62"/>
+    <w:lsdException w:name="Medium Shading 1" w:uiPriority="63"/>
+    <w:lsdException w:name="Medium Shading 2" w:uiPriority="64"/>
+    <w:lsdException w:name="Medium List 1" w:uiPriority="65"/>
+    <w:lsdException w:name="Medium List 2" w:uiPriority="66"/>
+    <w:lsdException w:name="Medium Grid 1" w:uiPriority="67"/>
+    <w:lsdException w:name="Medium Grid 2" w:uiPriority="68"/>
+    <w:lsdException w:name="Medium Grid 3" w:uiPriority="69"/>
+    <w:lsdException w:name="Dark List" w:uiPriority="70"/>
+    <w:lsdException w:name="Colorful Shading" w:uiPriority="71"/>
+    <w:lsdException w:name="Colorful List" w:uiPriority="72"/>
+    <w:lsdException w:name="Colorful Grid" w:uiPriority="73"/>
+    <w:lsdException w:name="Light Shading Accent 1" w:uiPriority="60"/>
+    <w:lsdException w:name="Light List Accent 1" w:uiPriority="61"/>
+    <w:lsdException w:name="Light Grid Accent 1" w:uiPriority="62"/>
+    <w:lsdException w:name="Medium Shading 1 Accent 1" w:uiPriority="63"/>
+    <w:lsdException w:name="Medium Shading 2 Accent 1" w:uiPriority="64"/>
+    <w:lsdException w:name="Medium List 1 Accent 1" w:uiPriority="65"/>
+    <w:lsdException w:name="Revision" w:semiHidden="1"/>
+    <w:lsdException w:name="List Paragraph" w:uiPriority="34" w:qFormat="1"/>
+    <w:lsdException w:name="Quote" w:uiPriority="29" w:qFormat="1"/>
+    <w:lsdException w:name="Intense Quote" w:uiPriority="30" w:qFormat="1"/>
+    <w:lsdException w:name="Medium List 2 Accent 1" w:uiPriority="66"/>
+    <w:lsdException w:name="Medium Grid 1 Accent 1" w:uiPriority="67"/>
+    <w:lsdException w:name="Medium Grid 2 Accent 1" w:uiPriority="68"/>
+    <w:lsdException w:name="Medium Grid 3 Accent 1" w:uiPriority="69"/>
+    <w:lsdException w:name="Dark List Accent 1" w:uiPriority="70"/>
+    <w:lsdException w:name="Colorful Shading Accent 1" w:uiPriority="71"/>
+    <w:lsdException w:name="Colorful List Accent 1" w:uiPriority="72"/>
+    <w:lsdException w:name="Colorful Grid Accent 1" w:uiPriority="73"/>
+    <w:lsdException w:name="Light Shading Accent 2" w:uiPriority="60"/>
+    <w:lsdException w:name="Light List Accent 2" w:uiPriority="61"/>
+    <w:lsdException w:name="Light Grid Accent 2" w:uiPriority="62"/>
+    <w:lsdException w:name="Medium Shading 1 Accent 2" w:uiPriority="63"/>
+    <w:lsdException w:name="Medium Shading 2 Accent 2" w:uiPriority="64"/>
+    <w:lsdException w:name="Medium List 1 Accent 2" w:uiPriority="65"/>
+    <w:lsdException w:name="Medium List 2 Accent 2" w:uiPriority="66"/>
+    <w:lsdException w:name="Medium Grid 1 Accent 2" w:uiPriority="67"/>
+    <w:lsdException w:name="Medium Grid 2 Accent 2" w:uiPriority="68"/>
+    <w:lsdException w:name="Medium Grid 3 Accent 2" w:uiPriority="69"/>
+    <w:lsdException w:name="Dark List Accent 2" w:uiPriority="70"/>
+    <w:lsdException w:name="Colorful Shading Accent 2" w:uiPriority="71"/>
+    <w:lsdException w:name="Colorful List Accent 2" w:uiPriority="72"/>
+    <w:lsdException w:name="Colorful Grid Accent 2" w:uiPriority="73"/>
+    <w:lsdException w:name="Light Shading Accent 3" w:uiPriority="60"/>
+    <w:lsdException w:name="Light List Accent 3" w:uiPriority="61"/>
+    <w:lsdException w:name="Light Grid Accent 3" w:uiPriority="62"/>
+    <w:lsdException w:name="Medium Shading 1 Accent 3" w:uiPriority="63"/>
+    <w:lsdException w:name="Medium Shading 2 Accent 3" w:uiPriority="64"/>
+    <w:lsdException w:name="Medium List 1 Accent 3" w:uiPriority="65"/>
+    <w:lsdException w:name="Medium List 2 Accent 3" w:uiPriority="66"/>
+    <w:lsdException w:name="Medium Grid 1 Accent 3" w:uiPriority="67"/>
+    <w:lsdException w:name="Medium Grid 2 Accent 3" w:uiPriority="68"/>
+    <w:lsdException w:name="Medium Grid 3 Accent 3" w:uiPriority="69"/>
+    <w:lsdException w:name="Dark List Accent 3" w:uiPriority="70"/>
+    <w:lsdException w:name="Colorful Shading Accent 3" w:uiPriority="71"/>
+    <w:lsdException w:name="Colorful List Accent 3" w:uiPriority="72"/>
+    <w:lsdException w:name="Colorful Grid Accent 3" w:uiPriority="73"/>
+    <w:lsdException w:name="Light Shading Accent 4" w:uiPriority="60"/>
+    <w:lsdException w:name="Light List Accent 4" w:uiPriority="61"/>
+    <w:lsdException w:name="Light Grid Accent 4" w:uiPriority="62"/>
+    <w:lsdException w:name="Medium Shading 1 Accent 4" w:uiPriority="63"/>
+    <w:lsdException w:name="Medium Shading 2 Accent 4" w:uiPriority="64"/>
+    <w:lsdException w:name="Medium List 1 Accent 4" w:uiPriority="65"/>
+    <w:lsdException w:name="Medium List 2 Accent 4" w:uiPriority="66"/>
+    <w:lsdException w:name="Medium Grid 1 Accent 4" w:uiPriority="67"/>
+    <w:lsdException w:name="Medium Grid 2 Accent 4" w:uiPriority="68"/>
+    <w:lsdException w:name="Medium Grid 3 Accent 4" w:uiPriority="69"/>
+    <w:lsdException w:name="Dark List Accent 4" w:uiPriority="70"/>
+    <w:lsdException w:name="Colorful Shading Accent 4" w:uiPriority="71"/>
+    <w:lsdException w:name="Colorful List Accent 4" w:uiPriority="72"/>
+    <w:lsdException w:name="Colorful Grid Accent 4" w:uiPriority="73"/>
+    <w:lsdException w:name="Light Shading Accent 5" w:uiPriority="60"/>
+    <w:lsdException w:name="Light List Accent 5" w:uiPriority="61"/>
+    <w:lsdException w:name="Light Grid Accent 5" w:uiPriority="62"/>
+    <w:lsdException w:name="Medium Shading 1 Accent 5" w:uiPriority="63"/>
+    <w:lsdException w:name="Medium Shading 2 Accent 5" w:uiPriority="64"/>
+    <w:lsdException w:name="Medium List 1 Accent 5" w:uiPriority="65"/>
+    <w:lsdException w:name="Medium List 2 Accent 5" w:uiPriority="66"/>
+    <w:lsdException w:name="Medium Grid 1 Accent 5" w:uiPriority="67"/>
+    <w:lsdException w:name="Medium Grid 2 Accent 5" w:uiPriority="68"/>
+    <w:lsdException w:name="Medium Grid 3 Accent 5" w:uiPriority="69"/>
+    <w:lsdException w:name="Dark List Accent 5" w:uiPriority="70"/>
+    <w:lsdException w:name="Colorful Shading Accent 5" w:uiPriority="71"/>
+    <w:lsdException w:name="Colorful List Accent 5" w:uiPriority="72"/>
+    <w:lsdException w:name="Colorful Grid Accent 5" w:uiPriority="73"/>
+    <w:lsdException w:name="Light Shading Accent 6" w:uiPriority="60"/>
+    <w:lsdException w:name="Light List Accent 6" w:uiPriority="61"/>
+    <w:lsdException w:name="Light Grid Accent 6" w:uiPriority="62"/>
+    <w:lsdException w:name="Medium Shading 1 Accent 6" w:uiPriority="63"/>
+    <w:lsdException w:name="Medium Shading 2 Accent 6" w:uiPriority="64"/>
+    <w:lsdException w:name="Medium List 1 Accent 6" w:uiPriority="65"/>
+    <w:lsdException w:name="Medium List 2 Accent 6" w:uiPriority="66"/>
+    <w:lsdException w:name="Medium Grid 1 Accent 6" w:uiPriority="67"/>
+    <w:lsdException w:name="Medium Grid 2 Accent 6" w:uiPriority="68"/>
+    <w:lsdException w:name="Medium Grid 3 Accent 6" w:uiPriority="69"/>
+    <w:lsdException w:name="Dark List Accent 6" w:uiPriority="70"/>
+    <w:lsdException w:name="Colorful Shading Accent 6" w:uiPriority="71"/>
+    <w:lsdException w:name="Colorful List Accent 6" w:uiPriority="72"/>
+    <w:lsdException w:name="Colorful Grid Accent 6" w:uiPriority="73"/>
+    <w:lsdException w:name="Subtle Emphasis" w:uiPriority="19" w:qFormat="1"/>
+    <w:lsdException w:name="Intense Emphasis" w:uiPriority="21" w:qFormat="1"/>
+    <w:lsdException w:name="Subtle Reference" w:uiPriority="31" w:qFormat="1"/>
+    <w:lsdException w:name="Intense Reference" w:uiPriority="32" w:qFormat="1"/>
+    <w:lsdException w:name="Book Title" w:uiPriority="33" w:qFormat="1"/>
+    <w:lsdException w:name="Bibliography" w:semiHidden="1" w:uiPriority="37" w:unhideWhenUsed="1"/>
+    <w:lsdException w:name="TOC Heading" w:semiHidden="1" w:uiPriority="39" w:unhideWhenUsed="1" w:qFormat="1"/>
+    <w:lsdException w:name="Plain Table 1" w:uiPriority="41"/>
+    <w:lsdException w:name="Plain Table 2" w:uiPriority="42"/>
+    <w:lsdException w:name="Plain Table 3" w:uiPriority="43"/>
+    <w:lsdException w:name="Plain Table 4" w:uiPriority="44"/>
+    <w:lsdException w:name="Plain Table 5" w:uiPriority="45"/>
+    <w:lsdException w:name="Grid Table Light" w:uiPriority="40"/>
+    <w:lsdException w:name="Grid Table 1 Light" w:uiPriority="46"/>
+    <w:lsdException w:name="Grid Table 2" w:uiPriority="47"/>
+    <w:lsdException w:name="Grid Table 3" w:uiPriority="48"/>
+    <w:lsdException w:name="Grid Table 4" w:uiPriority="49"/>
+    <w:lsdException w:name="Grid Table 5 Dark" w:uiPriority="50"/>
+    <w:lsdException w:name="Grid Table 6 Colorful" w:uiPriority="51"/>
+    <w:lsdException w:name="Grid Table 7 Colorful" w:uiPriority="52"/>
+    <w:lsdException w:name="Grid Table 1 Light Accent 1" w:uiPriority="46"/>
+    <w:lsdException w:name="Grid Table 2 Accent 1" w:uiPriority="47"/>
+    <w:lsdException w:name="Grid Table 3 Accent 1" w:uiPriority="48"/>
+    <w:lsdException w:name="Grid Table 4 Accent 1" w:uiPriority="49"/>
+    <w:lsdException w:name="Grid Table 5 Dark Accent 1" w:uiPriority="50"/>
+    <w:lsdException w:name="Grid Table 6 Colorful Accent 1" w:uiPriority="51"/>
+    <w:lsdException w:name="Grid Table 7 Colorful Accent 1" w:uiPriority="52"/>
+    <w:lsdException w:name="Grid Table 1 Light Accent 2" w:uiPriority="46"/>
+    <w:lsdException w:name="Grid Table 2 Accent 2" w:uiPriority="47"/>
+    <w:lsdException w:name="Grid Table 3 Accent 2" w:uiPriority="48"/>
+    <w:lsdException w:name="Grid Table 4 Accent 2" w:uiPriority="49"/>
+    <w:lsdException w:name="Grid Table 5 Dark Accent 2" w:uiPriority="50"/>
+    <w:lsdException w:name="Grid Table 6 Colorful Accent 2" w:uiPriority="51"/>
+    <w:lsdException w:name="Grid Table 7 Colorful Accent 2" w:uiPriority="52"/>
+    <w:lsdException w:name="Grid Table 1 Light Accent 3" w:uiPriority="46"/>
+    <w:lsdException w:name="Grid Table 2 Accent 3" w:uiPriority="47"/>
+    <w:lsdException w:name="Grid Table 3 Accent 3" w:uiPriority="48"/>
+    <w:lsdException w:name="Grid Table 4 Accent 3" w:uiPriority="49"/>
+    <w:lsdException w:name="Grid Table 5 Dark Accent 3" w:uiPriority="50"/>
+    <w:lsdException w:name="Grid Table 6 Colorful Accent 3" w:uiPriority="51"/>
+    <w:lsdException w:name="Grid Table 7 Colorful Accent 3" w:uiPriority="52"/>
+    <w:lsdException w:name="Grid Table 1 Light Accent 4" w:uiPriority="46"/>
+    <w:lsdException w:name="Grid Table 2 Accent 4" w:uiPriority="47"/>
+    <w:lsdException w:name="Grid Table 3 Accent 4" w:uiPriority="48"/>
+    <w:lsdException w:name="Grid Table 4 Accent 4" w:uiPriority="49"/>
+    <w:lsdException w:name="Grid Table 5 Dark Accent 4" w:uiPriority="50"/>
+    <w:lsdException w:name="Grid Table 6 Colorful Accent 4" w:uiPriority="51"/>
+    <w:lsdException w:name="Grid Table 7 Colorful Accent 4" w:uiPriority="52"/>
+    <w:lsdException w:name="Grid Table 1 Light Accent 5" w:uiPriority="46"/>
+    <w:lsdException w:name="Grid Table 2 Accent 5" w:uiPriority="47"/>
+    <w:lsdException w:name="Grid Table 3 Accent 5" w:uiPriority="48"/>
+    <w:lsdException w:name="Grid Table 4 Accent 5" w:uiPriority="49"/>
+    <w:lsdException w:name="Grid Table 5 Dark Accent 5" w:uiPriority="50"/>
+    <w:lsdException w:name="Grid Table 6 Colorful Accent 5" w:uiPriority="51"/>
+    <w:lsdException w:name="Grid Table 7 Colorful Accent 5" w:uiPriority="52"/>
+    <w:lsdException w:name="Grid Table 1 Light Accent 6" w:uiPriority="46"/>
+    <w:lsdException w:name="Grid Table 2 Accent 6" w:uiPriority="47"/>
+    <w:lsdException w:name="Grid Table 3 Accent 6" w:uiPriority="48"/>
+    <w:lsdException w:name="Grid Table 4 Accent 6" w:uiPriority="49"/>
+    <w:lsdException w:name="Grid Table 5 Dark Accent 6" w:uiPriority="50"/>
+    <w:lsdException w:name="Grid Table 6 Colorful Accent 6" w:uiPriority="51"/>
+    <w:lsdException w:name="Grid Table 7 Colorful Accent 6" w:uiPriority="52"/>
+    <w:lsdException w:name="List Table 1 Light" w:uiPriority="46"/>
+    <w:lsdException w:name="List Table 2" w:uiPriority="47"/>
+    <w:lsdException w:name="List Table 3" w:uiPriority="48"/>
+    <w:lsdException w:name="List Table 4" w:uiPriority="49"/>
+    <w:lsdException w:name="List Table 5 Dark" w:uiPriority="50"/>
+    <w:lsdException w:name="List Table 6 Colorful" w:uiPriority="51"/>
+    <w:lsdException w:name="List Table 7 Colorful" w:uiPriority="52"/>
+    <w:lsdException w:name="List Table 1 Light Accent 1" w:uiPriority="46"/>
+    <w:lsdException w:name="List Table 2 Accent 1" w:uiPriority="47"/>
+    <w:lsdException w:name="List Table 3 Accent 1" w:uiPriority="48"/>
+    <w:lsdException w:name="List Table 4 Accent 1" w:uiPriority="49"/>
+    <w:lsdException w:name="List Table 5 Dark Accent 1" w:uiPriority="50"/>
+    <w:lsdException w:name="List Table 6 Colorful Accent 1" w:uiPriority="51"/>
+    <w:lsdException w:name="List Table 7 Colorful Accent 1" w:uiPriority="52"/>
+    <w:lsdException w:name="List Table 1 Light Accent 2" w:uiPriority="46"/>
+    <w:lsdException w:name="List Table 2 Accent 2" w:uiPriority="47"/>
+    <w:lsdException w:name="List Table 3 Accent 2" w:uiPriority="48"/>
+    <w:lsdException w:name="List Table 4 Accent 2" w:uiPriority="49"/>
+    <w:lsdException w:name="List Table 5 Dark Accent 2" w:uiPriority="50"/>
+    <w:lsdException w:name="List Table 6 Colorful Accent 2" w:uiPriority="51"/>
+    <w:lsdException w:name="List Table 7 Colorful Accent 2" w:uiPriority="52"/>
+    <w:lsdException w:name="List Table 1 Light Accent 3" w:uiPriority="46"/>
+    <w:lsdException w:name="List Table 2 Accent 3" w:uiPriority="47"/>
+    <w:lsdException w:name="List Table 3 Accent 3" w:uiPriority="48"/>
+    <w:lsdException w:name="List Table 4 Accent 3" w:uiPriority="49"/>
+    <w:lsdException w:name="List Table 5 Dark Accent 3" w:uiPriority="50"/>
+    <w:lsdException w:name="List Table 6 Colorful Accent 3" w:uiPriority="51"/>
+    <w:lsdException w:name="List Table 7 Colorful Accent 3" w:uiPriority="52"/>
+    <w:lsdException w:name="List Table 1 Light Accent 4" w:uiPriority="46"/>
+    <w:lsdException w:name="List Table 2 Accent 4" w:uiPriority="47"/>
+    <w:lsdException w:name="List Table 3 Accent 4" w:uiPriority="48"/>
+    <w:lsdException w:name="List Table 4 Accent 4" w:uiPriority="49"/>
+    <w:lsdException w:name="List Table 5 Dark Accent 4" w:uiPriority="50"/>
+    <w:lsdException w:name="List Table 6 Colorful Accent 4" w:uiPriority="51"/>
+    <w:lsdException w:name="List Table 7 Colorful Accent 4" w:uiPriority="52"/>
+    <w:lsdException w:name="List Table 1 Light Accent 5" w:uiPriority="46"/>
+    <w:lsdException w:name="List Table 2 Accent 5" w:uiPriority="47"/>
+    <w:lsdException w:name="List Table 3 Accent 5" w:uiPriority="48"/>
+    <w:lsdException w:name="List Table 4 Accent 5" w:uiPriority="49"/>
+    <w:lsdException w:name="List Table 5 Dark Accent 5" w:uiPriority="50"/>
+    <w:lsdException w:name="List Table 6 Colorful Accent 5" w:uiPriority="51"/>
+    <w:lsdException w:name="List Table 7 Colorful Accent 5" w:uiPriority="52"/>
+    <w:lsdException w:name="List Table 1 Light Accent 6" w:uiPriority="46"/>
+    <w:lsdException w:name="List Table 2 Accent 6" w:uiPriority="47"/>
+    <w:lsdException w:name="List Table 3 Accent 6" w:uiPriority="48"/>
+    <w:lsdException w:name="List Table 4 Accent 6" w:uiPriority="49"/>
+    <w:lsdException w:name="List Table 5 Dark Accent 6" w:uiPriority="50"/>
+    <w:lsdException w:name="List Table 6 Colorful Accent 6" w:uiPriority="51"/>
+    <w:lsdException w:name="List Table 7 Colorful Accent 6" w:uiPriority="52"/>
+    <w:lsdException w:name="Mention" w:semiHidden="1" w:unhideWhenUsed="1"/>
+    <w:lsdException w:name="Smart Hyperlink" w:semiHidden="1" w:unhideWhenUsed="1"/>
+    <w:lsdException w:name="Hashtag" w:semiHidden="1" w:unhideWhenUsed="1"/>
+    <w:lsdException w:name="Unresolved Mention" w:semiHidden="1" w:unhideWhenUsed="1"/>
+    <w:lsdException w:name="Smart Link" w:semiHidden="1" w:unhideWhenUsed="1"/>
+  </w:latentStyles>
+  <w:style w:type="paragraph" w:default="1" w:styleId="a">
+    <w:name w:val="Normal"/>
+    <w:qFormat/>
+    <w:rPr>
+      <w:rFonts w:ascii="Cambria" w:eastAsia="Cambria" w:hAnsi="Cambria" w:cs="Cambria"/>
+    </w:rPr>
+  </w:style>
+  <w:style w:type="paragraph" w:styleId="1">
+    <w:name w:val="heading 1"/>
+    <w:basedOn w:val="a"/>
+    <w:uiPriority w:val="9"/>
+    <w:qFormat/>
+    <w:pPr>
+      <w:spacing w:line="294" w:lineRule="exact"/>
+      <w:ind w:left="360"/>
+      <w:outlineLvl w:val="0"/>
+    </w:pPr>
+    <w:rPr>
+      <w:rFonts w:ascii="Palatino Linotype" w:eastAsia="Palatino Linotype" w:hAnsi="Palatino Linotype" w:cs="Palatino Linotype"/>
+      <w:b/>
+      <w:bCs/>
+    </w:rPr>
+  </w:style>
+  <w:style w:type="character" w:default="1" w:styleId="a0">
     <w:name w:val="Default Paragraph Font"/>
     <w:uiPriority w:val="1"/>
     <w:semiHidden/>
     <w:unhideWhenUsed/>
   </w:style>
-  <w:style w:styleId="TableNormal" w:default="1" w:type="table">
+  <w:style w:type="table" w:default="1" w:styleId="a1">
+    <w:name w:val="Normal Table"/>
+    <w:uiPriority w:val="99"/>
+    <w:semiHidden/>
+    <w:unhideWhenUsed/>
+    <w:tblPr>
+      <w:tblInd w:w="0" w:type="dxa"/>
+      <w:tblCellMar>
+        <w:top w:w="0" w:type="dxa"/>
+        <w:left w:w="108" w:type="dxa"/>
+        <w:bottom w:w="0" w:type="dxa"/>
+        <w:right w:w="108" w:type="dxa"/>
+      </w:tblCellMar>
+    </w:tblPr>
+  </w:style>
+  <w:style w:type="numbering" w:default="1" w:styleId="a2">
+    <w:name w:val="No List"/>
+    <w:uiPriority w:val="99"/>
+    <w:semiHidden/>
+    <w:unhideWhenUsed/>
+  </w:style>
+  <w:style w:type="table" w:customStyle="1" w:styleId="TableNormal">
     <w:name w:val="Table Normal"/>
     <w:uiPriority w:val="2"/>
     <w:semiHidden/>
@@ -6235,75 +5964,26 @@
       </w:tblCellMar>
     </w:tblPr>
   </w:style>
-  <w:style w:styleId="NoList" w:default="1" w:type="numbering">
-    <w:name w:val="No List"/>
-    <w:uiPriority w:val="99"/>
-    <w:semiHidden/>
-    <w:unhideWhenUsed/>
-  </w:style>
-  <w:style w:default="1" w:styleId="Normal" w:type="paragraph">
-    <w:name w:val="Normal"/>
-    <w:uiPriority w:val="1"/>
-    <w:qFormat/>
-    <w:pPr/>
-    <w:rPr>
-      <w:rFonts w:ascii="Cambria" w:hAnsi="Cambria" w:eastAsia="Cambria" w:cs="Cambria"/>
-      <w:lang w:val="en-US" w:eastAsia="en-US" w:bidi="ar-SA"/>
-    </w:rPr>
-  </w:style>
-  <w:style w:styleId="BodyText" w:type="paragraph">
+  <w:style w:type="paragraph" w:styleId="a3">
     <w:name w:val="Body Text"/>
-    <w:basedOn w:val="Normal"/>
+    <w:basedOn w:val="a"/>
     <w:uiPriority w:val="1"/>
     <w:qFormat/>
     <w:pPr>
       <w:ind w:left="360"/>
     </w:pPr>
-    <w:rPr>
-      <w:rFonts w:ascii="Cambria" w:hAnsi="Cambria" w:eastAsia="Cambria" w:cs="Cambria"/>
-      <w:sz w:val="22"/>
-      <w:szCs w:val="22"/>
-      <w:lang w:val="en-US" w:eastAsia="en-US" w:bidi="ar-SA"/>
-    </w:rPr>
   </w:style>
-  <w:style w:styleId="Heading1" w:type="paragraph">
-    <w:name w:val="Heading 1"/>
-    <w:basedOn w:val="Normal"/>
+  <w:style w:type="paragraph" w:styleId="a4">
+    <w:name w:val="List Paragraph"/>
+    <w:basedOn w:val="a"/>
     <w:uiPriority w:val="1"/>
     <w:qFormat/>
-    <w:pPr>
-      <w:spacing w:line="294" w:lineRule="exact"/>
-      <w:ind w:left="360"/>
-      <w:outlineLvl w:val="1"/>
-    </w:pPr>
-    <w:rPr>
-      <w:rFonts w:ascii="Palatino Linotype" w:hAnsi="Palatino Linotype" w:eastAsia="Palatino Linotype" w:cs="Palatino Linotype"/>
-      <w:b/>
-      <w:bCs/>
-      <w:sz w:val="22"/>
-      <w:szCs w:val="22"/>
-      <w:lang w:val="en-US" w:eastAsia="en-US" w:bidi="ar-SA"/>
-    </w:rPr>
   </w:style>
-  <w:style w:styleId="ListParagraph" w:type="paragraph">
-    <w:name w:val="List Paragraph"/>
-    <w:basedOn w:val="Normal"/>
+  <w:style w:type="paragraph" w:customStyle="1" w:styleId="TableParagraph">
+    <w:name w:val="Table Paragraph"/>
+    <w:basedOn w:val="a"/>
     <w:uiPriority w:val="1"/>
     <w:qFormat/>
-    <w:pPr/>
-    <w:rPr>
-      <w:lang w:val="en-US" w:eastAsia="en-US" w:bidi="ar-SA"/>
-    </w:rPr>
-  </w:style>
-  <w:style w:styleId="TableParagraph" w:type="paragraph">
-    <w:name w:val="Table Paragraph"/>
-    <w:basedOn w:val="Normal"/>
-    <w:uiPriority w:val="1"/>
-    <w:qFormat/>
-    <w:pPr/>
-    <w:rPr>
-      <w:lang w:val="en-US" w:eastAsia="en-US" w:bidi="ar-SA"/>
-    </w:rPr>
   </w:style>
 </w:styles>
 </file>
